--- a/Doku/Word/Dokumentation_Qualitaets_Muster_Finder.docx
+++ b/Doku/Word/Dokumentation_Qualitaets_Muster_Finder.docx
@@ -36,7 +36,7 @@
         <w:rPr>
           <w:sz w:val="22"/>
         </w:rPr>
-        <w:t>Erstellt: 29.07.2026    |    Datenbasis: Qualitätsberichte deutscher Krankenhäuser 2023</w:t>
+        <w:t>Erstellt: 05.08.2026    |    Datenbasis: Qualitätsberichte deutscher Krankenhäuser 2023</w:t>
       </w:r>
     </w:p>
     <w:p>
@@ -139,7 +139,18 @@
         <w:rPr>
           <w:sz w:val="22"/>
         </w:rPr>
-        <w:t>2.4  Nicht relevante Tabellen</w:t>
+        <w:t>2.4  Möglicherweise relevante Tabellen</w:t>
+      </w:r>
+    </w:p>
+    <w:p>
+      <w:pPr>
+        <w:ind w:left="0"/>
+      </w:pPr>
+      <w:r>
+        <w:rPr>
+          <w:sz w:val="22"/>
+        </w:rPr>
+        <w:t>2.5  Nicht relevante Tabellen</w:t>
       </w:r>
     </w:p>
     <w:p>
@@ -274,7 +285,18 @@
         <w:rPr>
           <w:sz w:val="22"/>
         </w:rPr>
-        <w:t>5.2  Gesamteinschätzung</w:t>
+        <w:t>5.2  Grafiken</w:t>
+      </w:r>
+    </w:p>
+    <w:p>
+      <w:pPr>
+        <w:ind w:left="0"/>
+      </w:pPr>
+      <w:r>
+        <w:rPr>
+          <w:sz w:val="22"/>
+        </w:rPr>
+        <w:t>5.3  Gesamteinschätzung</w:t>
       </w:r>
     </w:p>
     <w:p>
@@ -509,7 +531,7 @@
               <w:rPr>
                 <w:sz w:val="20"/>
               </w:rPr>
-              <w:t>Streamlit-Dashboard (3 Seiten)</w:t>
+              <w:t>Streamlit-Dashboard (4 Seiten)</w:t>
             </w:r>
           </w:p>
         </w:tc>
@@ -522,7 +544,7 @@
               <w:rPr>
                 <w:sz w:val="20"/>
               </w:rPr>
-              <w:t>⬜ Offen</w:t>
+              <w:t>✅ Live</w:t>
             </w:r>
           </w:p>
         </w:tc>
@@ -563,7 +585,7 @@
               <w:rPr>
                 <w:sz w:val="20"/>
               </w:rPr>
-              <w:t>⬜ Offen</w:t>
+              <w:t>✅ Abgeschlossen</w:t>
             </w:r>
           </w:p>
         </w:tc>
@@ -604,7 +626,7 @@
               <w:rPr>
                 <w:sz w:val="20"/>
               </w:rPr>
-              <w:t>⬜ Offen</w:t>
+              <w:t>🟡 Teilweise</w:t>
             </w:r>
           </w:p>
         </w:tc>
@@ -642,7 +664,7 @@
         <w:pStyle w:val="ListBullet"/>
       </w:pPr>
       <w:r>
-        <w:t>~1.900 Krankenhäuser (Standorte)</w:t>
+        <w:t>2.310 Krankenhäuser (Standorte) in SO.csv — davon 1.824 mit Qualitätsbewertung</w:t>
       </w:r>
     </w:p>
     <w:p>
@@ -796,7 +818,7 @@
               <w:rPr>
                 <w:sz w:val="20"/>
               </w:rPr>
-              <w:t>SO.QBID, SO.Betten, SO.Bundesland, SO.Uni, KH.Träger.Art, Koordinaten</w:t>
+              <w:t>SO.QBID, SO.Betten, SO.Bundesland, SO.Uni, KH.Träger.Art, SO.Standortnummer, Koordinaten</w:t>
             </w:r>
           </w:p>
         </w:tc>
@@ -945,7 +967,7 @@
               <w:rPr>
                 <w:sz w:val="20"/>
               </w:rPr>
-              <w:t>Fachabteilungen der Krankenhäuser</w:t>
+              <w:t>Fachabteilungen der Krankenhäuser (Brückentabelle)</w:t>
             </w:r>
           </w:p>
         </w:tc>
@@ -958,7 +980,7 @@
               <w:rPr>
                 <w:sz w:val="20"/>
               </w:rPr>
-              <w:t>FA.QBID, FA.FZ.Voll, FA.FZ.Teil, FA.Key301</w:t>
+              <w:t>ABTID, FA.QBID (= SO.QBID)</w:t>
             </w:r>
           </w:p>
         </w:tc>
@@ -971,7 +993,7 @@
               <w:rPr>
                 <w:sz w:val="20"/>
               </w:rPr>
-              <w:t>Merkmal: Ärzte pro Bett</w:t>
+              <w:t>Verknüpfungstabelle für Personaldaten</w:t>
             </w:r>
           </w:p>
         </w:tc>
@@ -986,7 +1008,7 @@
               <w:rPr>
                 <w:sz w:val="20"/>
               </w:rPr>
-              <w:t>QS.csv</w:t>
+              <w:t>FA.Personalliste.csv</w:t>
             </w:r>
           </w:p>
         </w:tc>
@@ -999,7 +1021,7 @@
               <w:rPr>
                 <w:sz w:val="20"/>
               </w:rPr>
-              <w:t>QS-Berichtsbasis pro Standort</w:t>
+              <w:t>Personal pro Fachabteilung nach Berufsgruppe</w:t>
             </w:r>
           </w:p>
         </w:tc>
@@ -1012,7 +1034,7 @@
               <w:rPr>
                 <w:sz w:val="20"/>
               </w:rPr>
-              <w:t>QS.ID, SO.QBID, QS.Typ</w:t>
+              <w:t>ABTID, FA.Personal.Bereich, FA.Personal.Anzahl</w:t>
             </w:r>
           </w:p>
         </w:tc>
@@ -1025,7 +1047,7 @@
               <w:rPr>
                 <w:sz w:val="20"/>
               </w:rPr>
-              <w:t>Verknüpfungstabelle</w:t>
+              <w:t>Merkmal: aerzte_pro_bett (stärkster Prädiktor)</w:t>
             </w:r>
           </w:p>
         </w:tc>
@@ -1040,7 +1062,7 @@
               <w:rPr>
                 <w:sz w:val="20"/>
               </w:rPr>
-              <w:t>QS.Leistungsbereich.csv</w:t>
+              <w:t>SO.Personalliste.csv</w:t>
             </w:r>
           </w:p>
         </w:tc>
@@ -1053,7 +1075,7 @@
               <w:rPr>
                 <w:sz w:val="20"/>
               </w:rPr>
-              <w:t>Leistungsbereiche mit Dokumentationsraten</w:t>
+              <w:t>Personal auf Standortebene nach Berufsgruppe *(2026-07-29)*</w:t>
             </w:r>
           </w:p>
         </w:tc>
@@ -1066,7 +1088,7 @@
               <w:rPr>
                 <w:sz w:val="20"/>
               </w:rPr>
-              <w:t>SO.QBID, QSLB.Dokumentationsrate, QSLB.Fallzahl</w:t>
+              <w:t>SO.QBID, SO.Personal.Bereich, SO.Personal.Anzahl</w:t>
             </w:r>
           </w:p>
         </w:tc>
@@ -1079,7 +1101,657 @@
               <w:rPr>
                 <w:sz w:val="20"/>
               </w:rPr>
-              <w:t>Ergänzung</w:t>
+              <w:t>Merkmal: pflege_pro_bett</w:t>
+            </w:r>
+          </w:p>
+        </w:tc>
+      </w:tr>
+      <w:tr>
+        <w:tc>
+          <w:tcPr>
+            <w:tcW w:type="dxa" w:w="2551"/>
+          </w:tcPr>
+          <w:p>
+            <w:r>
+              <w:rPr>
+                <w:sz w:val="20"/>
+              </w:rPr>
+              <w:t>Konzern.csv</w:t>
+            </w:r>
+          </w:p>
+        </w:tc>
+        <w:tc>
+          <w:tcPr>
+            <w:tcW w:type="dxa" w:w="2551"/>
+          </w:tcPr>
+          <w:p>
+            <w:r>
+              <w:rPr>
+                <w:sz w:val="20"/>
+              </w:rPr>
+              <w:t>Konzernzugehörigkeit *(2026-07-29)*</w:t>
+            </w:r>
+          </w:p>
+        </w:tc>
+        <w:tc>
+          <w:tcPr>
+            <w:tcW w:type="dxa" w:w="3118"/>
+          </w:tcPr>
+          <w:p>
+            <w:r>
+              <w:rPr>
+                <w:sz w:val="20"/>
+              </w:rPr>
+              <w:t>SO.Standortnummer (⚠️ nicht SO.QBID), Konzern</w:t>
+            </w:r>
+          </w:p>
+        </w:tc>
+        <w:tc>
+          <w:tcPr>
+            <w:tcW w:type="dxa" w:w="1984"/>
+          </w:tcPr>
+          <w:p>
+            <w:r>
+              <w:rPr>
+                <w:sz w:val="20"/>
+              </w:rPr>
+              <w:t>Merkmal: ist_konzern</w:t>
+            </w:r>
+          </w:p>
+        </w:tc>
+      </w:tr>
+    </w:tbl>
+    <w:p/>
+    <w:p>
+      <w:r>
+        <w:t>Hinweis: QS.csv wurde ursprünglich als notwendige Verknüpfungstabelle vermutet, wird aber tatsächlich nie geladen — QS.Qualitätsindikator.csv trägt SO.QBID bereits selbst, ein Join über QS.csv ist für die Zusammenführung nicht nötig.</w:t>
+      </w:r>
+    </w:p>
+    <w:p>
+      <w:pPr>
+        <w:pStyle w:val="Heading2"/>
+      </w:pPr>
+      <w:r>
+        <w:t>2.4  Möglicherweise relevante Tabellen (identifiziert, nicht eingebunden)</w:t>
+      </w:r>
+    </w:p>
+    <w:p>
+      <w:r>
+        <w:t>Diese Tabellen enthalten potenziell nützliche Daten, wurden aber (noch) nicht in die Analysetabelle aufgenommen:</w:t>
+      </w:r>
+    </w:p>
+    <w:tbl>
+      <w:tblPr>
+        <w:tblStyle w:val="TableGrid"/>
+        <w:tblW w:type="auto" w:w="0"/>
+        <w:tblLook w:firstColumn="1" w:firstRow="1" w:lastColumn="0" w:lastRow="0" w:noHBand="0" w:noVBand="1" w:val="04A0"/>
+      </w:tblPr>
+      <w:tblGrid>
+        <w:gridCol w:w="4561"/>
+        <w:gridCol w:w="4561"/>
+      </w:tblGrid>
+      <w:tr>
+        <w:tc>
+          <w:tcPr>
+            <w:tcW w:type="dxa" w:w="3402"/>
+            <w:shd w:fill="4472C4" w:color="FFFFFF" w:val="clear"/>
+          </w:tcPr>
+          <w:p>
+            <w:r>
+              <w:rPr>
+                <w:b/>
+                <w:color w:val="FFFFFF"/>
+                <w:sz w:val="20"/>
+              </w:rPr>
+              <w:t>Datei(en)</w:t>
+            </w:r>
+          </w:p>
+        </w:tc>
+        <w:tc>
+          <w:tcPr>
+            <w:tcW w:type="dxa" w:w="5669"/>
+            <w:shd w:fill="4472C4" w:color="FFFFFF" w:val="clear"/>
+          </w:tcPr>
+          <w:p>
+            <w:r>
+              <w:rPr>
+                <w:b/>
+                <w:color w:val="FFFFFF"/>
+                <w:sz w:val="20"/>
+              </w:rPr>
+              <w:t>Warum (noch) nicht eingebunden</w:t>
+            </w:r>
+          </w:p>
+        </w:tc>
+      </w:tr>
+      <w:tr>
+        <w:tc>
+          <w:tcPr>
+            <w:tcW w:type="dxa" w:w="3402"/>
+          </w:tcPr>
+          <w:p>
+            <w:r>
+              <w:rPr>
+                <w:sz w:val="20"/>
+              </w:rPr>
+              <w:t>QS.Leistungsbereich.csv</w:t>
+            </w:r>
+          </w:p>
+        </w:tc>
+        <w:tc>
+          <w:tcPr>
+            <w:tcW w:type="dxa" w:w="5669"/>
+          </w:tcPr>
+          <w:p>
+            <w:r>
+              <w:rPr>
+                <w:sz w:val="20"/>
+              </w:rPr>
+              <w:t>QSLB.Dokumentationsrate = potenzielle Qualitätskennzahl. Noch nicht gesichtet/eingebunden.</w:t>
+            </w:r>
+          </w:p>
+        </w:tc>
+      </w:tr>
+      <w:tr>
+        <w:tc>
+          <w:tcPr>
+            <w:tcW w:type="dxa" w:w="3402"/>
+          </w:tcPr>
+          <w:p>
+            <w:r>
+              <w:rPr>
+                <w:sz w:val="20"/>
+              </w:rPr>
+              <w:t>AQ.Pflege.csv</w:t>
+            </w:r>
+          </w:p>
+        </w:tc>
+        <w:tc>
+          <w:tcPr>
+            <w:tcW w:type="dxa" w:w="5669"/>
+          </w:tcPr>
+          <w:p>
+            <w:r>
+              <w:rPr>
+                <w:sz w:val="20"/>
+              </w:rPr>
+              <w:t>Enthält nur Pflege-Qualifikationsnachweise, keine Personal-Anzahlen. SO.Personalliste.csv liefert pflege_pro_bett direkter — deshalb hier statt AQ.Pflege.csv verwendet.</w:t>
+            </w:r>
+          </w:p>
+        </w:tc>
+      </w:tr>
+      <w:tr>
+        <w:tc>
+          <w:tcPr>
+            <w:tcW w:type="dxa" w:w="3402"/>
+          </w:tcPr>
+          <w:p>
+            <w:r>
+              <w:rPr>
+                <w:sz w:val="20"/>
+              </w:rPr>
+              <w:t>AQ.Ärzte.csv</w:t>
+            </w:r>
+          </w:p>
+        </w:tc>
+        <w:tc>
+          <w:tcPr>
+            <w:tcW w:type="dxa" w:w="5669"/>
+          </w:tcPr>
+          <w:p>
+            <w:r>
+              <w:rPr>
+                <w:sz w:val="20"/>
+              </w:rPr>
+              <w:t>Qualifikationsmerkmale der Ärzte (Facharzt-Bezeichnungen), aber keine Vollzeit-Anzahlen. FA.Personalliste.csv ist für aerzte_pro_bett besser geeignet.</w:t>
+            </w:r>
+          </w:p>
+        </w:tc>
+      </w:tr>
+      <w:tr>
+        <w:tc>
+          <w:tcPr>
+            <w:tcW w:type="dxa" w:w="3402"/>
+          </w:tcPr>
+          <w:p>
+            <w:r>
+              <w:rPr>
+                <w:sz w:val="20"/>
+              </w:rPr>
+              <w:t>QS.Behandlungsumfang.csv</w:t>
+            </w:r>
+          </w:p>
+        </w:tc>
+        <w:tc>
+          <w:tcPr>
+            <w:tcW w:type="dxa" w:w="5669"/>
+          </w:tcPr>
+          <w:p>
+            <w:r>
+              <w:rPr>
+                <w:sz w:val="20"/>
+              </w:rPr>
+              <w:t>Möglicherweise Ergänzung zu QS.Leistungsbereich.csv. Noch nicht gesichtet.</w:t>
+            </w:r>
+          </w:p>
+        </w:tc>
+      </w:tr>
+      <w:tr>
+        <w:tc>
+          <w:tcPr>
+            <w:tcW w:type="dxa" w:w="3402"/>
+          </w:tcPr>
+          <w:p>
+            <w:r>
+              <w:rPr>
+                <w:sz w:val="20"/>
+              </w:rPr>
+              <w:t>QS.Extern.Sonstige.csv</w:t>
+            </w:r>
+          </w:p>
+        </w:tc>
+        <w:tc>
+          <w:tcPr>
+            <w:tcW w:type="dxa" w:w="5669"/>
+          </w:tcPr>
+          <w:p>
+            <w:r>
+              <w:rPr>
+                <w:sz w:val="20"/>
+              </w:rPr>
+              <w:t>Alternative Ziel-Variable denkbar, aber keine einheitliche auffällig-Bewertung wie QS.Qualitätsindikator.csv.</w:t>
+            </w:r>
+          </w:p>
+        </w:tc>
+      </w:tr>
+      <w:tr>
+        <w:tc>
+          <w:tcPr>
+            <w:tcW w:type="dxa" w:w="3402"/>
+          </w:tcPr>
+          <w:p>
+            <w:r>
+              <w:rPr>
+                <w:sz w:val="20"/>
+              </w:rPr>
+              <w:t>QS.Pso.csv, QS.Psy.csv, QS.Struktur.Station.csv</w:t>
+            </w:r>
+          </w:p>
+        </w:tc>
+        <w:tc>
+          <w:tcPr>
+            <w:tcW w:type="dxa" w:w="5669"/>
+          </w:tcPr>
+          <w:p>
+            <w:r>
+              <w:rPr>
+                <w:sz w:val="20"/>
+              </w:rPr>
+              <w:t>Psychiatrie-spezifische Qualitätsdaten. Schlüssel QS.Einrichtung.ID — kein direkter Join mit SO.QBID ohne Brückentabelle. Nur für Psychiatrie-Teilanalyse geeignet.</w:t>
+            </w:r>
+          </w:p>
+        </w:tc>
+      </w:tr>
+      <w:tr>
+        <w:tc>
+          <w:tcPr>
+            <w:tcW w:type="dxa" w:w="3402"/>
+          </w:tcPr>
+          <w:p>
+            <w:r>
+              <w:rPr>
+                <w:sz w:val="20"/>
+              </w:rPr>
+              <w:t>MM.csv, MM.Ausnahme.csv, MM.Leistungsberechtigung.Prognose.csv</w:t>
+            </w:r>
+          </w:p>
+        </w:tc>
+        <w:tc>
+          <w:tcPr>
+            <w:tcW w:type="dxa" w:w="5669"/>
+          </w:tcPr>
+          <w:p>
+            <w:r>
+              <w:rPr>
+                <w:sz w:val="20"/>
+              </w:rPr>
+              <w:t>Mindestmengen — ob ein Haus gesetzliche Mindestfallzahlen erfüllt. Strukturmerkmal, nicht gesichtet.</w:t>
+            </w:r>
+          </w:p>
+        </w:tc>
+      </w:tr>
+      <w:tr>
+        <w:tc>
+          <w:tcPr>
+            <w:tcW w:type="dxa" w:w="3402"/>
+          </w:tcPr>
+          <w:p>
+            <w:r>
+              <w:rPr>
+                <w:sz w:val="20"/>
+              </w:rPr>
+              <w:t>AM.csv, AM.Leistung.csv, AM.VAVU.csv</w:t>
+            </w:r>
+          </w:p>
+        </w:tc>
+        <w:tc>
+          <w:tcPr>
+            <w:tcW w:type="dxa" w:w="5669"/>
+          </w:tcPr>
+          <w:p>
+            <w:r>
+              <w:rPr>
+                <w:sz w:val="20"/>
+              </w:rPr>
+              <w:t>Ausstattungsmerkmale (medizinisch-technische Geräte). Nicht gesichtet.</w:t>
+            </w:r>
+          </w:p>
+        </w:tc>
+      </w:tr>
+      <w:tr>
+        <w:tc>
+          <w:tcPr>
+            <w:tcW w:type="dxa" w:w="3402"/>
+          </w:tcPr>
+          <w:p>
+            <w:r>
+              <w:rPr>
+                <w:sz w:val="20"/>
+              </w:rPr>
+              <w:t>CQ.csv</w:t>
+            </w:r>
+          </w:p>
+        </w:tc>
+        <w:tc>
+          <w:tcPr>
+            <w:tcW w:type="dxa" w:w="5669"/>
+          </w:tcPr>
+          <w:p>
+            <w:r>
+              <w:rPr>
+                <w:sz w:val="20"/>
+              </w:rPr>
+              <w:t>Zertifizierungen/Strukturqualitätsvereinbarungen. Nicht verwendet.</w:t>
+            </w:r>
+          </w:p>
+        </w:tc>
+      </w:tr>
+      <w:tr>
+        <w:tc>
+          <w:tcPr>
+            <w:tcW w:type="dxa" w:w="3402"/>
+          </w:tcPr>
+          <w:p>
+            <w:r>
+              <w:rPr>
+                <w:sz w:val="20"/>
+              </w:rPr>
+              <w:t>BF.csv, BM.csv</w:t>
+            </w:r>
+          </w:p>
+        </w:tc>
+        <w:tc>
+          <w:tcPr>
+            <w:tcW w:type="dxa" w:w="5669"/>
+          </w:tcPr>
+          <w:p>
+            <w:r>
+              <w:rPr>
+                <w:sz w:val="20"/>
+              </w:rPr>
+              <w:t>Behandlungsfelder/-möglichkeiten. Bedeutung für Analyse unklar.</w:t>
+            </w:r>
+          </w:p>
+        </w:tc>
+      </w:tr>
+      <w:tr>
+        <w:tc>
+          <w:tcPr>
+            <w:tcW w:type="dxa" w:w="3402"/>
+          </w:tcPr>
+          <w:p>
+            <w:r>
+              <w:rPr>
+                <w:sz w:val="20"/>
+              </w:rPr>
+              <w:t>AMTS.csv, AMTS_Massnahme.csv</w:t>
+            </w:r>
+          </w:p>
+        </w:tc>
+        <w:tc>
+          <w:tcPr>
+            <w:tcW w:type="dxa" w:w="5669"/>
+          </w:tcPr>
+          <w:p>
+            <w:r>
+              <w:rPr>
+                <w:sz w:val="20"/>
+              </w:rPr>
+              <w:t>Arzneimitteltherapiesicherheit. Bedeutung für Auffälligkeitsquote unklar.</w:t>
+            </w:r>
+          </w:p>
+        </w:tc>
+      </w:tr>
+      <w:tr>
+        <w:tc>
+          <w:tcPr>
+            <w:tcW w:type="dxa" w:w="3402"/>
+          </w:tcPr>
+          <w:p>
+            <w:r>
+              <w:rPr>
+                <w:sz w:val="20"/>
+              </w:rPr>
+              <w:t>RM.csv, RM.Fallbesprechung.csv</w:t>
+            </w:r>
+          </w:p>
+        </w:tc>
+        <w:tc>
+          <w:tcPr>
+            <w:tcW w:type="dxa" w:w="5669"/>
+          </w:tcPr>
+          <w:p>
+            <w:r>
+              <w:rPr>
+                <w:sz w:val="20"/>
+              </w:rPr>
+              <w:t>Risikomanagement-Systeme. Nicht gesichtet.</w:t>
+            </w:r>
+          </w:p>
+        </w:tc>
+      </w:tr>
+      <w:tr>
+        <w:tc>
+          <w:tcPr>
+            <w:tcW w:type="dxa" w:w="3402"/>
+          </w:tcPr>
+          <w:p>
+            <w:r>
+              <w:rPr>
+                <w:sz w:val="20"/>
+              </w:rPr>
+              <w:t>Notfallversorgung.csv, MP.csv</w:t>
+            </w:r>
+          </w:p>
+        </w:tc>
+        <w:tc>
+          <w:tcPr>
+            <w:tcW w:type="dxa" w:w="5669"/>
+          </w:tcPr>
+          <w:p>
+            <w:r>
+              <w:rPr>
+                <w:sz w:val="20"/>
+              </w:rPr>
+              <w:t>Notfallversorgungsstufe / Mindestpersonalbedarf. Strukturmerkmale, nicht gesichtet.</w:t>
+            </w:r>
+          </w:p>
+        </w:tc>
+      </w:tr>
+      <w:tr>
+        <w:tc>
+          <w:tcPr>
+            <w:tcW w:type="dxa" w:w="3402"/>
+          </w:tcPr>
+          <w:p>
+            <w:r>
+              <w:rPr>
+                <w:sz w:val="20"/>
+              </w:rPr>
+              <w:t>HB.csv, HD.csv, HM.csv, WeitereHygiene.csv, KISS.csv</w:t>
+            </w:r>
+          </w:p>
+        </w:tc>
+        <w:tc>
+          <w:tcPr>
+            <w:tcW w:type="dxa" w:w="5669"/>
+          </w:tcPr>
+          <w:p>
+            <w:r>
+              <w:rPr>
+                <w:sz w:val="20"/>
+              </w:rPr>
+              <w:t>Hygiene- und Infektionsdaten. HD.csv ist &gt;50 MB. Potenzielles Qualitätsmerkmal, nicht gesichtet.</w:t>
+            </w:r>
+          </w:p>
+        </w:tc>
+      </w:tr>
+      <w:tr>
+        <w:tc>
+          <w:tcPr>
+            <w:tcW w:type="dxa" w:w="3402"/>
+          </w:tcPr>
+          <w:p>
+            <w:r>
+              <w:rPr>
+                <w:sz w:val="20"/>
+              </w:rPr>
+              <w:t>AA.csv</w:t>
+            </w:r>
+          </w:p>
+        </w:tc>
+        <w:tc>
+          <w:tcPr>
+            <w:tcW w:type="dxa" w:w="5669"/>
+          </w:tcPr>
+          <w:p>
+            <w:r>
+              <w:rPr>
+                <w:sz w:val="20"/>
+              </w:rPr>
+              <w:t>Apparative Ausstattung (Geräte-Verfügbarkeit) — gehört zur AM-Familie, nicht gesichtet.</w:t>
+            </w:r>
+          </w:p>
+        </w:tc>
+      </w:tr>
+      <w:tr>
+        <w:tc>
+          <w:tcPr>
+            <w:tcW w:type="dxa" w:w="3402"/>
+          </w:tcPr>
+          <w:p>
+            <w:r>
+              <w:rPr>
+                <w:sz w:val="20"/>
+              </w:rPr>
+              <w:t>AMTS_InstrumentMassnahme.csv</w:t>
+            </w:r>
+          </w:p>
+        </w:tc>
+        <w:tc>
+          <w:tcPr>
+            <w:tcW w:type="dxa" w:w="5669"/>
+          </w:tcPr>
+          <w:p>
+            <w:r>
+              <w:rPr>
+                <w:sz w:val="20"/>
+              </w:rPr>
+              <w:t>Detail-/Lookup-Tabelle zu AMTS_Massnahme.csv.</w:t>
+            </w:r>
+          </w:p>
+        </w:tc>
+      </w:tr>
+      <w:tr>
+        <w:tc>
+          <w:tcPr>
+            <w:tcW w:type="dxa" w:w="3402"/>
+          </w:tcPr>
+          <w:p>
+            <w:r>
+              <w:rPr>
+                <w:sz w:val="20"/>
+              </w:rPr>
+              <w:t>DMP.csv</w:t>
+            </w:r>
+          </w:p>
+        </w:tc>
+        <w:tc>
+          <w:tcPr>
+            <w:tcW w:type="dxa" w:w="5669"/>
+          </w:tcPr>
+          <w:p>
+            <w:r>
+              <w:rPr>
+                <w:sz w:val="20"/>
+              </w:rPr>
+              <w:t>Teilnahme an Disease-Management-Programmen — potenzielles Strukturmerkmal, nie geprüft.</w:t>
+            </w:r>
+          </w:p>
+        </w:tc>
+      </w:tr>
+      <w:tr>
+        <w:tc>
+          <w:tcPr>
+            <w:tcW w:type="dxa" w:w="3402"/>
+          </w:tcPr>
+          <w:p>
+            <w:r>
+              <w:rPr>
+                <w:sz w:val="20"/>
+              </w:rPr>
+              <w:t>EF.csv, IF.csv</w:t>
+            </w:r>
+          </w:p>
+        </w:tc>
+        <w:tc>
+          <w:tcPr>
+            <w:tcW w:type="dxa" w:w="5669"/>
+          </w:tcPr>
+          <w:p>
+            <w:r>
+              <w:rPr>
+                <w:sz w:val="20"/>
+              </w:rPr>
+              <w:t>Externe/interne Fachabteilungen — nicht gesichtet.</w:t>
+            </w:r>
+          </w:p>
+        </w:tc>
+      </w:tr>
+      <w:tr>
+        <w:tc>
+          <w:tcPr>
+            <w:tcW w:type="dxa" w:w="3402"/>
+          </w:tcPr>
+          <w:p>
+            <w:r>
+              <w:rPr>
+                <w:sz w:val="20"/>
+              </w:rPr>
+              <w:t>Mitbewerber_Betten.csv</w:t>
+            </w:r>
+          </w:p>
+        </w:tc>
+        <w:tc>
+          <w:tcPr>
+            <w:tcW w:type="dxa" w:w="5669"/>
+          </w:tcPr>
+          <w:p>
+            <w:r>
+              <w:rPr>
+                <w:sz w:val="20"/>
+              </w:rPr>
+              <w:t>Bettenzahl benachbarter Wettbewerber — Marktdichte-/Konkurrenzmerkmal, im gesamten Projekt bisher nicht in Betracht gezogen.</w:t>
             </w:r>
           </w:p>
         </w:tc>
@@ -1091,7 +1763,7 @@
         <w:pStyle w:val="Heading2"/>
       </w:pPr>
       <w:r>
-        <w:t>2.4  Nicht relevante Tabellen</w:t>
+        <w:t>2.5  Nicht relevante Tabellen</w:t>
       </w:r>
     </w:p>
     <w:p>
@@ -1104,7 +1776,7 @@
         <w:pStyle w:val="ListBullet"/>
       </w:pPr>
       <w:r>
-        <w:t>NM.csv — Nicht-medizinische Angebote (Parkplatz, Telefon)</w:t>
+        <w:t>NM.csv — Nicht-medizinische Angebote (Parkplatz, Telefon, WLAN) — kein Analysebezug</w:t>
       </w:r>
     </w:p>
     <w:p>
@@ -1112,7 +1784,7 @@
         <w:pStyle w:val="ListBullet"/>
       </w:pPr>
       <w:r>
-        <w:t>ICD.Code.csv — ICD-Diagnoseschlüssel (reine Lookup-Tabelle)</w:t>
+        <w:t>Personen.csv, FA.Personen.csv — ⚠️ DSGVO — personenbezogene Daten (Name, E-Mail, Telefon). Nicht in Analyse; Data/ per .gitignore ausgeschlossen</w:t>
       </w:r>
     </w:p>
     <w:p>
@@ -1120,7 +1792,7 @@
         <w:pStyle w:val="ListBullet"/>
       </w:pPr>
       <w:r>
-        <w:t>OPS.csv — Operationsschlüssel (reine Lookup-Tabelle)</w:t>
+        <w:t>QS.Einrichtungstypen.csv, QS.Berufsgruppen.csv — Reine Lookup-/Dekodierungstabellen — kein eigener Analysewert</w:t>
       </w:r>
     </w:p>
     <w:p>
@@ -1128,7 +1800,7 @@
         <w:pStyle w:val="ListBullet"/>
       </w:pPr>
       <w:r>
-        <w:t>Link.csv — URL-Links ohne Analysewert</w:t>
+        <w:t>ICD.Code.csv, OPS.csv, OPS.Code.csv — Diagnose-/Prozedurenschlüssel (reine Lookup-Tabellen)</w:t>
       </w:r>
     </w:p>
     <w:p>
@@ -1136,7 +1808,108 @@
         <w:pStyle w:val="ListBullet"/>
       </w:pPr>
       <w:r>
-        <w:t>QS.Nachweis.csv — Technische Meta-Daten (Nachweiszeiträume)</w:t>
+        <w:t>Alle *.Key.csv (16 Dateien) — Technische Schlüssel-/Lookup-Tabellen ohne eigene Analysedaten (z.B. AA.Key.csv, FA-verwandte Key-Dateien)</w:t>
+      </w:r>
+    </w:p>
+    <w:p>
+      <w:pPr>
+        <w:pStyle w:val="ListBullet"/>
+      </w:pPr>
+      <w:r>
+        <w:t>Link.csv, LinkVersorgunggebieteSO.csv, Weiterführender_Link.csv — Nur URLs zu externen Webseiten — keine Analysedaten</w:t>
+      </w:r>
+    </w:p>
+    <w:p>
+      <w:pPr>
+        <w:pStyle w:val="ListBullet"/>
+      </w:pPr>
+      <w:r>
+        <w:t>QS.Nachweis.csv, BewertungStrukDialog.csv — Technische Meta-Daten (Nachweiszeiträume, Erläuterung der Bewertungscodes)</w:t>
+      </w:r>
+    </w:p>
+    <w:p>
+      <w:pPr>
+        <w:pStyle w:val="ListBullet"/>
+      </w:pPr>
+      <w:r>
+        <w:t>QS.Landesrecht.csv — Länderspezifische QS-Anforderungen — nicht bundeseinheitlich vergleichbar, würde Häuser in strengeren Bundesländern systematisch benachteiligen</w:t>
+      </w:r>
+    </w:p>
+    <w:p>
+      <w:pPr>
+        <w:pStyle w:val="ListBullet"/>
+      </w:pPr>
+      <w:r>
+        <w:t>GIQI.csv — Geriatrische Indikatoren — fachspezifisch, keine allgemeine Relevanz</w:t>
+      </w:r>
+    </w:p>
+    <w:p>
+      <w:pPr>
+        <w:pStyle w:val="ListBullet"/>
+      </w:pPr>
+      <w:r>
+        <w:t>VAVU.csv — Versorgungsstruktur (14 MB) — nicht gesichtet, keine erkennbare Relevanz</w:t>
+      </w:r>
+    </w:p>
+    <w:p>
+      <w:pPr>
+        <w:pStyle w:val="ListBullet"/>
+      </w:pPr>
+      <w:r>
+        <w:t>Schutzkonzept.csv, Praevention_Missbrauch_und_Gewalt.csv, Neuartige_Therapien.csv — Zu spezifisch für die allgemeine Fragestellung</w:t>
+      </w:r>
+    </w:p>
+    <w:p>
+      <w:pPr>
+        <w:pStyle w:val="ListBullet"/>
+      </w:pPr>
+      <w:r>
+        <w:t>Sicherstellungszuschlaege.csv, Pflegepersonalregelung.csv, ErfPersVorgaben.csv — Verwaltungsdaten ohne direkten Qualitätsbezug</w:t>
+      </w:r>
+    </w:p>
+    <w:p>
+      <w:pPr>
+        <w:pStyle w:val="ListBullet"/>
+      </w:pPr>
+      <w:r>
+        <w:t>Akademische_Lehre.csv, Lenkungsgremium.csv, ZV.csv — Metadaten/Organisationsstruktur — Lehrstatus bereits über SO.Uni abgedeckt</w:t>
+      </w:r>
+    </w:p>
+    <w:p>
+      <w:pPr>
+        <w:pStyle w:val="ListBullet"/>
+      </w:pPr>
+      <w:r>
+        <w:t>Abt.Zugang.csv — Adress-/Kontaktdaten einer Abteilung, keine Analysedaten</w:t>
+      </w:r>
+    </w:p>
+    <w:p>
+      <w:pPr>
+        <w:pStyle w:val="ListBullet"/>
+      </w:pPr>
+      <w:r>
+        <w:t>Abt301.csv — Lookup-Tabelle (amtlicher Fachabteilungsschlüssel 301)</w:t>
+      </w:r>
+    </w:p>
+    <w:p>
+      <w:pPr>
+        <w:pStyle w:val="ListBullet"/>
+      </w:pPr>
+      <w:r>
+        <w:t>Error.csv — Technisches Fehlerprotokoll der Berichtserstellung, keine Inhaltsdaten</w:t>
+      </w:r>
+    </w:p>
+    <w:p>
+      <w:pPr>
+        <w:pStyle w:val="ListBullet"/>
+      </w:pPr>
+      <w:r>
+        <w:t>Sicherstellungszuschlaege_Fachabteilungen.csv — Abteilungsdetail zum bereits ausgeschlossenen Sicherstellungszuschlaege.csv</w:t>
+      </w:r>
+    </w:p>
+    <w:p>
+      <w:r>
+        <w:t>Vollständige Klassifikation aller 86 Dateien: siehe Doku/MD/Daten_Inhaltsverzeichnis.md.</w:t>
       </w:r>
     </w:p>
     <w:p>
@@ -2011,7 +2784,7 @@
               <w:rPr>
                 <w:sz w:val="20"/>
               </w:rPr>
-              <w:t>Ärzte pro Bett</w:t>
+              <w:t>aerzte_pro_bett</w:t>
             </w:r>
           </w:p>
         </w:tc>
@@ -2024,7 +2797,7 @@
               <w:rPr>
                 <w:sz w:val="20"/>
               </w:rPr>
-              <w:t>FA.csv</w:t>
+              <w:t>FA.Personalliste.csv + FA.csv</w:t>
             </w:r>
           </w:p>
         </w:tc>
@@ -2037,7 +2810,7 @@
               <w:rPr>
                 <w:sz w:val="20"/>
               </w:rPr>
-              <w:t>Noch zu berechnen</w:t>
+              <w:t>Σ Ärzte / SO.Betten</w:t>
             </w:r>
           </w:p>
         </w:tc>
@@ -2050,7 +2823,115 @@
               <w:rPr>
                 <w:sz w:val="20"/>
               </w:rPr>
-              <w:t>Numerisch</w:t>
+              <w:t>Numerisch — stärkster Prädiktor (FI 53,6 %)</w:t>
+            </w:r>
+          </w:p>
+        </w:tc>
+      </w:tr>
+      <w:tr>
+        <w:tc>
+          <w:tcPr>
+            <w:tcW w:type="dxa" w:w="1984"/>
+          </w:tcPr>
+          <w:p>
+            <w:r>
+              <w:rPr>
+                <w:sz w:val="20"/>
+              </w:rPr>
+              <w:t>pflege_pro_bett</w:t>
+            </w:r>
+          </w:p>
+        </w:tc>
+        <w:tc>
+          <w:tcPr>
+            <w:tcW w:type="dxa" w:w="1984"/>
+          </w:tcPr>
+          <w:p>
+            <w:r>
+              <w:rPr>
+                <w:sz w:val="20"/>
+              </w:rPr>
+              <w:t>SO.Personalliste.csv</w:t>
+            </w:r>
+          </w:p>
+        </w:tc>
+        <w:tc>
+          <w:tcPr>
+            <w:tcW w:type="dxa" w:w="2835"/>
+          </w:tcPr>
+          <w:p>
+            <w:r>
+              <w:rPr>
+                <w:sz w:val="20"/>
+              </w:rPr>
+              <w:t>Σ Pflegekräfte / SO.Betten</w:t>
+            </w:r>
+          </w:p>
+        </w:tc>
+        <w:tc>
+          <w:tcPr>
+            <w:tcW w:type="dxa" w:w="2268"/>
+          </w:tcPr>
+          <w:p>
+            <w:r>
+              <w:rPr>
+                <w:sz w:val="20"/>
+              </w:rPr>
+              <w:t>Numerisch — 2. stärkster Prädiktor (FI 23,8 %), ergänzt 2026-07-29</w:t>
+            </w:r>
+          </w:p>
+        </w:tc>
+      </w:tr>
+      <w:tr>
+        <w:tc>
+          <w:tcPr>
+            <w:tcW w:type="dxa" w:w="1984"/>
+          </w:tcPr>
+          <w:p>
+            <w:r>
+              <w:rPr>
+                <w:sz w:val="20"/>
+              </w:rPr>
+              <w:t>ist_konzern</w:t>
+            </w:r>
+          </w:p>
+        </w:tc>
+        <w:tc>
+          <w:tcPr>
+            <w:tcW w:type="dxa" w:w="1984"/>
+          </w:tcPr>
+          <w:p>
+            <w:r>
+              <w:rPr>
+                <w:sz w:val="20"/>
+              </w:rPr>
+              <w:t>Konzern.csv</w:t>
+            </w:r>
+          </w:p>
+        </w:tc>
+        <w:tc>
+          <w:tcPr>
+            <w:tcW w:type="dxa" w:w="2835"/>
+          </w:tcPr>
+          <w:p>
+            <w:r>
+              <w:rPr>
+                <w:sz w:val="20"/>
+              </w:rPr>
+              <w:t>SO.Standortnummer in Konzern.csv? → 0/1</w:t>
+            </w:r>
+          </w:p>
+        </w:tc>
+        <w:tc>
+          <w:tcPr>
+            <w:tcW w:type="dxa" w:w="2268"/>
+          </w:tcPr>
+          <w:p>
+            <w:r>
+              <w:rPr>
+                <w:sz w:val="20"/>
+              </w:rPr>
+              <w:t>Binär — kein Zusammenhang gefunden (Chi² p=0,90), ergänzt 2026-07-29</w:t>
             </w:r>
           </w:p>
         </w:tc>
@@ -2368,7 +3249,7 @@
     </w:p>
     <w:p>
       <w:r>
-        <w:t>Die finale Analysetabelle (analysetabelle.csv) enthält 1,824 Zeilen und 17 Spalten. Jede Zeile repräsentiert genau ein Krankenhaus.</w:t>
+        <w:t>Die finale Analysetabelle (analysetabelle.csv) enthält 1,824 Zeilen und 18 Spalten. Jede Zeile repräsentiert genau ein Krankenhaus.</w:t>
       </w:r>
     </w:p>
     <w:tbl>
@@ -2789,6 +3670,34 @@
               <w:rPr>
                 <w:sz w:val="20"/>
               </w:rPr>
+              <w:t>SO.Standortnummer</w:t>
+            </w:r>
+          </w:p>
+        </w:tc>
+        <w:tc>
+          <w:tcPr>
+            <w:tcW w:type="dxa" w:w="2268"/>
+          </w:tcPr>
+          <w:p>
+            <w:r>
+              <w:rPr>
+                <w:sz w:val="20"/>
+              </w:rPr>
+              <w:t>int64</w:t>
+            </w:r>
+          </w:p>
+        </w:tc>
+      </w:tr>
+      <w:tr>
+        <w:tc>
+          <w:tcPr>
+            <w:tcW w:type="dxa" w:w="4535"/>
+          </w:tcPr>
+          <w:p>
+            <w:r>
+              <w:rPr>
+                <w:sz w:val="20"/>
+              </w:rPr>
               <w:t>fortbildungsquote</w:t>
             </w:r>
           </w:p>
@@ -3095,7 +4004,7 @@
               <w:rPr>
                 <w:sz w:val="20"/>
               </w:rPr>
-              <w:t>Feature Matrix X = Betten, Träger, Bundesland, Uni, Fortbildungsquote; Zielvariable y = hat_viele_Probleme; direkt für train_test_split und DecisionTreeClassifier nutzbar</w:t>
+              <w:t>Feature Matrix X = SO.Betten, SO.Uni, fortbildungsquote, aerzte_pro_bett, pflege_pro_bett, ist_konzern, traeger_enc; Zielvariable y = hat_viele_Probleme; direkt für train_test_split und DecisionTreeClassifier nutzbar. Ergebnis: Accuracy 63,6 % (Basislinie 50,7 %), R²=0,033</w:t>
             </w:r>
           </w:p>
         </w:tc>
@@ -3357,7 +4266,7 @@
     </w:p>
     <w:p>
       <w:r>
-        <w:t>Die Analyse wurde in 02_Analyse.ipynb durchgeführt. Grundlage: analysetabelle.csv. 10 Grafiken wurden erstellt, jede mit automatisch berechnetem Befundsatz. Farbschema einheitlich: grün = wenige Probleme, rot = viele Probleme.</w:t>
+        <w:t>Die Analyse wurde in 02_Analyse.ipynb durchgeführt. Grundlage: Data/analysetabelle.csv. 12 Grafiken wurden erstellt, jede mit automatisch berechnetem Befundsatz. Farbschema einheitlich: grün = wenige Probleme, rot = viele Probleme.</w:t>
       </w:r>
     </w:p>
     <w:p>
@@ -3678,6 +4587,66 @@
                 <w:sz w:val="20"/>
               </w:rPr>
               <w:t>Private Häuser sind kleiner (Md=125 Betten). Der Trägereffekt muss daher mit Vorsicht interpretiert werden.</w:t>
+            </w:r>
+          </w:p>
+        </w:tc>
+      </w:tr>
+      <w:tr>
+        <w:tc>
+          <w:tcPr>
+            <w:tcW w:type="dxa" w:w="1984"/>
+          </w:tcPr>
+          <w:p>
+            <w:r>
+              <w:rPr>
+                <w:sz w:val="20"/>
+              </w:rPr>
+              <w:t>Grafik 11</w:t>
+              <w:br/>
+              <w:t>Pflegekräfte pro Bett *(2026-07-29)*</w:t>
+            </w:r>
+          </w:p>
+        </w:tc>
+        <w:tc>
+          <w:tcPr>
+            <w:tcW w:type="dxa" w:w="7087"/>
+          </w:tcPr>
+          <w:p>
+            <w:r>
+              <w:rPr>
+                <w:sz w:val="20"/>
+              </w:rPr>
+              <w:t>Wenige=1.041, Viele=0.892 — ähnliches Muster wie Ärzte/Bett (T-Test p&lt;0,001, signifikant).</w:t>
+            </w:r>
+          </w:p>
+        </w:tc>
+      </w:tr>
+      <w:tr>
+        <w:tc>
+          <w:tcPr>
+            <w:tcW w:type="dxa" w:w="1984"/>
+          </w:tcPr>
+          <w:p>
+            <w:r>
+              <w:rPr>
+                <w:sz w:val="20"/>
+              </w:rPr>
+              <w:t>Grafik 12</w:t>
+              <w:br/>
+              <w:t>Konzernvergleich *(2026-07-29)*</w:t>
+            </w:r>
+          </w:p>
+        </w:tc>
+        <w:tc>
+          <w:tcPr>
+            <w:tcW w:type="dxa" w:w="7087"/>
+          </w:tcPr>
+          <w:p>
+            <w:r>
+              <w:rPr>
+                <w:sz w:val="20"/>
+              </w:rPr>
+              <w:t>Konzernhäuser: 358 von 1,824 (19.6%). Anteil viele Probleme: Konzern=49.7% vs. unabhängig=49.2% — praktisch kein Unterschied (Chi² p=0,90, nicht signifikant).</w:t>
             </w:r>
           </w:p>
         </w:tc>
@@ -4107,11 +5076,103 @@
     </w:p>
     <w:p/>
     <w:p>
+      <w:r>
+        <w:rPr>
+          <w:b/>
+          <w:sz w:val="22"/>
+        </w:rPr>
+        <w:t>Grafik 11: Pflegekräfte pro Bett — MIT vs. OHNE viele Probleme</w:t>
+      </w:r>
+    </w:p>
+    <w:p>
+      <w:r>
+        <w:drawing>
+          <wp:inline xmlns:a="http://schemas.openxmlformats.org/drawingml/2006/main" xmlns:pic="http://schemas.openxmlformats.org/drawingml/2006/picture">
+            <wp:extent cx="5400000" cy="3857143"/>
+            <wp:docPr id="10" name="Picture 10"/>
+            <wp:cNvGraphicFramePr>
+              <a:graphicFrameLocks noChangeAspect="1"/>
+            </wp:cNvGraphicFramePr>
+            <a:graphic>
+              <a:graphicData uri="http://schemas.openxmlformats.org/drawingml/2006/picture">
+                <pic:pic>
+                  <pic:nvPicPr>
+                    <pic:cNvPr id="0" name="g11_pflege_pro_bett.png"/>
+                    <pic:cNvPicPr/>
+                  </pic:nvPicPr>
+                  <pic:blipFill>
+                    <a:blip r:embed="rId18"/>
+                    <a:stretch>
+                      <a:fillRect/>
+                    </a:stretch>
+                  </pic:blipFill>
+                  <pic:spPr>
+                    <a:xfrm>
+                      <a:off x="0" y="0"/>
+                      <a:ext cx="5400000" cy="3857143"/>
+                    </a:xfrm>
+                    <a:prstGeom prst="rect"/>
+                  </pic:spPr>
+                </pic:pic>
+              </a:graphicData>
+            </a:graphic>
+          </wp:inline>
+        </w:drawing>
+      </w:r>
+    </w:p>
+    <w:p/>
+    <w:p>
+      <w:r>
+        <w:rPr>
+          <w:b/>
+          <w:sz w:val="22"/>
+        </w:rPr>
+        <w:t>Grafik 12: Konzernhaus vs. unabhängiges Haus</w:t>
+      </w:r>
+    </w:p>
+    <w:p>
+      <w:r>
+        <w:drawing>
+          <wp:inline xmlns:a="http://schemas.openxmlformats.org/drawingml/2006/main" xmlns:pic="http://schemas.openxmlformats.org/drawingml/2006/picture">
+            <wp:extent cx="5400000" cy="3600000"/>
+            <wp:docPr id="11" name="Picture 11"/>
+            <wp:cNvGraphicFramePr>
+              <a:graphicFrameLocks noChangeAspect="1"/>
+            </wp:cNvGraphicFramePr>
+            <a:graphic>
+              <a:graphicData uri="http://schemas.openxmlformats.org/drawingml/2006/picture">
+                <pic:pic>
+                  <pic:nvPicPr>
+                    <pic:cNvPr id="0" name="g12_konzern_vergleich.png"/>
+                    <pic:cNvPicPr/>
+                  </pic:nvPicPr>
+                  <pic:blipFill>
+                    <a:blip r:embed="rId19"/>
+                    <a:stretch>
+                      <a:fillRect/>
+                    </a:stretch>
+                  </pic:blipFill>
+                  <pic:spPr>
+                    <a:xfrm>
+                      <a:off x="0" y="0"/>
+                      <a:ext cx="5400000" cy="3600000"/>
+                    </a:xfrm>
+                    <a:prstGeom prst="rect"/>
+                  </pic:spPr>
+                </pic:pic>
+              </a:graphicData>
+            </a:graphic>
+          </wp:inline>
+        </w:drawing>
+      </w:r>
+    </w:p>
+    <w:p/>
+    <w:p>
       <w:pPr>
         <w:pStyle w:val="Heading2"/>
       </w:pPr>
       <w:r>
-        <w:t>5.2  Gesamteinschätzung</w:t>
+        <w:t>5.3  Gesamteinschätzung</w:t>
       </w:r>
     </w:p>
     <w:p>
@@ -4196,7 +5257,7 @@
               <w:rPr>
                 <w:sz w:val="20"/>
               </w:rPr>
-              <w:t>Baustein 3: Streamlit-Dashboard</w:t>
+              <w:t>Baustein 5: Robustheit &amp; Code-Qualität</w:t>
             </w:r>
           </w:p>
         </w:tc>
@@ -4209,7 +5270,7 @@
               <w:rPr>
                 <w:sz w:val="20"/>
               </w:rPr>
-              <w:t>Seite 1: Übersicht + Karte | Seite 2: Vergleiche | Seite 3: Ähnliche Häuser</w:t>
+              <w:t>Randfälle im Dashboard testen (leere Eingaben, fehlende Werte), Code aufräumen</w:t>
             </w:r>
           </w:p>
         </w:tc>
@@ -4224,7 +5285,7 @@
               <w:rPr>
                 <w:sz w:val="20"/>
               </w:rPr>
-              <w:t>Baustein 4: Decision Tree (Bonus)</w:t>
+              <w:t>Baustein 5: Präsentation</w:t>
             </w:r>
           </w:p>
         </w:tc>
@@ -4237,7 +5298,7 @@
               <w:rPr>
                 <w:sz w:val="20"/>
               </w:rPr>
-              <w:t>max_depth=3, Train-Test-Split, Modell speichern (joblib)</w:t>
+              <w:t>Entscheidungsbegründungen ausformulieren, Live-Demo vorbereiten, Generalprobe mit Stoppuhr</w:t>
             </w:r>
           </w:p>
         </w:tc>
@@ -4252,7 +5313,7 @@
               <w:rPr>
                 <w:sz w:val="20"/>
               </w:rPr>
-              <w:t>Baustein 5: Präsentation &amp; Dokumentation</w:t>
+              <w:t>Streamlit-Cloud-Deployment</w:t>
             </w:r>
           </w:p>
         </w:tc>
@@ -4265,7 +5326,7 @@
               <w:rPr>
                 <w:sz w:val="20"/>
               </w:rPr>
-              <w:t>Startanleitung, Entscheidungsbegründungen, Live-Demo</w:t>
+              <w:t>Main-File-Pfad in den App-Settings von scripts/streamlit_dashboard.py auf Dashboard/streamlit_dashboard.py aktualisieren</w:t>
             </w:r>
           </w:p>
         </w:tc>
@@ -4280,7 +5341,7 @@
               <w:rPr>
                 <w:sz w:val="20"/>
               </w:rPr>
-              <w:t>Pflegekräfte pro Bett</w:t>
+              <w:t>scripts/powerbi_anleitung.py</w:t>
             </w:r>
           </w:p>
         </w:tc>
@@ -4293,7 +5354,7 @@
               <w:rPr>
                 <w:sz w:val="20"/>
               </w:rPr>
-              <w:t>Noch nicht berechnet — aus FA.Personalliste.csv extrahieren</w:t>
+              <w:t>Hartkodierter os.chdir()-Pfad eines fremden Rechners muss noch repariert werden</w:t>
             </w:r>
           </w:p>
         </w:tc>
@@ -4302,7 +5363,7 @@
     <w:p/>
     <w:p>
       <w:r>
-        <w:t>Hinweis: Ein Entscheidungsbaum auf Basis der bereits vorliegenden Analysetabelle kann jederzeit trainiert werden. Die Datengrundlage ist vollständig.</w:t>
+        <w:t>Hinweis: Bausteine 1–4 sind vollständig abgeschlossen und wurden am 2026-07-29 end-to-end getestet (Rohdaten → alle 3 Notebooks → Dashboard, fehlerfrei). Offen ist nur noch der Abschluss-Baustein 5.</w:t>
       </w:r>
     </w:p>
     <w:sectPr>

--- a/Doku/Word/Dokumentation_Qualitaets_Muster_Finder.docx
+++ b/Doku/Word/Dokumentation_Qualitaets_Muster_Finder.docx
@@ -36,7 +36,7 @@
         <w:rPr>
           <w:sz w:val="22"/>
         </w:rPr>
-        <w:t>Erstellt: 05.08.2026    |    Datenbasis: Qualitätsberichte deutscher Krankenhäuser 2023</w:t>
+        <w:t>Erstellt: 10.08.2026    |    Datenbasis: Qualitätsberichte deutscher Krankenhäuser 2023</w:t>
       </w:r>
     </w:p>
     <w:p>
@@ -308,7 +308,118 @@
           <w:b/>
           <w:sz w:val="22"/>
         </w:rPr>
-        <w:t>6  Offene Punkte &amp; Nächste Schritte</w:t>
+        <w:t>6  Projektstand &amp; Nächste Schritte</w:t>
+      </w:r>
+    </w:p>
+    <w:p>
+      <w:pPr>
+        <w:ind w:left="0"/>
+      </w:pPr>
+      <w:r>
+        <w:rPr>
+          <w:sz w:val="22"/>
+        </w:rPr>
+        <w:t>6.1  Abgeschlossene Bausteine</w:t>
+      </w:r>
+    </w:p>
+    <w:p>
+      <w:pPr>
+        <w:ind w:left="0"/>
+      </w:pPr>
+      <w:r>
+        <w:rPr>
+          <w:sz w:val="22"/>
+        </w:rPr>
+        <w:t>6.2  Noch offen</w:t>
+      </w:r>
+    </w:p>
+    <w:p>
+      <w:pPr>
+        <w:ind w:left="0"/>
+      </w:pPr>
+      <w:r>
+        <w:rPr>
+          <w:sz w:val="22"/>
+        </w:rPr>
+        <w:t>6.3  Mögliche Erweiterungen</w:t>
+      </w:r>
+    </w:p>
+    <w:p>
+      <w:pPr>
+        <w:ind w:left="0"/>
+      </w:pPr>
+      <w:r>
+        <w:rPr>
+          <w:b/>
+          <w:sz w:val="22"/>
+        </w:rPr>
+        <w:t>7  Fragestellung &amp; Antworten</w:t>
+      </w:r>
+    </w:p>
+    <w:p>
+      <w:pPr>
+        <w:ind w:left="0"/>
+      </w:pPr>
+      <w:r>
+        <w:rPr>
+          <w:sz w:val="22"/>
+        </w:rPr>
+        <w:t>7.1  Die zentrale Fragestellung</w:t>
+      </w:r>
+    </w:p>
+    <w:p>
+      <w:pPr>
+        <w:ind w:left="0"/>
+      </w:pPr>
+      <w:r>
+        <w:rPr>
+          <w:sz w:val="22"/>
+        </w:rPr>
+        <w:t>7.2  Aufgabe 1: Daten vorbereiten</w:t>
+      </w:r>
+    </w:p>
+    <w:p>
+      <w:pPr>
+        <w:ind w:left="0"/>
+      </w:pPr>
+      <w:r>
+        <w:rPr>
+          <w:sz w:val="22"/>
+        </w:rPr>
+        <w:t>7.3  Aufgabe 2: Deskriptive Analyse</w:t>
+      </w:r>
+    </w:p>
+    <w:p>
+      <w:pPr>
+        <w:ind w:left="0"/>
+      </w:pPr>
+      <w:r>
+        <w:rPr>
+          <w:sz w:val="22"/>
+        </w:rPr>
+        <w:t>7.4  Aufgabe 3: Dashboard bauen</w:t>
+      </w:r>
+    </w:p>
+    <w:p>
+      <w:pPr>
+        <w:ind w:left="0"/>
+      </w:pPr>
+      <w:r>
+        <w:rPr>
+          <w:sz w:val="22"/>
+        </w:rPr>
+        <w:t>7.5  Bonus: Entscheidungsbaum</w:t>
+      </w:r>
+    </w:p>
+    <w:p>
+      <w:pPr>
+        <w:ind w:left="0"/>
+      </w:pPr>
+      <w:r>
+        <w:rPr>
+          <w:sz w:val="22"/>
+        </w:rPr>
+        <w:t>7.6  Gesamtfazit zur Fragestellung</w:t>
       </w:r>
     </w:p>
     <w:p>
@@ -334,6 +445,10 @@
     </w:p>
     <w:p>
       <w:r>
+        <w:rPr>
+          <w:b/>
+          <w:sz w:val="22"/>
+        </w:rPr>
         <w:t>Welche Krankenhausmerkmale hängen damit zusammen, dass ein Haus überdurchschnittlich viele Qualitätsprobleme aufweist?</w:t>
       </w:r>
     </w:p>
@@ -344,7 +459,18 @@
     </w:p>
     <w:p>
       <w:r>
-        <w:t>Wichtiger Hinweis: Kein Zusammenhang ist ein valides Ergebnis.</w:t>
+        <w:rPr>
+          <w:b/>
+          <w:sz w:val="22"/>
+        </w:rPr>
+        <w:t xml:space="preserve">Wichtiger Hinweis: </w:t>
+      </w:r>
+      <w:r>
+        <w:rPr>
+          <w:b w:val="0"/>
+          <w:sz w:val="22"/>
+        </w:rPr>
+        <w:t>Kein Zusammenhang ist auch ein valides Ergebnis.</w:t>
       </w:r>
     </w:p>
     <w:p>
@@ -531,7 +657,7 @@
               <w:rPr>
                 <w:sz w:val="20"/>
               </w:rPr>
-              <w:t>Streamlit-Dashboard (4 Seiten)</w:t>
+              <w:t>Streamlit-Dashboard / Power BI Dashboard</w:t>
             </w:r>
           </w:p>
         </w:tc>
@@ -626,7 +752,7 @@
               <w:rPr>
                 <w:sz w:val="20"/>
               </w:rPr>
-              <w:t>🟡 Teilweise</w:t>
+              <w:t>✅ Abgeschlossen</w:t>
             </w:r>
           </w:p>
         </w:tc>
@@ -656,7 +782,7 @@
     </w:p>
     <w:p>
       <w:r>
-        <w:t>Der Datensatz besteht aus 86 CSV-Dateien im Data/-Ordner. Alle Daten stammen aus den offiziellen Qualitätsberichten deutscher Krankenhäuser (Berichtsjahr 2023) und werden vom IQTIG veröffentlicht.</w:t>
+        <w:t>Der Datensatz besteht aus 86 CSV-Dateien im Data/-Ordner. Alle Daten stammen aus den offiziellen Qualitätsberichten deutscher Krankenhäuser (Berichtsjahr 2023) und werden vom IQTIG veröffentlicht. IQTIG steht für Institut für Qualitätssicherung und Transparenz im Gesundheitswesen — eine vom G-BA (Gemeinsamer Bundesausschuss) beauftragte Einrichtung, die jährlich die Qualitätsdaten aller deutschen Krankenhäuser erhebt, auswertet und veröffentlicht.</w:t>
       </w:r>
     </w:p>
     <w:p>
@@ -683,6 +809,283 @@
         <w:t>Strukturdaten: Betten, Personal, Träger, Standort, Geo-Koordinaten</w:t>
       </w:r>
     </w:p>
+    <w:p/>
+    <w:tbl>
+      <w:tblPr>
+        <w:tblStyle w:val="TableGrid"/>
+        <w:tblW w:type="auto" w:w="0"/>
+        <w:tblLook w:firstColumn="1" w:firstRow="1" w:lastColumn="0" w:lastRow="0" w:noHBand="0" w:noVBand="1" w:val="04A0"/>
+      </w:tblPr>
+      <w:tblGrid>
+        <w:gridCol w:w="3041"/>
+        <w:gridCol w:w="3041"/>
+        <w:gridCol w:w="3041"/>
+      </w:tblGrid>
+      <w:tr>
+        <w:tc>
+          <w:tcPr>
+            <w:tcW w:type="dxa" w:w="3118"/>
+            <w:shd w:fill="4472C4" w:color="FFFFFF" w:val="clear"/>
+          </w:tcPr>
+          <w:p>
+            <w:r>
+              <w:rPr>
+                <w:b/>
+                <w:color w:val="FFFFFF"/>
+                <w:sz w:val="20"/>
+              </w:rPr>
+              <w:t>Kategorie</w:t>
+            </w:r>
+          </w:p>
+        </w:tc>
+        <w:tc>
+          <w:tcPr>
+            <w:tcW w:type="dxa" w:w="1417"/>
+            <w:shd w:fill="4472C4" w:color="FFFFFF" w:val="clear"/>
+          </w:tcPr>
+          <w:p>
+            <w:r>
+              <w:rPr>
+                <w:b/>
+                <w:color w:val="FFFFFF"/>
+                <w:sz w:val="20"/>
+              </w:rPr>
+              <w:t>Anzahl Dateien</w:t>
+            </w:r>
+          </w:p>
+        </w:tc>
+        <w:tc>
+          <w:tcPr>
+            <w:tcW w:type="dxa" w:w="4535"/>
+            <w:shd w:fill="4472C4" w:color="FFFFFF" w:val="clear"/>
+          </w:tcPr>
+          <w:p>
+            <w:r>
+              <w:rPr>
+                <w:b/>
+                <w:color w:val="FFFFFF"/>
+                <w:sz w:val="20"/>
+              </w:rPr>
+              <w:t>Erläuterung</w:t>
+            </w:r>
+          </w:p>
+        </w:tc>
+      </w:tr>
+      <w:tr>
+        <w:tc>
+          <w:tcPr>
+            <w:tcW w:type="dxa" w:w="3118"/>
+          </w:tcPr>
+          <w:p>
+            <w:r>
+              <w:rPr>
+                <w:b/>
+                <w:sz w:val="20"/>
+              </w:rPr>
+              <w:t>✅  Relevant — aktiv verwendet</w:t>
+            </w:r>
+          </w:p>
+        </w:tc>
+        <w:tc>
+          <w:tcPr>
+            <w:tcW w:type="dxa" w:w="1417"/>
+          </w:tcPr>
+          <w:p>
+            <w:r>
+              <w:rPr>
+                <w:b/>
+                <w:sz w:val="20"/>
+              </w:rPr>
+              <w:t>7</w:t>
+            </w:r>
+          </w:p>
+        </w:tc>
+        <w:tc>
+          <w:tcPr>
+            <w:tcW w:type="dxa" w:w="4535"/>
+          </w:tcPr>
+          <w:p>
+            <w:r>
+              <w:rPr>
+                <w:sz w:val="20"/>
+              </w:rPr>
+              <w:t>In analysetabelle.csv eingeflossen</w:t>
+            </w:r>
+          </w:p>
+        </w:tc>
+      </w:tr>
+      <w:tr>
+        <w:tc>
+          <w:tcPr>
+            <w:tcW w:type="dxa" w:w="3118"/>
+          </w:tcPr>
+          <w:p>
+            <w:r>
+              <w:rPr>
+                <w:b/>
+                <w:sz w:val="20"/>
+              </w:rPr>
+              <w:t>⚠️  Möglicherweise relevant</w:t>
+            </w:r>
+          </w:p>
+        </w:tc>
+        <w:tc>
+          <w:tcPr>
+            <w:tcW w:type="dxa" w:w="1417"/>
+          </w:tcPr>
+          <w:p>
+            <w:r>
+              <w:rPr>
+                <w:b/>
+                <w:sz w:val="20"/>
+              </w:rPr>
+              <w:t>33</w:t>
+            </w:r>
+          </w:p>
+        </w:tc>
+        <w:tc>
+          <w:tcPr>
+            <w:tcW w:type="dxa" w:w="4535"/>
+          </w:tcPr>
+          <w:p>
+            <w:r>
+              <w:rPr>
+                <w:sz w:val="20"/>
+              </w:rPr>
+              <w:t>Identifiziert, aber nicht eingebunden — Kandidaten für Folgeanalysen</w:t>
+            </w:r>
+          </w:p>
+        </w:tc>
+      </w:tr>
+      <w:tr>
+        <w:tc>
+          <w:tcPr>
+            <w:tcW w:type="dxa" w:w="3118"/>
+          </w:tcPr>
+          <w:p>
+            <w:r>
+              <w:rPr>
+                <w:b/>
+                <w:sz w:val="20"/>
+              </w:rPr>
+              <w:t>❌  Nicht relevant — ausgeschlossen</w:t>
+            </w:r>
+          </w:p>
+        </w:tc>
+        <w:tc>
+          <w:tcPr>
+            <w:tcW w:type="dxa" w:w="1417"/>
+          </w:tcPr>
+          <w:p>
+            <w:r>
+              <w:rPr>
+                <w:b/>
+                <w:sz w:val="20"/>
+              </w:rPr>
+              <w:t>29</w:t>
+            </w:r>
+          </w:p>
+        </w:tc>
+        <w:tc>
+          <w:tcPr>
+            <w:tcW w:type="dxa" w:w="4535"/>
+          </w:tcPr>
+          <w:p>
+            <w:r>
+              <w:rPr>
+                <w:sz w:val="20"/>
+              </w:rPr>
+              <w:t>Kein Analysebezug, DSGVO, Lookup-Tabellen, Verwaltungsdaten</w:t>
+            </w:r>
+          </w:p>
+        </w:tc>
+      </w:tr>
+      <w:tr>
+        <w:tc>
+          <w:tcPr>
+            <w:tcW w:type="dxa" w:w="3118"/>
+          </w:tcPr>
+          <w:p>
+            <w:r>
+              <w:rPr>
+                <w:b/>
+                <w:sz w:val="20"/>
+              </w:rPr>
+              <w:t>🔑  *.Key.csv (Lookup-Schlüssel)</w:t>
+            </w:r>
+          </w:p>
+        </w:tc>
+        <w:tc>
+          <w:tcPr>
+            <w:tcW w:type="dxa" w:w="1417"/>
+          </w:tcPr>
+          <w:p>
+            <w:r>
+              <w:rPr>
+                <w:b/>
+                <w:sz w:val="20"/>
+              </w:rPr>
+              <w:t>17</w:t>
+            </w:r>
+          </w:p>
+        </w:tc>
+        <w:tc>
+          <w:tcPr>
+            <w:tcW w:type="dxa" w:w="4535"/>
+          </w:tcPr>
+          <w:p>
+            <w:r>
+              <w:rPr>
+                <w:sz w:val="20"/>
+              </w:rPr>
+              <w:t>Technische Dekodierungstabellen — keine Analysedaten</w:t>
+            </w:r>
+          </w:p>
+        </w:tc>
+      </w:tr>
+      <w:tr>
+        <w:tc>
+          <w:tcPr>
+            <w:tcW w:type="dxa" w:w="3118"/>
+          </w:tcPr>
+          <w:p>
+            <w:r>
+              <w:rPr>
+                <w:b/>
+                <w:sz w:val="20"/>
+              </w:rPr>
+              <w:t>Gesamt</w:t>
+            </w:r>
+          </w:p>
+        </w:tc>
+        <w:tc>
+          <w:tcPr>
+            <w:tcW w:type="dxa" w:w="1417"/>
+          </w:tcPr>
+          <w:p>
+            <w:r>
+              <w:rPr>
+                <w:b/>
+                <w:sz w:val="20"/>
+              </w:rPr>
+              <w:t>86</w:t>
+            </w:r>
+          </w:p>
+        </w:tc>
+        <w:tc>
+          <w:tcPr>
+            <w:tcW w:type="dxa" w:w="4535"/>
+          </w:tcPr>
+          <w:p>
+            <w:r>
+              <w:rPr>
+                <w:sz w:val="20"/>
+              </w:rPr>
+            </w:r>
+          </w:p>
+        </w:tc>
+      </w:tr>
+    </w:tbl>
     <w:p>
       <w:pPr>
         <w:pStyle w:val="Heading2"/>
@@ -790,6 +1193,7 @@
           <w:p>
             <w:r>
               <w:rPr>
+                <w:b/>
                 <w:sz w:val="20"/>
               </w:rPr>
               <w:t>SO.csv</w:t>
@@ -829,6 +1233,7 @@
           <w:p>
             <w:r>
               <w:rPr>
+                <w:b/>
                 <w:sz w:val="20"/>
               </w:rPr>
               <w:t>Kern-Merkmale</w:t>
@@ -844,6 +1249,7 @@
           <w:p>
             <w:r>
               <w:rPr>
+                <w:b/>
                 <w:sz w:val="20"/>
               </w:rPr>
               <w:t>QS.Qualitätsindikator.csv</w:t>
@@ -883,6 +1289,7 @@
           <w:p>
             <w:r>
               <w:rPr>
+                <w:b/>
                 <w:sz w:val="20"/>
               </w:rPr>
               <w:t>Ziel-Variable</w:t>
@@ -898,6 +1305,7 @@
           <w:p>
             <w:r>
               <w:rPr>
+                <w:b/>
                 <w:sz w:val="20"/>
               </w:rPr>
               <w:t>QS.Fortbildung.csv</w:t>
@@ -937,6 +1345,7 @@
           <w:p>
             <w:r>
               <w:rPr>
+                <w:b/>
                 <w:sz w:val="20"/>
               </w:rPr>
               <w:t>Merkmal: Fortbildungsquote</w:t>
@@ -1006,6 +1415,7 @@
           <w:p>
             <w:r>
               <w:rPr>
+                <w:b/>
                 <w:sz w:val="20"/>
               </w:rPr>
               <w:t>FA.Personalliste.csv</w:t>
@@ -1045,6 +1455,7 @@
           <w:p>
             <w:r>
               <w:rPr>
+                <w:b/>
                 <w:sz w:val="20"/>
               </w:rPr>
               <w:t>Merkmal: aerzte_pro_bett (stärkster Prädiktor)</w:t>
@@ -1060,6 +1471,7 @@
           <w:p>
             <w:r>
               <w:rPr>
+                <w:b/>
                 <w:sz w:val="20"/>
               </w:rPr>
               <w:t>SO.Personalliste.csv</w:t>
@@ -1099,6 +1511,7 @@
           <w:p>
             <w:r>
               <w:rPr>
+                <w:b/>
                 <w:sz w:val="20"/>
               </w:rPr>
               <w:t>Merkmal: pflege_pro_bett</w:t>
@@ -1114,6 +1527,7 @@
           <w:p>
             <w:r>
               <w:rPr>
+                <w:b/>
                 <w:sz w:val="20"/>
               </w:rPr>
               <w:t>Konzern.csv</w:t>
@@ -1142,7 +1556,7 @@
               <w:rPr>
                 <w:sz w:val="20"/>
               </w:rPr>
-              <w:t>SO.Standortnummer (⚠️ nicht SO.QBID), Konzern</w:t>
+              <w:t>SO.Standortnummer, Konzern</w:t>
             </w:r>
           </w:p>
         </w:tc>
@@ -1153,6 +1567,7 @@
           <w:p>
             <w:r>
               <w:rPr>
+                <w:b/>
                 <w:sz w:val="20"/>
               </w:rPr>
               <w:t>Merkmal: ist_konzern</w:t>
@@ -1164,7 +1579,7 @@
     <w:p/>
     <w:p>
       <w:r>
-        <w:t>Hinweis: QS.csv wurde ursprünglich als notwendige Verknüpfungstabelle vermutet, wird aber tatsächlich nie geladen — QS.Qualitätsindikator.csv trägt SO.QBID bereits selbst, ein Join über QS.csv ist für die Zusammenführung nicht nötig.</w:t>
+        <w:t>Hinweis: QS.csv enthält Verwaltungsmetadaten zur Qualitätsberichterstattung (IK-Nummer, Standortnummer, Berichtstyp, SO.QBID) — eine Registrierungstabelle, welche Häuser am QS-Verfahren teilnehmen. Sie wird nicht geladen, da QS.Qualitätsindikator.csv die SO.QBID bereits selbst trägt und ein zusätzlicher Join nicht nötig ist.</w:t>
       </w:r>
     </w:p>
     <w:p>
@@ -1177,7 +1592,61 @@
     </w:p>
     <w:p>
       <w:r>
-        <w:t>Diese Tabellen enthalten potenziell nützliche Daten, wurden aber (noch) nicht in die Analysetabelle aufgenommen:</w:t>
+        <w:t>Diese 33 Tabellen wurden gesichtet und als potenziell nützlich eingestuft, aber bewusst nicht in die aktuelle Analysetabelle aufgenommen. Sie sind kein Teil der Präsentation und des Modells dieser Version.</w:t>
+      </w:r>
+    </w:p>
+    <w:p>
+      <w:r>
+        <w:rPr>
+          <w:b/>
+          <w:sz w:val="22"/>
+        </w:rPr>
+        <w:t>Die drei wertvollsten Kandidaten für eine Erweiterung:</w:t>
+      </w:r>
+    </w:p>
+    <w:p>
+      <w:pPr>
+        <w:pStyle w:val="ListBullet"/>
+      </w:pPr>
+      <w:r>
+        <w:t>QS.Leistungsbereich.csv (12 MB) — enthält QSLB.Dokumentationsrate je Haus und Leistungsbereich. Häuser mit lückenhafter Dokumentation fallen häufiger rechnerisch auffällig — dieser Störfaktor lässt sich mit dieser Datei teilweise kontrollieren. Join über SO.QBID direkt möglich.</w:t>
+      </w:r>
+    </w:p>
+    <w:p>
+      <w:pPr>
+        <w:pStyle w:val="ListBullet"/>
+      </w:pPr>
+      <w:r>
+        <w:t>Notfallversorgung.csv (363 KB) — enthält die Notfallversorgungsstufe (1/2/3) je Haus. Häuser der höchsten Stufe behandeln die schwersten Fälle — ein wichtiger Confounder, der im aktuellen Modell fehlt. Join über SO.QBID direkt möglich.</w:t>
+      </w:r>
+    </w:p>
+    <w:p>
+      <w:pPr>
+        <w:pStyle w:val="ListBullet"/>
+      </w:pPr>
+      <w:r>
+        <w:t>MM.csv (236 KB) — Mindestmengen-Compliance: Hat das Haus die gesetzlich vorgeschriebene Mindestfallzahl (z. B. 50 Knie-TEP/Jahr) erreicht? Ein binäres Strukturmerkmal mit möglichem Qualitätsbezug.</w:t>
+      </w:r>
+    </w:p>
+    <w:p>
+      <w:r>
+        <w:rPr>
+          <w:b/>
+          <w:sz w:val="22"/>
+        </w:rPr>
+        <w:t>Explorations-Notebook:</w:t>
+      </w:r>
+      <w:r>
+        <w:rPr>
+          <w:b w:val="0"/>
+          <w:sz w:val="22"/>
+        </w:rPr>
+        <w:t xml:space="preserve"> Notebooks/04_Potenzielle_Erweiterungen.ipynb — analysiert diese drei Dateien und bewertet, ob sie die Modellgüte verbessern würden.</w:t>
+      </w:r>
+    </w:p>
+    <w:p>
+      <w:r>
+        <w:t>Alle weiteren Einträge dieser Kategorie im Detail:</w:t>
       </w:r>
     </w:p>
     <w:tbl>
@@ -2961,7 +3430,18 @@
     </w:p>
     <w:p>
       <w:r>
-        <w:t>Datenbasis nach Aufbereitung: 1,824 Krankenhäuser</w:t>
+        <w:rPr>
+          <w:b w:val="0"/>
+          <w:sz w:val="22"/>
+        </w:rPr>
+        <w:t xml:space="preserve">Datenbasis nach Aufbereitung: </w:t>
+      </w:r>
+      <w:r>
+        <w:rPr>
+          <w:b/>
+          <w:sz w:val="22"/>
+        </w:rPr>
+        <w:t>1,824 Krankenhäuser</w:t>
       </w:r>
     </w:p>
     <w:tbl>
@@ -3236,7 +3716,25 @@
     <w:p/>
     <w:p>
       <w:r>
-        <w:t>Die Ziel-Variable ist nahezu ausgewogen verteilt (ca. 49% vs. 51%), was für Machine-Learning-Modelle optimal ist.</w:t>
+        <w:rPr>
+          <w:b w:val="0"/>
+          <w:sz w:val="22"/>
+        </w:rPr>
+        <w:t xml:space="preserve">Die Ziel-Variable ist nahezu </w:t>
+      </w:r>
+      <w:r>
+        <w:rPr>
+          <w:b/>
+          <w:sz w:val="22"/>
+        </w:rPr>
+        <w:t>ausgewogen verteilt (ca. 49 % vs. 51 %)</w:t>
+      </w:r>
+      <w:r>
+        <w:rPr>
+          <w:b w:val="0"/>
+          <w:sz w:val="22"/>
+        </w:rPr>
+        <w:t>, was für Machine-Learning-Modelle optimal ist.</w:t>
       </w:r>
     </w:p>
     <w:p>
@@ -5200,7 +5698,291 @@
         <w:pStyle w:val="Heading1"/>
       </w:pPr>
       <w:r>
-        <w:t>6  Offene Punkte &amp; Nächste Schritte</w:t>
+        <w:t>6  Projektstand &amp; Nächste Schritte</w:t>
+      </w:r>
+    </w:p>
+    <w:p>
+      <w:pPr>
+        <w:pStyle w:val="Heading2"/>
+      </w:pPr>
+      <w:r>
+        <w:t>6.1  Abgeschlossene Bausteine</w:t>
+      </w:r>
+    </w:p>
+    <w:tbl>
+      <w:tblPr>
+        <w:tblStyle w:val="TableGrid"/>
+        <w:tblW w:type="auto" w:w="0"/>
+        <w:tblLook w:firstColumn="1" w:firstRow="1" w:lastColumn="0" w:lastRow="0" w:noHBand="0" w:noVBand="1" w:val="04A0"/>
+      </w:tblPr>
+      <w:tblGrid>
+        <w:gridCol w:w="3041"/>
+        <w:gridCol w:w="3041"/>
+        <w:gridCol w:w="3041"/>
+      </w:tblGrid>
+      <w:tr>
+        <w:tc>
+          <w:tcPr>
+            <w:tcW w:type="dxa" w:w="1417"/>
+            <w:shd w:fill="4472C4" w:color="FFFFFF" w:val="clear"/>
+          </w:tcPr>
+          <w:p>
+            <w:r>
+              <w:rPr>
+                <w:b/>
+                <w:color w:val="FFFFFF"/>
+                <w:sz w:val="20"/>
+              </w:rPr>
+              <w:t>Baustein</w:t>
+            </w:r>
+          </w:p>
+        </w:tc>
+        <w:tc>
+          <w:tcPr>
+            <w:tcW w:type="dxa" w:w="1984"/>
+            <w:shd w:fill="4472C4" w:color="FFFFFF" w:val="clear"/>
+          </w:tcPr>
+          <w:p>
+            <w:r>
+              <w:rPr>
+                <w:b/>
+                <w:color w:val="FFFFFF"/>
+                <w:sz w:val="20"/>
+              </w:rPr>
+              <w:t>Titel</w:t>
+            </w:r>
+          </w:p>
+        </w:tc>
+        <w:tc>
+          <w:tcPr>
+            <w:tcW w:type="dxa" w:w="5669"/>
+            <w:shd w:fill="4472C4" w:color="FFFFFF" w:val="clear"/>
+          </w:tcPr>
+          <w:p>
+            <w:r>
+              <w:rPr>
+                <w:b/>
+                <w:color w:val="FFFFFF"/>
+                <w:sz w:val="20"/>
+              </w:rPr>
+              <w:t>Ergebnis</w:t>
+            </w:r>
+          </w:p>
+        </w:tc>
+      </w:tr>
+      <w:tr>
+        <w:tc>
+          <w:tcPr>
+            <w:tcW w:type="dxa" w:w="1417"/>
+          </w:tcPr>
+          <w:p>
+            <w:r>
+              <w:rPr>
+                <w:sz w:val="20"/>
+              </w:rPr>
+              <w:t>Baustein 1</w:t>
+            </w:r>
+          </w:p>
+        </w:tc>
+        <w:tc>
+          <w:tcPr>
+            <w:tcW w:type="dxa" w:w="1984"/>
+          </w:tcPr>
+          <w:p>
+            <w:r>
+              <w:rPr>
+                <w:sz w:val="20"/>
+              </w:rPr>
+              <w:t>Daten vorbereiten</w:t>
+            </w:r>
+          </w:p>
+        </w:tc>
+        <w:tc>
+          <w:tcPr>
+            <w:tcW w:type="dxa" w:w="5669"/>
+          </w:tcPr>
+          <w:p>
+            <w:r>
+              <w:rPr>
+                <w:sz w:val="20"/>
+              </w:rPr>
+              <w:t>analysetabelle.csv — 1.824 Zeilen, 18 Spalten. End-to-end getestet 2026-07-29.</w:t>
+            </w:r>
+          </w:p>
+        </w:tc>
+      </w:tr>
+      <w:tr>
+        <w:tc>
+          <w:tcPr>
+            <w:tcW w:type="dxa" w:w="1417"/>
+          </w:tcPr>
+          <w:p>
+            <w:r>
+              <w:rPr>
+                <w:sz w:val="20"/>
+              </w:rPr>
+              <w:t>Baustein 2</w:t>
+            </w:r>
+          </w:p>
+        </w:tc>
+        <w:tc>
+          <w:tcPr>
+            <w:tcW w:type="dxa" w:w="1984"/>
+          </w:tcPr>
+          <w:p>
+            <w:r>
+              <w:rPr>
+                <w:sz w:val="20"/>
+              </w:rPr>
+              <w:t>Deskriptive Analyse</w:t>
+            </w:r>
+          </w:p>
+        </w:tc>
+        <w:tc>
+          <w:tcPr>
+            <w:tcW w:type="dxa" w:w="5669"/>
+          </w:tcPr>
+          <w:p>
+            <w:r>
+              <w:rPr>
+                <w:sz w:val="20"/>
+              </w:rPr>
+              <w:t>12 Grafiken, T-Test, ANOVA, Chi²-Test, Korrelationsmatrix. 02_Analyse.ipynb.</w:t>
+            </w:r>
+          </w:p>
+        </w:tc>
+      </w:tr>
+      <w:tr>
+        <w:tc>
+          <w:tcPr>
+            <w:tcW w:type="dxa" w:w="1417"/>
+          </w:tcPr>
+          <w:p>
+            <w:r>
+              <w:rPr>
+                <w:sz w:val="20"/>
+              </w:rPr>
+              <w:t>Baustein 3</w:t>
+            </w:r>
+          </w:p>
+        </w:tc>
+        <w:tc>
+          <w:tcPr>
+            <w:tcW w:type="dxa" w:w="1984"/>
+          </w:tcPr>
+          <w:p>
+            <w:r>
+              <w:rPr>
+                <w:sz w:val="20"/>
+              </w:rPr>
+              <w:t>Streamlit-Dashboard</w:t>
+            </w:r>
+          </w:p>
+        </w:tc>
+        <w:tc>
+          <w:tcPr>
+            <w:tcW w:type="dxa" w:w="5669"/>
+          </w:tcPr>
+          <w:p>
+            <w:r>
+              <w:rPr>
+                <w:sz w:val="20"/>
+              </w:rPr>
+              <w:t>4 Seiten: Gesamtüberblick, Einflussfaktoren, Häuser vergleichen, Qualitäts-Vorhersage. Deployed auf Streamlit Community Cloud via GitHub.</w:t>
+            </w:r>
+          </w:p>
+        </w:tc>
+      </w:tr>
+      <w:tr>
+        <w:tc>
+          <w:tcPr>
+            <w:tcW w:type="dxa" w:w="1417"/>
+          </w:tcPr>
+          <w:p>
+            <w:r>
+              <w:rPr>
+                <w:sz w:val="20"/>
+              </w:rPr>
+              <w:t>Baustein 4</w:t>
+            </w:r>
+          </w:p>
+        </w:tc>
+        <w:tc>
+          <w:tcPr>
+            <w:tcW w:type="dxa" w:w="1984"/>
+          </w:tcPr>
+          <w:p>
+            <w:r>
+              <w:rPr>
+                <w:sz w:val="20"/>
+              </w:rPr>
+              <w:t>Decision Tree</w:t>
+            </w:r>
+          </w:p>
+        </w:tc>
+        <w:tc>
+          <w:tcPr>
+            <w:tcW w:type="dxa" w:w="5669"/>
+          </w:tcPr>
+          <w:p>
+            <w:r>
+              <w:rPr>
+                <w:sz w:val="20"/>
+              </w:rPr>
+              <w:t>Accuracy 63,6 % (Basislinie 50,7 %), R²=0,033, Feature Importance: aerzte_pro_bett 53,6 %, pflege_pro_bett 23,8 %, SO.Betten 22,6 %.</w:t>
+            </w:r>
+          </w:p>
+        </w:tc>
+      </w:tr>
+      <w:tr>
+        <w:tc>
+          <w:tcPr>
+            <w:tcW w:type="dxa" w:w="1417"/>
+          </w:tcPr>
+          <w:p>
+            <w:r>
+              <w:rPr>
+                <w:sz w:val="20"/>
+              </w:rPr>
+              <w:t>Baustein 5</w:t>
+            </w:r>
+          </w:p>
+        </w:tc>
+        <w:tc>
+          <w:tcPr>
+            <w:tcW w:type="dxa" w:w="1984"/>
+          </w:tcPr>
+          <w:p>
+            <w:r>
+              <w:rPr>
+                <w:sz w:val="20"/>
+              </w:rPr>
+              <w:t>Abschluss &amp; Präsentation</w:t>
+            </w:r>
+          </w:p>
+        </w:tc>
+        <w:tc>
+          <w:tcPr>
+            <w:tcW w:type="dxa" w:w="5669"/>
+          </w:tcPr>
+          <w:p>
+            <w:r>
+              <w:rPr>
+                <w:sz w:val="20"/>
+              </w:rPr>
+              <w:t>Folie 13 (PPTX) auf Streamlit aktualisiert. Streamlit-Präsentationsfolie erstellt (folie13_praesentation.py). Vollständiges Sprechertext-Dokument erstellt (Praesentationsskript_Qualitaets_Muster_Finder.docx, 30 Min, 15 Folien, Wir-Perspektive). Praesentation_Folien_Beschreibung.md mit PPTX abgeglichen.</w:t>
+            </w:r>
+          </w:p>
+        </w:tc>
+      </w:tr>
+    </w:tbl>
+    <w:p/>
+    <w:p>
+      <w:pPr>
+        <w:pStyle w:val="Heading2"/>
+      </w:pPr>
+      <w:r>
+        <w:t>6.2  Noch offen</w:t>
       </w:r>
     </w:p>
     <w:tbl>
@@ -5257,7 +6039,7 @@
               <w:rPr>
                 <w:sz w:val="20"/>
               </w:rPr>
-              <w:t>Baustein 5: Robustheit &amp; Code-Qualität</w:t>
+              <w:t>Generalprobe mit Stoppuhr</w:t>
             </w:r>
           </w:p>
         </w:tc>
@@ -5270,7 +6052,7 @@
               <w:rPr>
                 <w:sz w:val="20"/>
               </w:rPr>
-              <w:t>Randfälle im Dashboard testen (leere Eingaben, fehlende Werte), Code aufräumen</w:t>
+              <w:t>Präsentation einmal komplett durchlaufen — Ziel: 30 Min ± 2 Min</w:t>
             </w:r>
           </w:p>
         </w:tc>
@@ -5285,7 +6067,7 @@
               <w:rPr>
                 <w:sz w:val="20"/>
               </w:rPr>
-              <w:t>Baustein 5: Präsentation</w:t>
+              <w:t>Live-Demo Dashboard</w:t>
             </w:r>
           </w:p>
         </w:tc>
@@ -5298,7 +6080,7 @@
               <w:rPr>
                 <w:sz w:val="20"/>
               </w:rPr>
-              <w:t>Entscheidungsbegründungen ausformulieren, Live-Demo vorbereiten, Generalprobe mit Stoppuhr</w:t>
+              <w:t>Dashboard auf Streamlit Cloud vor Präsentation testen (URL prüfen, Ladezeit)</w:t>
             </w:r>
           </w:p>
         </w:tc>
@@ -5313,7 +6095,7 @@
               <w:rPr>
                 <w:sz w:val="20"/>
               </w:rPr>
-              <w:t>Streamlit-Cloud-Deployment</w:t>
+              <w:t>scripts/powerbi_anleitung.py</w:t>
             </w:r>
           </w:p>
         </w:tc>
@@ -5326,7 +6108,61 @@
               <w:rPr>
                 <w:sz w:val="20"/>
               </w:rPr>
-              <w:t>Main-File-Pfad in den App-Settings von scripts/streamlit_dashboard.py auf Dashboard/streamlit_dashboard.py aktualisieren</w:t>
+              <w:t>Hartkodierter os.chdir()-Pfad eines fremden Rechners noch nicht repariert</w:t>
+            </w:r>
+          </w:p>
+        </w:tc>
+      </w:tr>
+    </w:tbl>
+    <w:p/>
+    <w:p>
+      <w:pPr>
+        <w:pStyle w:val="Heading2"/>
+      </w:pPr>
+      <w:r>
+        <w:t>6.3  Mögliche Erweiterungen</w:t>
+      </w:r>
+    </w:p>
+    <w:tbl>
+      <w:tblPr>
+        <w:tblStyle w:val="TableGrid"/>
+        <w:tblW w:type="auto" w:w="0"/>
+        <w:tblLook w:firstColumn="1" w:firstRow="1" w:lastColumn="0" w:lastRow="0" w:noHBand="0" w:noVBand="1" w:val="04A0"/>
+      </w:tblPr>
+      <w:tblGrid>
+        <w:gridCol w:w="4561"/>
+        <w:gridCol w:w="4561"/>
+      </w:tblGrid>
+      <w:tr>
+        <w:tc>
+          <w:tcPr>
+            <w:tcW w:type="dxa" w:w="2551"/>
+            <w:shd w:fill="4472C4" w:color="FFFFFF" w:val="clear"/>
+          </w:tcPr>
+          <w:p>
+            <w:r>
+              <w:rPr>
+                <w:b/>
+                <w:color w:val="FFFFFF"/>
+                <w:sz w:val="20"/>
+              </w:rPr>
+              <w:t>Ansatz</w:t>
+            </w:r>
+          </w:p>
+        </w:tc>
+        <w:tc>
+          <w:tcPr>
+            <w:tcW w:type="dxa" w:w="6520"/>
+            <w:shd w:fill="4472C4" w:color="FFFFFF" w:val="clear"/>
+          </w:tcPr>
+          <w:p>
+            <w:r>
+              <w:rPr>
+                <w:b/>
+                <w:color w:val="FFFFFF"/>
+                <w:sz w:val="20"/>
+              </w:rPr>
+              <w:t>Beschreibung</w:t>
             </w:r>
           </w:p>
         </w:tc>
@@ -5334,27 +6170,83 @@
       <w:tr>
         <w:tc>
           <w:tcPr>
-            <w:tcW w:type="dxa" w:w="3118"/>
-          </w:tcPr>
-          <w:p>
-            <w:r>
-              <w:rPr>
-                <w:sz w:val="20"/>
-              </w:rPr>
-              <w:t>scripts/powerbi_anleitung.py</w:t>
-            </w:r>
-          </w:p>
-        </w:tc>
-        <w:tc>
-          <w:tcPr>
-            <w:tcW w:type="dxa" w:w="5953"/>
-          </w:tcPr>
-          <w:p>
-            <w:r>
-              <w:rPr>
-                <w:sz w:val="20"/>
-              </w:rPr>
-              <w:t>Hartkodierter os.chdir()-Pfad eines fremden Rechners muss noch repariert werden</w:t>
+            <w:tcW w:type="dxa" w:w="2551"/>
+          </w:tcPr>
+          <w:p>
+            <w:r>
+              <w:rPr>
+                <w:sz w:val="20"/>
+              </w:rPr>
+              <w:t>Dokumentationsrate</w:t>
+            </w:r>
+          </w:p>
+        </w:tc>
+        <w:tc>
+          <w:tcPr>
+            <w:tcW w:type="dxa" w:w="6520"/>
+          </w:tcPr>
+          <w:p>
+            <w:r>
+              <w:rPr>
+                <w:sz w:val="20"/>
+              </w:rPr>
+              <w:t>QS.Leistungsbereich.csv → QSLB.Dokumentationsrate als weiteres Merkmal einbinden</w:t>
+            </w:r>
+          </w:p>
+        </w:tc>
+      </w:tr>
+      <w:tr>
+        <w:tc>
+          <w:tcPr>
+            <w:tcW w:type="dxa" w:w="2551"/>
+          </w:tcPr>
+          <w:p>
+            <w:r>
+              <w:rPr>
+                <w:sz w:val="20"/>
+              </w:rPr>
+              <w:t>NLP / Sentiment-Analyse</w:t>
+            </w:r>
+          </w:p>
+        </w:tc>
+        <w:tc>
+          <w:tcPr>
+            <w:tcW w:type="dxa" w:w="6520"/>
+          </w:tcPr>
+          <w:p>
+            <w:r>
+              <w:rPr>
+                <w:sz w:val="20"/>
+              </w:rPr>
+              <w:t>QSQI.KommentarKrankenhaus — individuelle Freitextkommentare der Häuser, NLP-fähig</w:t>
+            </w:r>
+          </w:p>
+        </w:tc>
+      </w:tr>
+      <w:tr>
+        <w:tc>
+          <w:tcPr>
+            <w:tcW w:type="dxa" w:w="2551"/>
+          </w:tcPr>
+          <w:p>
+            <w:r>
+              <w:rPr>
+                <w:sz w:val="20"/>
+              </w:rPr>
+              <w:t>Mehrstufige Regression</w:t>
+            </w:r>
+          </w:p>
+        </w:tc>
+        <w:tc>
+          <w:tcPr>
+            <w:tcW w:type="dxa" w:w="6520"/>
+          </w:tcPr>
+          <w:p>
+            <w:r>
+              <w:rPr>
+                <w:sz w:val="20"/>
+              </w:rPr>
+              <w:t>Patientenstruktur als Kontrollvariable → echten Träger-/Personaleffekt isolieren</w:t>
             </w:r>
           </w:p>
         </w:tc>
@@ -5363,7 +6255,1261 @@
     <w:p/>
     <w:p>
       <w:r>
-        <w:t>Hinweis: Bausteine 1–4 sind vollständig abgeschlossen und wurden am 2026-07-29 end-to-end getestet (Rohdaten → alle 3 Notebooks → Dashboard, fehlerfrei). Offen ist nur noch der Abschluss-Baustein 5.</w:t>
+        <w:rPr>
+          <w:b/>
+          <w:sz w:val="22"/>
+        </w:rPr>
+        <w:t xml:space="preserve">Stand 2026-08-10: </w:t>
+      </w:r>
+      <w:r>
+        <w:rPr>
+          <w:b w:val="0"/>
+          <w:sz w:val="22"/>
+        </w:rPr>
+        <w:t>Alle 5 Bausteine abgeschlossen. Bausteine 1–4 end-to-end getestet (2026-07-29). Baustein 5 (Präsentation): Unterlagen vollständig erstellt, Generalprobe steht noch aus.</w:t>
+      </w:r>
+    </w:p>
+    <w:p>
+      <w:r>
+        <w:br w:type="page"/>
+      </w:r>
+    </w:p>
+    <w:p>
+      <w:pPr>
+        <w:pStyle w:val="Heading1"/>
+      </w:pPr>
+      <w:r>
+        <w:t>7  Fragestellung &amp; Antworten</w:t>
+      </w:r>
+    </w:p>
+    <w:p>
+      <w:r>
+        <w:t>Dieses Kapitel gegenüberstellt die originale Aufgabenstellung (aus Aufgabenstellung/Fragestellung.docx) und die konkreten Ergebnisse aus unserer Projektarbeit.</w:t>
+      </w:r>
+    </w:p>
+    <w:p>
+      <w:pPr>
+        <w:pStyle w:val="Heading2"/>
+      </w:pPr>
+      <w:r>
+        <w:t>7.1  Die zentrale Fragestellung</w:t>
+      </w:r>
+    </w:p>
+    <w:p>
+      <w:r>
+        <w:rPr>
+          <w:b/>
+          <w:sz w:val="22"/>
+        </w:rPr>
+        <w:t xml:space="preserve">Frage: </w:t>
+      </w:r>
+      <w:r>
+        <w:rPr>
+          <w:b/>
+          <w:sz w:val="22"/>
+        </w:rPr>
+        <w:t>Welche Krankenhausmerkmale hängen damit zusammen, dass ein Haus überdurchschnittlich viele Qualitätsprobleme hat?</w:t>
+      </w:r>
+    </w:p>
+    <w:p>
+      <w:r>
+        <w:rPr>
+          <w:b/>
+          <w:sz w:val="22"/>
+        </w:rPr>
+        <w:t xml:space="preserve">Antwort: </w:t>
+      </w:r>
+      <w:r>
+        <w:rPr>
+          <w:b w:val="0"/>
+          <w:sz w:val="22"/>
+        </w:rPr>
+        <w:t xml:space="preserve">Kein einzelnes Merkmal ist ein starker Prädiktor. Der stärkste inhaltliche Zusammenhang liegt bei </w:t>
+      </w:r>
+      <w:r>
+        <w:rPr>
+          <w:b/>
+          <w:sz w:val="22"/>
+        </w:rPr>
+        <w:t>Ärzte pro Bett (r = −0,14, T-Test p &lt; 0,001)</w:t>
+      </w:r>
+      <w:r>
+        <w:rPr>
+          <w:b w:val="0"/>
+          <w:sz w:val="22"/>
+        </w:rPr>
+        <w:t xml:space="preserve"> und </w:t>
+      </w:r>
+      <w:r>
+        <w:rPr>
+          <w:b/>
+          <w:sz w:val="22"/>
+        </w:rPr>
+        <w:t>Pflegekräfte pro Bett (r = −0,14, p &lt; 0,001)</w:t>
+      </w:r>
+      <w:r>
+        <w:rPr>
+          <w:b w:val="0"/>
+          <w:sz w:val="22"/>
+        </w:rPr>
+        <w:t>: Häuser mit mehr Personal pro Bett haben tendenziell weniger Qualitätsprobleme. Trägerschaft zeigt einen sichtbaren Unterschied (privat 56,5 % vs. öffentlich 46,7 %), ist aber durch die kleinere durchschnittliche Bettenanzahl privater Häuser beeinflusst. Fortbildungsquote, Uni-Status und Konzernzugehörigkeit zeigen keinen messbaren Zusammenhang. Das Strukturmodell erklärt insgesamt nur 3,3 % der Varianz (R² = 0,033) — ein valides Ergebnis, das zeigt, wo die Grenzen strukturbasierter Erklärungsansätze liegen.</w:t>
+      </w:r>
+    </w:p>
+    <w:p/>
+    <w:p>
+      <w:pPr>
+        <w:pStyle w:val="Heading2"/>
+      </w:pPr>
+      <w:r>
+        <w:t>7.2  Aufgabe 1: Daten vorbereiten</w:t>
+      </w:r>
+    </w:p>
+    <w:tbl>
+      <w:tblPr>
+        <w:tblStyle w:val="TableGrid"/>
+        <w:tblW w:type="auto" w:w="0"/>
+        <w:tblLook w:firstColumn="1" w:firstRow="1" w:lastColumn="0" w:lastRow="0" w:noHBand="0" w:noVBand="1" w:val="04A0"/>
+      </w:tblPr>
+      <w:tblGrid>
+        <w:gridCol w:w="4561"/>
+        <w:gridCol w:w="4561"/>
+      </w:tblGrid>
+      <w:tr>
+        <w:tc>
+          <w:tcPr>
+            <w:tcW w:type="dxa" w:w="2835"/>
+            <w:shd w:fill="4472C4" w:color="FFFFFF" w:val="clear"/>
+          </w:tcPr>
+          <w:p>
+            <w:r>
+              <w:rPr>
+                <w:b/>
+                <w:color w:val="FFFFFF"/>
+                <w:sz w:val="20"/>
+              </w:rPr>
+              <w:t>Teilaufgabe</w:t>
+            </w:r>
+          </w:p>
+        </w:tc>
+        <w:tc>
+          <w:tcPr>
+            <w:tcW w:type="dxa" w:w="6236"/>
+            <w:shd w:fill="4472C4" w:color="FFFFFF" w:val="clear"/>
+          </w:tcPr>
+          <w:p>
+            <w:r>
+              <w:rPr>
+                <w:b/>
+                <w:color w:val="FFFFFF"/>
+                <w:sz w:val="20"/>
+              </w:rPr>
+              <w:t>Ergebnis aus dem Projekt</w:t>
+            </w:r>
+          </w:p>
+        </w:tc>
+      </w:tr>
+      <w:tr>
+        <w:tc>
+          <w:tcPr>
+            <w:tcW w:type="dxa" w:w="2835"/>
+          </w:tcPr>
+          <w:p>
+            <w:r>
+              <w:rPr>
+                <w:sz w:val="20"/>
+              </w:rPr>
+              <w:t>Ziel-Variable erstellen:</w:t>
+              <w:br/>
+              <w:t>Anteil auffälliger QI pro Krankenhaus berechnen</w:t>
+            </w:r>
+          </w:p>
+        </w:tc>
+        <w:tc>
+          <w:tcPr>
+            <w:tcW w:type="dxa" w:w="6236"/>
+          </w:tcPr>
+          <w:p>
+            <w:r>
+              <w:rPr>
+                <w:sz w:val="20"/>
+              </w:rPr>
+              <w:t>✅ Erledigt. auffaellig_quote = auffaellig_n / total_qi, berechnet aus QS.Qualitätsindikator.csv. Fallstricke behoben: N99-Zeilen ausgeschlossen (nicht bewertet ≠ unauffällig), Zählkennzahlen (EKez/TKez) gefiltert, Duplikate per drop_duplicates(['SO.QBID', 'QSQI.Indikator']) entfernt. Datei: 01_Exploration.ipynb Kap. 3.</w:t>
+            </w:r>
+          </w:p>
+        </w:tc>
+      </w:tr>
+      <w:tr>
+        <w:tc>
+          <w:tcPr>
+            <w:tcW w:type="dxa" w:w="2835"/>
+          </w:tcPr>
+          <w:p>
+            <w:r>
+              <w:rPr>
+                <w:sz w:val="20"/>
+              </w:rPr>
+              <w:t>Target-Variable:</w:t>
+              <w:br/>
+              <w:t>Hat ueberdurchschnittlich viele Probleme = ueber Median</w:t>
+            </w:r>
+          </w:p>
+        </w:tc>
+        <w:tc>
+          <w:tcPr>
+            <w:tcW w:type="dxa" w:w="6236"/>
+          </w:tcPr>
+          <w:p>
+            <w:r>
+              <w:rPr>
+                <w:sz w:val="20"/>
+              </w:rPr>
+              <w:t>✅ Erledigt. Median der auffaellig_quote = 76,92 %. Spalte hat_viele_Probleme: 899 Häuser = 1, 925 Häuser = 0. Nahezu ausgewogen (49 % vs. 51 %) — ideal für ML.</w:t>
+            </w:r>
+          </w:p>
+        </w:tc>
+      </w:tr>
+      <w:tr>
+        <w:tc>
+          <w:tcPr>
+            <w:tcW w:type="dxa" w:w="2835"/>
+          </w:tcPr>
+          <w:p>
+            <w:r>
+              <w:rPr>
+                <w:sz w:val="20"/>
+              </w:rPr>
+              <w:t>8 Merkmale auswählen &amp; zusammenführen</w:t>
+            </w:r>
+          </w:p>
+        </w:tc>
+        <w:tc>
+          <w:tcPr>
+            <w:tcW w:type="dxa" w:w="6236"/>
+          </w:tcPr>
+          <w:p>
+            <w:r>
+              <w:rPr>
+                <w:sz w:val="20"/>
+              </w:rPr>
+              <w:t>✅ Erledigt. Merkmale: SO.Betten, KH.Träger.Art, SO.Bundesland, SO.Uni, fortbildungsquote, aerzte_pro_bett, pflege_pro_bett, ist_konzern. Ergebnis: analysetabelle.csv — 1.824 Zeilen, 18 Spalten. Technisch aufwändig: aerzte_pro_bett über 2 Left Joins (FA.Personalliste + FA.csv), Komma-Dezimal-Bug behoben.</w:t>
+            </w:r>
+          </w:p>
+        </w:tc>
+      </w:tr>
+    </w:tbl>
+    <w:p/>
+    <w:p>
+      <w:pPr>
+        <w:pStyle w:val="Heading2"/>
+      </w:pPr>
+      <w:r>
+        <w:t>7.3  Aufgabe 2: Deskriptive Analyse</w:t>
+      </w:r>
+    </w:p>
+    <w:tbl>
+      <w:tblPr>
+        <w:tblStyle w:val="TableGrid"/>
+        <w:tblW w:type="auto" w:w="0"/>
+        <w:tblLook w:firstColumn="1" w:firstRow="1" w:lastColumn="0" w:lastRow="0" w:noHBand="0" w:noVBand="1" w:val="04A0"/>
+      </w:tblPr>
+      <w:tblGrid>
+        <w:gridCol w:w="4561"/>
+        <w:gridCol w:w="4561"/>
+      </w:tblGrid>
+      <w:tr>
+        <w:tc>
+          <w:tcPr>
+            <w:tcW w:type="dxa" w:w="2835"/>
+            <w:shd w:fill="4472C4" w:color="FFFFFF" w:val="clear"/>
+          </w:tcPr>
+          <w:p>
+            <w:r>
+              <w:rPr>
+                <w:b/>
+                <w:color w:val="FFFFFF"/>
+                <w:sz w:val="20"/>
+              </w:rPr>
+              <w:t>Teilaufgabe</w:t>
+            </w:r>
+          </w:p>
+        </w:tc>
+        <w:tc>
+          <w:tcPr>
+            <w:tcW w:type="dxa" w:w="6236"/>
+            <w:shd w:fill="4472C4" w:color="FFFFFF" w:val="clear"/>
+          </w:tcPr>
+          <w:p>
+            <w:r>
+              <w:rPr>
+                <w:b/>
+                <w:color w:val="FFFFFF"/>
+                <w:sz w:val="20"/>
+              </w:rPr>
+              <w:t>Ergebnis aus dem Projekt</w:t>
+            </w:r>
+          </w:p>
+        </w:tc>
+      </w:tr>
+      <w:tr>
+        <w:tc>
+          <w:tcPr>
+            <w:tcW w:type="dxa" w:w="2835"/>
+          </w:tcPr>
+          <w:p>
+            <w:r>
+              <w:rPr>
+                <w:sz w:val="20"/>
+              </w:rPr>
+              <w:t>Wie unterscheiden sich Häuser MIT vs. OHNE viele Probleme?</w:t>
+            </w:r>
+          </w:p>
+        </w:tc>
+        <w:tc>
+          <w:tcPr>
+            <w:tcW w:type="dxa" w:w="6236"/>
+          </w:tcPr>
+          <w:p>
+            <w:r>
+              <w:rPr>
+                <w:sz w:val="20"/>
+              </w:rPr>
+              <w:t>Ärzte/Bett: Median 0,468 (wenige) vs. 0,390 (viele) — T-Test t=6,002, p&lt;0,001. Pflegekräfte/Bett: ähnliches Muster, ebenfalls signifikant. Trägerschaft: privat 56,5 % vs. freigemeinnützig 46,4 % / öffentlich 46,7 %. Fortbildungsquote: kein Unterschied (r ≈ 0,01).</w:t>
+            </w:r>
+          </w:p>
+        </w:tc>
+      </w:tr>
+      <w:tr>
+        <w:tc>
+          <w:tcPr>
+            <w:tcW w:type="dxa" w:w="2835"/>
+          </w:tcPr>
+          <w:p>
+            <w:r>
+              <w:rPr>
+                <w:sz w:val="20"/>
+              </w:rPr>
+              <w:t>Korrelationen berechnen: Welche Merkmale hängen zusammen?</w:t>
+            </w:r>
+          </w:p>
+        </w:tc>
+        <w:tc>
+          <w:tcPr>
+            <w:tcW w:type="dxa" w:w="6236"/>
+          </w:tcPr>
+          <w:p>
+            <w:r>
+              <w:rPr>
+                <w:sz w:val="20"/>
+              </w:rPr>
+              <w:t>Korrelationsmatrix berechnet (Pearson r). Stärkste Korrelation mit hat_viele_Probleme: total_qi r=−0,28 (Artefakt), aerzte_pro_bett r=−0,14, pflege_pro_bett r=−0,14, SO.Betten r=−0,08, fortbildungsquote r≈0,01, ist_konzern r≈0,00.</w:t>
+            </w:r>
+          </w:p>
+        </w:tc>
+      </w:tr>
+      <w:tr>
+        <w:tc>
+          <w:tcPr>
+            <w:tcW w:type="dxa" w:w="2835"/>
+          </w:tcPr>
+          <w:p>
+            <w:r>
+              <w:rPr>
+                <w:sz w:val="20"/>
+              </w:rPr>
+              <w:t>Gruppenvergleiche: Uni-Kliniken vs. normal, groß vs. klein, öffentlich vs. privat</w:t>
+            </w:r>
+          </w:p>
+        </w:tc>
+        <w:tc>
+          <w:tcPr>
+            <w:tcW w:type="dxa" w:w="6236"/>
+          </w:tcPr>
+          <w:p>
+            <w:r>
+              <w:rPr>
+                <w:sz w:val="20"/>
+              </w:rPr>
+              <w:t>Uni vs. normal: 47 % vs. 49 % — kein Unterschied. Groß vs. klein: Bettenzahl zeigt schwachen Zusammenhang (r=−0,08). Öffentlich vs. privat: sichtbarer Unterschied (46,7 % vs. 56,5 %), aber private Häuser sind im Median kleiner — Störfaktor!</w:t>
+            </w:r>
+          </w:p>
+        </w:tc>
+      </w:tr>
+      <w:tr>
+        <w:tc>
+          <w:tcPr>
+            <w:tcW w:type="dxa" w:w="2835"/>
+          </w:tcPr>
+          <w:p>
+            <w:r>
+              <w:rPr>
+                <w:sz w:val="20"/>
+              </w:rPr>
+              <w:t>Visualisierungen: Box-Plots, Scatter-Plots, Balkendiagramme</w:t>
+            </w:r>
+          </w:p>
+        </w:tc>
+        <w:tc>
+          <w:tcPr>
+            <w:tcW w:type="dxa" w:w="6236"/>
+          </w:tcPr>
+          <w:p>
+            <w:r>
+              <w:rPr>
+                <w:sz w:val="20"/>
+              </w:rPr>
+              <w:t>12 Grafiken erstellt und in grafiken/ gespeichert. Alle reproduzierbar über scripts/Grafiken_Speichern.py und 02_Analyse.ipynb. Farbschema einheitlich: grün = wenige Probleme, rot = viele Probleme.</w:t>
+            </w:r>
+          </w:p>
+        </w:tc>
+      </w:tr>
+    </w:tbl>
+    <w:p/>
+    <w:p>
+      <w:pPr>
+        <w:pStyle w:val="Heading2"/>
+      </w:pPr>
+      <w:r>
+        <w:t>7.4  Aufgabe 3: Dashboard bauen</w:t>
+      </w:r>
+    </w:p>
+    <w:tbl>
+      <w:tblPr>
+        <w:tblStyle w:val="TableGrid"/>
+        <w:tblW w:type="auto" w:w="0"/>
+        <w:tblLook w:firstColumn="1" w:firstRow="1" w:lastColumn="0" w:lastRow="0" w:noHBand="0" w:noVBand="1" w:val="04A0"/>
+      </w:tblPr>
+      <w:tblGrid>
+        <w:gridCol w:w="4561"/>
+        <w:gridCol w:w="4561"/>
+      </w:tblGrid>
+      <w:tr>
+        <w:tc>
+          <w:tcPr>
+            <w:tcW w:type="dxa" w:w="2835"/>
+            <w:shd w:fill="4472C4" w:color="FFFFFF" w:val="clear"/>
+          </w:tcPr>
+          <w:p>
+            <w:r>
+              <w:rPr>
+                <w:b/>
+                <w:color w:val="FFFFFF"/>
+                <w:sz w:val="20"/>
+              </w:rPr>
+              <w:t>Teilaufgabe</w:t>
+            </w:r>
+          </w:p>
+        </w:tc>
+        <w:tc>
+          <w:tcPr>
+            <w:tcW w:type="dxa" w:w="6236"/>
+            <w:shd w:fill="4472C4" w:color="FFFFFF" w:val="clear"/>
+          </w:tcPr>
+          <w:p>
+            <w:r>
+              <w:rPr>
+                <w:b/>
+                <w:color w:val="FFFFFF"/>
+                <w:sz w:val="20"/>
+              </w:rPr>
+              <w:t>Ergebnis aus dem Projekt</w:t>
+            </w:r>
+          </w:p>
+        </w:tc>
+      </w:tr>
+      <w:tr>
+        <w:tc>
+          <w:tcPr>
+            <w:tcW w:type="dxa" w:w="2835"/>
+          </w:tcPr>
+          <w:p>
+            <w:r>
+              <w:rPr>
+                <w:sz w:val="20"/>
+              </w:rPr>
+              <w:t>Seite 1 — Gesamtüberblick:</w:t>
+              <w:br/>
+              <w:t>Kennzahlen, Karte, Verteilung</w:t>
+            </w:r>
+          </w:p>
+        </w:tc>
+        <w:tc>
+          <w:tcPr>
+            <w:tcW w:type="dxa" w:w="6236"/>
+          </w:tcPr>
+          <w:p>
+            <w:r>
+              <w:rPr>
+                <w:sz w:val="20"/>
+              </w:rPr>
+              <w:t>✅ Erledigt. KPI-Tabelle (n Häuser, Anteil viele Probleme, Ø-Quote, Ø-Ärzte/Bett). Interaktive Deutschlandkarte (Plotly, grün/rot). Histogramm der auffaellig_quote. Filter: Bundesland, Träger, Klinik-Typ.</w:t>
+            </w:r>
+          </w:p>
+        </w:tc>
+      </w:tr>
+      <w:tr>
+        <w:tc>
+          <w:tcPr>
+            <w:tcW w:type="dxa" w:w="2835"/>
+          </w:tcPr>
+          <w:p>
+            <w:r>
+              <w:rPr>
+                <w:sz w:val="20"/>
+              </w:rPr>
+              <w:t>Seite 2 — Einflussfaktoren:</w:t>
+              <w:br/>
+              <w:t>Dropdown → Verteilung je Merkmal</w:t>
+            </w:r>
+          </w:p>
+        </w:tc>
+        <w:tc>
+          <w:tcPr>
+            <w:tcW w:type="dxa" w:w="6236"/>
+          </w:tcPr>
+          <w:p>
+            <w:r>
+              <w:rPr>
+                <w:sz w:val="20"/>
+              </w:rPr>
+              <w:t>✅ Erledigt. 4 Tabs: Trägervergleich, Personal/Bett Boxplot, Streudiagramm, Pivot-Tabelle. Direkte visuelle Antwort auf die Projektfrage.</w:t>
+            </w:r>
+          </w:p>
+        </w:tc>
+      </w:tr>
+      <w:tr>
+        <w:tc>
+          <w:tcPr>
+            <w:tcW w:type="dxa" w:w="2835"/>
+          </w:tcPr>
+          <w:p>
+            <w:r>
+              <w:rPr>
+                <w:sz w:val="20"/>
+              </w:rPr>
+              <w:t>Seite 3 — Häuser vergleichen:</w:t>
+              <w:br/>
+              <w:t>Ähnliche Häuser finden + Steckbrief</w:t>
+            </w:r>
+          </w:p>
+        </w:tc>
+        <w:tc>
+          <w:tcPr>
+            <w:tcW w:type="dxa" w:w="6236"/>
+          </w:tcPr>
+          <w:p>
+            <w:r>
+              <w:rPr>
+                <w:sz w:val="20"/>
+              </w:rPr>
+              <w:t>✅ Erledigt. Filter nach Bundesland, Träger, Bettengröße. Ergebnistabelle mit auffaellig_quote je Haus. Einzelhaus-Steckbrief: Haus vs. Ø ähnlicher Häuser.</w:t>
+            </w:r>
+          </w:p>
+        </w:tc>
+      </w:tr>
+      <w:tr>
+        <w:tc>
+          <w:tcPr>
+            <w:tcW w:type="dxa" w:w="2835"/>
+          </w:tcPr>
+          <w:p>
+            <w:r>
+              <w:rPr>
+                <w:sz w:val="20"/>
+              </w:rPr>
+              <w:t>Seite 4 — Qualitäts-Vorhersage (Bonus):</w:t>
+              <w:br/>
+              <w:t>Decision Tree Risiko-Rechner</w:t>
+            </w:r>
+          </w:p>
+        </w:tc>
+        <w:tc>
+          <w:tcPr>
+            <w:tcW w:type="dxa" w:w="6236"/>
+          </w:tcPr>
+          <w:p>
+            <w:r>
+              <w:rPr>
+                <w:sz w:val="20"/>
+              </w:rPr>
+              <w:t>✅ Erledigt. Merkmal-Eingaben → scikit-learn Decision Tree gibt Risikoeinschätzung. Baumvisualisierung + Feature Importance angezeigt. Deployment: Streamlit Community Cloud via GitHub.</w:t>
+            </w:r>
+          </w:p>
+        </w:tc>
+      </w:tr>
+    </w:tbl>
+    <w:p/>
+    <w:p>
+      <w:pPr>
+        <w:pStyle w:val="Heading2"/>
+      </w:pPr>
+      <w:r>
+        <w:t>7.5  Bonus: Einfacher Entscheidungsbaum</w:t>
+      </w:r>
+    </w:p>
+    <w:tbl>
+      <w:tblPr>
+        <w:tblStyle w:val="TableGrid"/>
+        <w:tblW w:type="auto" w:w="0"/>
+        <w:tblLook w:firstColumn="1" w:firstRow="1" w:lastColumn="0" w:lastRow="0" w:noHBand="0" w:noVBand="1" w:val="04A0"/>
+      </w:tblPr>
+      <w:tblGrid>
+        <w:gridCol w:w="4561"/>
+        <w:gridCol w:w="4561"/>
+      </w:tblGrid>
+      <w:tr>
+        <w:tc>
+          <w:tcPr>
+            <w:tcW w:type="dxa" w:w="2835"/>
+            <w:shd w:fill="4472C4" w:color="FFFFFF" w:val="clear"/>
+          </w:tcPr>
+          <w:p>
+            <w:r>
+              <w:rPr>
+                <w:b/>
+                <w:color w:val="FFFFFF"/>
+                <w:sz w:val="20"/>
+              </w:rPr>
+              <w:t>Teilaufgabe</w:t>
+            </w:r>
+          </w:p>
+        </w:tc>
+        <w:tc>
+          <w:tcPr>
+            <w:tcW w:type="dxa" w:w="6236"/>
+            <w:shd w:fill="4472C4" w:color="FFFFFF" w:val="clear"/>
+          </w:tcPr>
+          <w:p>
+            <w:r>
+              <w:rPr>
+                <w:b/>
+                <w:color w:val="FFFFFF"/>
+                <w:sz w:val="20"/>
+              </w:rPr>
+              <w:t>Ergebnis aus dem Projekt</w:t>
+            </w:r>
+          </w:p>
+        </w:tc>
+      </w:tr>
+      <w:tr>
+        <w:tc>
+          <w:tcPr>
+            <w:tcW w:type="dxa" w:w="2835"/>
+          </w:tcPr>
+          <w:p>
+            <w:r>
+              <w:rPr>
+                <w:sz w:val="20"/>
+              </w:rPr>
+              <w:t>Decision Tree trainieren (max_depth=3)</w:t>
+            </w:r>
+          </w:p>
+        </w:tc>
+        <w:tc>
+          <w:tcPr>
+            <w:tcW w:type="dxa" w:w="6236"/>
+          </w:tcPr>
+          <w:p>
+            <w:r>
+              <w:rPr>
+                <w:sz w:val="20"/>
+              </w:rPr>
+              <w:t>✅ Erledigt. DecisionTreeClassifier, stratifizierter 80/20-Split, 5-Fold CV. Klasse KrankenhausModell in model/modell_klasse.py. Modell gespeichert als Data/modell_krankenhaus.pkl.</w:t>
+            </w:r>
+          </w:p>
+        </w:tc>
+      </w:tr>
+      <w:tr>
+        <w:tc>
+          <w:tcPr>
+            <w:tcW w:type="dxa" w:w="2835"/>
+          </w:tcPr>
+          <w:p>
+            <w:r>
+              <w:rPr>
+                <w:sz w:val="20"/>
+              </w:rPr>
+              <w:t>Vorhersage: Hat das Haus überdurchschnittlich viele Probleme?</w:t>
+            </w:r>
+          </w:p>
+        </w:tc>
+        <w:tc>
+          <w:tcPr>
+            <w:tcW w:type="dxa" w:w="6236"/>
+          </w:tcPr>
+          <w:p>
+            <w:r>
+              <w:rPr>
+                <w:sz w:val="20"/>
+              </w:rPr>
+              <w:t>✅ Accuracy: 63,6 % (Basislinie 50,7 %). Besser als Zufall, aber kein starkes Modell — R² = 0,033. Erste Frage des Baums: aerzte_pro_bett &lt; 0,271? Feature Importance: aerzte_pro_bett 53,6 %, pflege_pro_bett 23,8 %, SO.Betten 22,6 %.</w:t>
+            </w:r>
+          </w:p>
+        </w:tc>
+      </w:tr>
+      <w:tr>
+        <w:tc>
+          <w:tcPr>
+            <w:tcW w:type="dxa" w:w="2835"/>
+          </w:tcPr>
+          <w:p>
+            <w:r>
+              <w:rPr>
+                <w:sz w:val="20"/>
+              </w:rPr>
+              <w:t>Metriken &amp; Evaluation</w:t>
+            </w:r>
+          </w:p>
+        </w:tc>
+        <w:tc>
+          <w:tcPr>
+            <w:tcW w:type="dxa" w:w="6236"/>
+          </w:tcPr>
+          <w:p>
+            <w:r>
+              <w:rPr>
+                <w:sz w:val="20"/>
+              </w:rPr>
+              <w:t>Accuracy, Precision, Recall, F1-Score, Confusion Matrix berechnet. 5-Fold Cross-Validation: 59,7 % ± 4,2 % — kein Overfitting. R² = 0,033: Strukturmerkmale erklären nur 3,3 % der Varianz.</w:t>
+            </w:r>
+          </w:p>
+        </w:tc>
+      </w:tr>
+    </w:tbl>
+    <w:p/>
+    <w:p>
+      <w:pPr>
+        <w:pStyle w:val="Heading2"/>
+      </w:pPr>
+      <w:r>
+        <w:t>7.6  Gesamtfazit zur Fragestellung</w:t>
+      </w:r>
+    </w:p>
+    <w:tbl>
+      <w:tblPr>
+        <w:tblStyle w:val="TableGrid"/>
+        <w:tblW w:type="auto" w:w="0"/>
+        <w:tblLook w:firstColumn="1" w:firstRow="1" w:lastColumn="0" w:lastRow="0" w:noHBand="0" w:noVBand="1" w:val="04A0"/>
+      </w:tblPr>
+      <w:tblGrid>
+        <w:gridCol w:w="2280"/>
+        <w:gridCol w:w="2280"/>
+        <w:gridCol w:w="2280"/>
+        <w:gridCol w:w="2280"/>
+      </w:tblGrid>
+      <w:tr>
+        <w:tc>
+          <w:tcPr>
+            <w:tcW w:type="dxa" w:w="2268"/>
+            <w:shd w:fill="4472C4" w:color="FFFFFF" w:val="clear"/>
+          </w:tcPr>
+          <w:p>
+            <w:r>
+              <w:rPr>
+                <w:b/>
+                <w:color w:val="FFFFFF"/>
+                <w:sz w:val="20"/>
+              </w:rPr>
+              <w:t>Merkmal</w:t>
+            </w:r>
+          </w:p>
+        </w:tc>
+        <w:tc>
+          <w:tcPr>
+            <w:tcW w:type="dxa" w:w="1984"/>
+            <w:shd w:fill="4472C4" w:color="FFFFFF" w:val="clear"/>
+          </w:tcPr>
+          <w:p>
+            <w:r>
+              <w:rPr>
+                <w:b/>
+                <w:color w:val="FFFFFF"/>
+                <w:sz w:val="20"/>
+              </w:rPr>
+              <w:t>Korrelation / Effekt</w:t>
+            </w:r>
+          </w:p>
+        </w:tc>
+        <w:tc>
+          <w:tcPr>
+            <w:tcW w:type="dxa" w:w="1984"/>
+            <w:shd w:fill="4472C4" w:color="FFFFFF" w:val="clear"/>
+          </w:tcPr>
+          <w:p>
+            <w:r>
+              <w:rPr>
+                <w:b/>
+                <w:color w:val="FFFFFF"/>
+                <w:sz w:val="20"/>
+              </w:rPr>
+              <w:t>Statistik</w:t>
+            </w:r>
+          </w:p>
+        </w:tc>
+        <w:tc>
+          <w:tcPr>
+            <w:tcW w:type="dxa" w:w="2835"/>
+            <w:shd w:fill="4472C4" w:color="FFFFFF" w:val="clear"/>
+          </w:tcPr>
+          <w:p>
+            <w:r>
+              <w:rPr>
+                <w:b/>
+                <w:color w:val="FFFFFF"/>
+                <w:sz w:val="20"/>
+              </w:rPr>
+              <w:t>Bewertung</w:t>
+            </w:r>
+          </w:p>
+        </w:tc>
+      </w:tr>
+      <w:tr>
+        <w:tc>
+          <w:tcPr>
+            <w:tcW w:type="dxa" w:w="2268"/>
+          </w:tcPr>
+          <w:p>
+            <w:r>
+              <w:rPr>
+                <w:sz w:val="20"/>
+              </w:rPr>
+              <w:t>Ärzte pro Bett</w:t>
+            </w:r>
+          </w:p>
+        </w:tc>
+        <w:tc>
+          <w:tcPr>
+            <w:tcW w:type="dxa" w:w="1984"/>
+          </w:tcPr>
+          <w:p>
+            <w:r>
+              <w:rPr>
+                <w:sz w:val="20"/>
+              </w:rPr>
+              <w:t>r = −0,14</w:t>
+            </w:r>
+          </w:p>
+        </w:tc>
+        <w:tc>
+          <w:tcPr>
+            <w:tcW w:type="dxa" w:w="1984"/>
+          </w:tcPr>
+          <w:p>
+            <w:r>
+              <w:rPr>
+                <w:sz w:val="20"/>
+              </w:rPr>
+              <w:t>T-Test p &lt; 0,001</w:t>
+            </w:r>
+          </w:p>
+        </w:tc>
+        <w:tc>
+          <w:tcPr>
+            <w:tcW w:type="dxa" w:w="2835"/>
+          </w:tcPr>
+          <w:p>
+            <w:r>
+              <w:rPr>
+                <w:sz w:val="20"/>
+              </w:rPr>
+              <w:t>🟢 Schwach, aber stärkster inhaltlicher Prädiktor</w:t>
+            </w:r>
+          </w:p>
+        </w:tc>
+      </w:tr>
+      <w:tr>
+        <w:tc>
+          <w:tcPr>
+            <w:tcW w:type="dxa" w:w="2268"/>
+          </w:tcPr>
+          <w:p>
+            <w:r>
+              <w:rPr>
+                <w:sz w:val="20"/>
+              </w:rPr>
+              <w:t>Pflegekräfte pro Bett</w:t>
+            </w:r>
+          </w:p>
+        </w:tc>
+        <w:tc>
+          <w:tcPr>
+            <w:tcW w:type="dxa" w:w="1984"/>
+          </w:tcPr>
+          <w:p>
+            <w:r>
+              <w:rPr>
+                <w:sz w:val="20"/>
+              </w:rPr>
+              <w:t>r = −0,14</w:t>
+            </w:r>
+          </w:p>
+        </w:tc>
+        <w:tc>
+          <w:tcPr>
+            <w:tcW w:type="dxa" w:w="1984"/>
+          </w:tcPr>
+          <w:p>
+            <w:r>
+              <w:rPr>
+                <w:sz w:val="20"/>
+              </w:rPr>
+              <w:t>T-Test p &lt; 0,001</w:t>
+            </w:r>
+          </w:p>
+        </w:tc>
+        <w:tc>
+          <w:tcPr>
+            <w:tcW w:type="dxa" w:w="2835"/>
+          </w:tcPr>
+          <w:p>
+            <w:r>
+              <w:rPr>
+                <w:sz w:val="20"/>
+              </w:rPr>
+              <w:t>🟢 Gleichstarker Effekt wie Ärzte/Bett</w:t>
+            </w:r>
+          </w:p>
+        </w:tc>
+      </w:tr>
+      <w:tr>
+        <w:tc>
+          <w:tcPr>
+            <w:tcW w:type="dxa" w:w="2268"/>
+          </w:tcPr>
+          <w:p>
+            <w:r>
+              <w:rPr>
+                <w:sz w:val="20"/>
+              </w:rPr>
+              <w:t>Trägerschaft</w:t>
+            </w:r>
+          </w:p>
+        </w:tc>
+        <w:tc>
+          <w:tcPr>
+            <w:tcW w:type="dxa" w:w="1984"/>
+          </w:tcPr>
+          <w:p>
+            <w:r>
+              <w:rPr>
+                <w:sz w:val="20"/>
+              </w:rPr>
+              <w:t>privat +10 PP</w:t>
+            </w:r>
+          </w:p>
+        </w:tc>
+        <w:tc>
+          <w:tcPr>
+            <w:tcW w:type="dxa" w:w="1984"/>
+          </w:tcPr>
+          <w:p>
+            <w:r>
+              <w:rPr>
+                <w:sz w:val="20"/>
+              </w:rPr>
+              <w:t>ANOVA p &lt; 0,001</w:t>
+            </w:r>
+          </w:p>
+        </w:tc>
+        <w:tc>
+          <w:tcPr>
+            <w:tcW w:type="dxa" w:w="2835"/>
+          </w:tcPr>
+          <w:p>
+            <w:r>
+              <w:rPr>
+                <w:sz w:val="20"/>
+              </w:rPr>
+              <w:t>🟡 Sichtbar — Störfaktor Hausgröße beachten</w:t>
+            </w:r>
+          </w:p>
+        </w:tc>
+      </w:tr>
+      <w:tr>
+        <w:tc>
+          <w:tcPr>
+            <w:tcW w:type="dxa" w:w="2268"/>
+          </w:tcPr>
+          <w:p>
+            <w:r>
+              <w:rPr>
+                <w:sz w:val="20"/>
+              </w:rPr>
+              <w:t>Bundesland</w:t>
+            </w:r>
+          </w:p>
+        </w:tc>
+        <w:tc>
+          <w:tcPr>
+            <w:tcW w:type="dxa" w:w="1984"/>
+          </w:tcPr>
+          <w:p>
+            <w:r>
+              <w:rPr>
+                <w:sz w:val="20"/>
+              </w:rPr>
+              <w:t>variabel</w:t>
+            </w:r>
+          </w:p>
+        </w:tc>
+        <w:tc>
+          <w:tcPr>
+            <w:tcW w:type="dxa" w:w="1984"/>
+          </w:tcPr>
+          <w:p>
+            <w:r>
+              <w:rPr>
+                <w:sz w:val="20"/>
+              </w:rPr>
+              <w:t>—</w:t>
+            </w:r>
+          </w:p>
+        </w:tc>
+        <w:tc>
+          <w:tcPr>
+            <w:tcW w:type="dxa" w:w="2835"/>
+          </w:tcPr>
+          <w:p>
+            <w:r>
+              <w:rPr>
+                <w:sz w:val="20"/>
+              </w:rPr>
+              <w:t>🟡 Sichtbar — kleine Stichproben vorsichtig</w:t>
+            </w:r>
+          </w:p>
+        </w:tc>
+      </w:tr>
+      <w:tr>
+        <w:tc>
+          <w:tcPr>
+            <w:tcW w:type="dxa" w:w="2268"/>
+          </w:tcPr>
+          <w:p>
+            <w:r>
+              <w:rPr>
+                <w:sz w:val="20"/>
+              </w:rPr>
+              <w:t>Bettenzahl</w:t>
+            </w:r>
+          </w:p>
+        </w:tc>
+        <w:tc>
+          <w:tcPr>
+            <w:tcW w:type="dxa" w:w="1984"/>
+          </w:tcPr>
+          <w:p>
+            <w:r>
+              <w:rPr>
+                <w:sz w:val="20"/>
+              </w:rPr>
+              <w:t>r = −0,08</w:t>
+            </w:r>
+          </w:p>
+        </w:tc>
+        <w:tc>
+          <w:tcPr>
+            <w:tcW w:type="dxa" w:w="1984"/>
+          </w:tcPr>
+          <w:p>
+            <w:r>
+              <w:rPr>
+                <w:sz w:val="20"/>
+              </w:rPr>
+              <w:t>schwach</w:t>
+            </w:r>
+          </w:p>
+        </w:tc>
+        <w:tc>
+          <w:tcPr>
+            <w:tcW w:type="dxa" w:w="2835"/>
+          </w:tcPr>
+          <w:p>
+            <w:r>
+              <w:rPr>
+                <w:sz w:val="20"/>
+              </w:rPr>
+              <w:t>🟡 Sehr schwacher Zusammenhang</w:t>
+            </w:r>
+          </w:p>
+        </w:tc>
+      </w:tr>
+      <w:tr>
+        <w:tc>
+          <w:tcPr>
+            <w:tcW w:type="dxa" w:w="2268"/>
+          </w:tcPr>
+          <w:p>
+            <w:r>
+              <w:rPr>
+                <w:sz w:val="20"/>
+              </w:rPr>
+              <w:t>Uni-Status</w:t>
+            </w:r>
+          </w:p>
+        </w:tc>
+        <w:tc>
+          <w:tcPr>
+            <w:tcW w:type="dxa" w:w="1984"/>
+          </w:tcPr>
+          <w:p>
+            <w:r>
+              <w:rPr>
+                <w:sz w:val="20"/>
+              </w:rPr>
+              <w:t>47 % vs. 49 %</w:t>
+            </w:r>
+          </w:p>
+        </w:tc>
+        <w:tc>
+          <w:tcPr>
+            <w:tcW w:type="dxa" w:w="1984"/>
+          </w:tcPr>
+          <w:p>
+            <w:r>
+              <w:rPr>
+                <w:sz w:val="20"/>
+              </w:rPr>
+              <w:t>kein Unterschied</w:t>
+            </w:r>
+          </w:p>
+        </w:tc>
+        <w:tc>
+          <w:tcPr>
+            <w:tcW w:type="dxa" w:w="2835"/>
+          </w:tcPr>
+          <w:p>
+            <w:r>
+              <w:rPr>
+                <w:sz w:val="20"/>
+              </w:rPr>
+              <w:t>🔴 Kein Zusammenhang</w:t>
+            </w:r>
+          </w:p>
+        </w:tc>
+      </w:tr>
+      <w:tr>
+        <w:tc>
+          <w:tcPr>
+            <w:tcW w:type="dxa" w:w="2268"/>
+          </w:tcPr>
+          <w:p>
+            <w:r>
+              <w:rPr>
+                <w:sz w:val="20"/>
+              </w:rPr>
+              <w:t>Konzernzugehörigkeit</w:t>
+            </w:r>
+          </w:p>
+        </w:tc>
+        <w:tc>
+          <w:tcPr>
+            <w:tcW w:type="dxa" w:w="1984"/>
+          </w:tcPr>
+          <w:p>
+            <w:r>
+              <w:rPr>
+                <w:sz w:val="20"/>
+              </w:rPr>
+              <w:t>r ≈ 0,00</w:t>
+            </w:r>
+          </w:p>
+        </w:tc>
+        <w:tc>
+          <w:tcPr>
+            <w:tcW w:type="dxa" w:w="1984"/>
+          </w:tcPr>
+          <w:p>
+            <w:r>
+              <w:rPr>
+                <w:sz w:val="20"/>
+              </w:rPr>
+              <w:t>Chi² p = 0,90</w:t>
+            </w:r>
+          </w:p>
+        </w:tc>
+        <w:tc>
+          <w:tcPr>
+            <w:tcW w:type="dxa" w:w="2835"/>
+          </w:tcPr>
+          <w:p>
+            <w:r>
+              <w:rPr>
+                <w:sz w:val="20"/>
+              </w:rPr>
+              <w:t>🔴 Kein Zusammenhang</w:t>
+            </w:r>
+          </w:p>
+        </w:tc>
+      </w:tr>
+      <w:tr>
+        <w:tc>
+          <w:tcPr>
+            <w:tcW w:type="dxa" w:w="2268"/>
+          </w:tcPr>
+          <w:p>
+            <w:r>
+              <w:rPr>
+                <w:sz w:val="20"/>
+              </w:rPr>
+              <w:t>Fortbildungsquote</w:t>
+            </w:r>
+          </w:p>
+        </w:tc>
+        <w:tc>
+          <w:tcPr>
+            <w:tcW w:type="dxa" w:w="1984"/>
+          </w:tcPr>
+          <w:p>
+            <w:r>
+              <w:rPr>
+                <w:sz w:val="20"/>
+              </w:rPr>
+              <w:t>r ≈ 0,01</w:t>
+            </w:r>
+          </w:p>
+        </w:tc>
+        <w:tc>
+          <w:tcPr>
+            <w:tcW w:type="dxa" w:w="1984"/>
+          </w:tcPr>
+          <w:p>
+            <w:r>
+              <w:rPr>
+                <w:sz w:val="20"/>
+              </w:rPr>
+              <w:t>kein Unterschied</w:t>
+            </w:r>
+          </w:p>
+        </w:tc>
+        <w:tc>
+          <w:tcPr>
+            <w:tcW w:type="dxa" w:w="2835"/>
+          </w:tcPr>
+          <w:p>
+            <w:r>
+              <w:rPr>
+                <w:sz w:val="20"/>
+              </w:rPr>
+              <w:t>🔴 Kein Zusammenhang</w:t>
+            </w:r>
+          </w:p>
+        </w:tc>
+      </w:tr>
+    </w:tbl>
+    <w:p/>
+    <w:p>
+      <w:r>
+        <w:rPr>
+          <w:b/>
+          <w:sz w:val="22"/>
+        </w:rPr>
+        <w:t xml:space="preserve">Gesamtantwort: </w:t>
+      </w:r>
+      <w:r>
+        <w:rPr>
+          <w:b w:val="0"/>
+          <w:sz w:val="22"/>
+        </w:rPr>
+        <w:t>Die Strukturmerkmale eines Krankenhauses erklären seine Qualitätsprobleme nur sehr begrenzt. Personalintensität (Ärzte und Pflegekräfte pro Bett) ist der stärkste, aber immer noch schwache Faktor. Andere Einflüsse — Patientenmix, Dokumentationsverhalten, regionale Besonderheiten — spielen wahrscheinlich eine größere Rolle. Kein Zusammenhang ist ein valides wissenschaftliches Ergebnis.</w:t>
       </w:r>
     </w:p>
     <w:sectPr>

--- a/Doku/Word/Dokumentation_Qualitaets_Muster_Finder.docx
+++ b/Doku/Word/Dokumentation_Qualitaets_Muster_Finder.docx
@@ -36,7 +36,7 @@
         <w:rPr>
           <w:sz w:val="22"/>
         </w:rPr>
-        <w:t>Erstellt: 10.08.2026    |    Datenbasis: Qualitätsberichte deutscher Krankenhäuser 2023</w:t>
+        <w:t>Erstellt: 14.08.2026    |    Datenbasis: Qualitätsberichte deutscher Krankenhäuser 2023</w:t>
       </w:r>
     </w:p>
     <w:p>
@@ -2446,7 +2446,7 @@
     </w:p>
     <w:p>
       <w:r>
-        <w:t>Die Ziel-Variable wurde aus QS.Qualitätsindikator.csv berechnet. Die Bewertungsspalte QSErgBewStrukDialog enthält den Bewertungscode des Strukturierten Dialogs:</w:t>
+        <w:t>Die Ziel-Variable wurde aus QS.Qualitätsindikator.csv berechnet. Die Bewertungsspalte QSErgBewStrukDialog enthält den Bewertungscode des Strukturierten Dialogs. Korrektur (2026-08-14): Die ursprüngliche Lesart hatte R* fälschlich als 'auffällig' und N01/N02 fälschlich als 'nicht auffällig' interpretiert — der offizielle IQTIG-Bericht belegt das Gegenteil:</w:t>
       </w:r>
     </w:p>
     <w:p>
@@ -2454,7 +2454,7 @@
         <w:pStyle w:val="ListBullet"/>
       </w:pPr>
       <w:r>
-        <w:t>R* (R10, R20, ...) = rechnerisch auffällig</w:t>
+        <w:t>R10 = 'im Referenzbereich' = NICHT auffällig</w:t>
       </w:r>
     </w:p>
     <w:p>
@@ -2462,7 +2462,7 @@
         <w:pStyle w:val="ListBullet"/>
       </w:pPr>
       <w:r>
-        <w:t>N01, N02 = nicht auffällig</w:t>
+        <w:t>N01, N02, N99 = nicht bewertbar → werden ausgeschlossen (nicht bewertet ≠ unauffällig!)</w:t>
       </w:r>
     </w:p>
     <w:p>
@@ -2470,7 +2470,7 @@
         <w:pStyle w:val="ListBullet"/>
       </w:pPr>
       <w:r>
-        <w:t>N99 = nicht bewertet → wird ausgeschlossen (nicht bewertet ≠ unauffällig!)</w:t>
+        <w:t>Alle übrigen, bewertbaren Codes (H*, U*, A*, D*, S*) = auffällig</w:t>
       </w:r>
     </w:p>
     <w:p>
@@ -2603,7 +2603,7 @@
               <w:rPr>
                 <w:sz w:val="20"/>
               </w:rPr>
-              <w:t>Filter: QSErgBewStrukDialog != 'N99'</w:t>
+              <w:t>Filter: ~QSErgBewStrukDialog.str.startswith('N')</w:t>
             </w:r>
           </w:p>
         </w:tc>
@@ -2616,7 +2616,7 @@
               <w:rPr>
                 <w:sz w:val="20"/>
               </w:rPr>
-              <w:t>Nur bewertete Indikatoren berücksichtigen</w:t>
+              <w:t>Nur bewertbare Indikatoren berücksichtigen (alle N*-Codes raus)</w:t>
             </w:r>
           </w:p>
         </w:tc>
@@ -2685,7 +2685,7 @@
               <w:rPr>
                 <w:sz w:val="20"/>
               </w:rPr>
-              <w:t>Flag: ist_auffaellig = QSErgBewStrukDialog.str.startswith('R')</w:t>
+              <w:t>Flag: ist_auffaellig = ~QSErgBewStrukDialog.str.startswith('R')</w:t>
             </w:r>
           </w:p>
         </w:tc>
@@ -2698,7 +2698,7 @@
               <w:rPr>
                 <w:sz w:val="20"/>
               </w:rPr>
-              <w:t>Binäre Markierung pro Indikator</w:t>
+              <w:t>Binäre Markierung pro Indikator: alles außer R10 zählt als auffällig</w:t>
             </w:r>
           </w:p>
         </w:tc>
@@ -3292,7 +3292,7 @@
               <w:rPr>
                 <w:sz w:val="20"/>
               </w:rPr>
-              <w:t>Numerisch — stärkster Prädiktor (FI 53,6 %)</w:t>
+              <w:t>Numerisch — stärkster Prädiktor (FI 72,8 %)</w:t>
             </w:r>
           </w:p>
         </w:tc>
@@ -3346,7 +3346,7 @@
               <w:rPr>
                 <w:sz w:val="20"/>
               </w:rPr>
-              <w:t>Numerisch — 2. stärkster Prädiktor (FI 23,8 %), ergänzt 2026-07-29</w:t>
+              <w:t>Numerisch — 3. stärkster Prädiktor (FI 10,8 %), ergänzt 2026-07-29</w:t>
             </w:r>
           </w:p>
         </w:tc>
@@ -3400,7 +3400,7 @@
               <w:rPr>
                 <w:sz w:val="20"/>
               </w:rPr>
-              <w:t>Binär — kein Zusammenhang gefunden (Chi² p=0,90), ergänzt 2026-07-29</w:t>
+              <w:t>Binär — kein Zusammenhang gefunden (Chi² p=0,2585), ergänzt 2026-07-29</w:t>
             </w:r>
           </w:p>
         </w:tc>
@@ -3441,7 +3441,7 @@
           <w:b/>
           <w:sz w:val="22"/>
         </w:rPr>
-        <w:t>1,824 Krankenhäuser</w:t>
+        <w:t>1,821 Krankenhäuser</w:t>
       </w:r>
     </w:p>
     <w:tbl>
@@ -3511,7 +3511,7 @@
               <w:rPr>
                 <w:sz w:val="20"/>
               </w:rPr>
-              <w:t>1,824</w:t>
+              <w:t>1,821</w:t>
             </w:r>
           </w:p>
         </w:tc>
@@ -3539,7 +3539,7 @@
               <w:rPr>
                 <w:sz w:val="20"/>
               </w:rPr>
-              <w:t>54.7</w:t>
+              <w:t>42.6</w:t>
             </w:r>
           </w:p>
         </w:tc>
@@ -3567,7 +3567,7 @@
               <w:rPr>
                 <w:sz w:val="20"/>
               </w:rPr>
-              <w:t>76.92%</w:t>
+              <w:t>5.88%</w:t>
             </w:r>
           </w:p>
         </w:tc>
@@ -3595,7 +3595,7 @@
               <w:rPr>
                 <w:sz w:val="20"/>
               </w:rPr>
-              <w:t>76.02%</w:t>
+              <w:t>8.62%</w:t>
             </w:r>
           </w:p>
         </w:tc>
@@ -3679,7 +3679,7 @@
               <w:rPr>
                 <w:sz w:val="20"/>
               </w:rPr>
-              <w:t>899 (49.3%)</w:t>
+              <w:t>905 (49.7%)</w:t>
             </w:r>
           </w:p>
         </w:tc>
@@ -3707,7 +3707,7 @@
               <w:rPr>
                 <w:sz w:val="20"/>
               </w:rPr>
-              <w:t>925 (50.7%)</w:t>
+              <w:t>916 (50.3%)</w:t>
             </w:r>
           </w:p>
         </w:tc>
@@ -3747,7 +3747,7 @@
     </w:p>
     <w:p>
       <w:r>
-        <w:t>Die finale Analysetabelle (analysetabelle.csv) enthält 1,824 Zeilen und 18 Spalten. Jede Zeile repräsentiert genau ein Krankenhaus.</w:t>
+        <w:t>Die finale Analysetabelle (analysetabelle.csv) enthält 1,821 Zeilen und 18 Spalten. Jede Zeile repräsentiert genau ein Krankenhaus.</w:t>
       </w:r>
     </w:p>
     <w:tbl>
@@ -3957,7 +3957,7 @@
               <w:rPr>
                 <w:sz w:val="20"/>
               </w:rPr>
-              <w:t>object</w:t>
+              <w:t>str</w:t>
             </w:r>
           </w:p>
         </w:tc>
@@ -4013,7 +4013,7 @@
               <w:rPr>
                 <w:sz w:val="20"/>
               </w:rPr>
-              <w:t>object</w:t>
+              <w:t>str</w:t>
             </w:r>
           </w:p>
         </w:tc>
@@ -4069,7 +4069,7 @@
               <w:rPr>
                 <w:sz w:val="20"/>
               </w:rPr>
-              <w:t>object</w:t>
+              <w:t>str</w:t>
             </w:r>
           </w:p>
         </w:tc>
@@ -4097,7 +4097,7 @@
               <w:rPr>
                 <w:sz w:val="20"/>
               </w:rPr>
-              <w:t>object</w:t>
+              <w:t>str</w:t>
             </w:r>
           </w:p>
         </w:tc>
@@ -4125,7 +4125,7 @@
               <w:rPr>
                 <w:sz w:val="20"/>
               </w:rPr>
-              <w:t>object</w:t>
+              <w:t>str</w:t>
             </w:r>
           </w:p>
         </w:tc>
@@ -4153,7 +4153,7 @@
               <w:rPr>
                 <w:sz w:val="20"/>
               </w:rPr>
-              <w:t>object</w:t>
+              <w:t>str</w:t>
             </w:r>
           </w:p>
         </w:tc>
@@ -4502,7 +4502,7 @@
               <w:rPr>
                 <w:sz w:val="20"/>
               </w:rPr>
-              <w:t>Feature Matrix X = SO.Betten, SO.Uni, fortbildungsquote, aerzte_pro_bett, pflege_pro_bett, ist_konzern, traeger_enc; Zielvariable y = hat_viele_Probleme; direkt für train_test_split und DecisionTreeClassifier nutzbar. Ergebnis: Accuracy 63,6 % (Basislinie 50,7 %), R²=0,033</w:t>
+              <w:t>Feature Matrix X = SO.Betten, SO.Uni, fortbildungsquote, aerzte_pro_bett, pflege_pro_bett, ist_konzern, traeger_enc; Zielvariable y = hat_viele_Probleme; direkt für train_test_split und DecisionTreeClassifier nutzbar. Ergebnis: Accuracy 57,0 % (Basislinie 50,4 %), R²=−0,007 (auf auffaellig_quote)</w:t>
             </w:r>
           </w:p>
         </w:tc>
@@ -4844,7 +4844,7 @@
               <w:rPr>
                 <w:sz w:val="20"/>
               </w:rPr>
-              <w:t>Median 77%, linkssteil verteilt — die meisten Häuser liegen zwischen 60–90%.</w:t>
+              <w:t>Median 6%, rechtsschief verteilt — die meisten Häuser liegen zwischen 0% und 11% (Q1–Q3), rund 28% haben genau 0%.</w:t>
             </w:r>
           </w:p>
         </w:tc>
@@ -4874,7 +4874,7 @@
               <w:rPr>
                 <w:sz w:val="20"/>
               </w:rPr>
-              <w:t>Median: Wenige Probleme = 214 Betten, Viele Probleme = 170 Betten. Kein klarer Größenunterschied.</w:t>
+              <w:t>Median: Wenige Probleme = 166 Betten, Viele Probleme = 220 Betten. Häuser mit vielen Problemen sind im Median größer (statistisch signifikant, aber schwacher Effekt).</w:t>
             </w:r>
           </w:p>
         </w:tc>
@@ -4904,7 +4904,7 @@
               <w:rPr>
                 <w:sz w:val="20"/>
               </w:rPr>
-              <w:t>Privat: 56.5% | Freigemeinnützig: 46.4% | Öffentlich: 46.7% haben viele Probleme. Private Häuser auffällig höher.</w:t>
+              <w:t>Privat: 43.8% | Freigemeinnützig: 50.6% | Öffentlich: 53.5% haben viele Probleme. Optisch der auffälligste Unterschied, aber laut ANOVA (Kapitel 6) nicht statistisch signifikant.</w:t>
             </w:r>
           </w:p>
         </w:tc>
@@ -4934,7 +4934,7 @@
               <w:rPr>
                 <w:sz w:val="20"/>
               </w:rPr>
-              <w:t>Uni-Kliniken: 47.3% vs. normale Häuser: 49.4% — kaum Unterschied.</w:t>
+              <w:t>Uni-Kliniken: 68.5% vs. normale Häuser: 48.7% — deutlicher Unterschied.</w:t>
             </w:r>
           </w:p>
         </w:tc>
@@ -4964,7 +4964,7 @@
               <w:rPr>
                 <w:sz w:val="20"/>
               </w:rPr>
-              <w:t>Fortbildungsquote: kein Unterschied (Md=0.667 vs. 0.667). Ärzte/Bett: Wenige=0.468, Viele=0.390 — leichter Unterschied sichtbar.</w:t>
+              <w:t>Fortbildungsquote: kein Unterschied (Md=0.667 vs. 0.667). Ärzte/Bett: Wenige=0.382, Viele=0.470 — sichtbarer Unterschied, Häuser mit vielen Problemen haben mehr Ärzte pro Bett.</w:t>
             </w:r>
           </w:p>
         </w:tc>
@@ -4994,7 +4994,7 @@
               <w:rPr>
                 <w:sz w:val="20"/>
               </w:rPr>
-              <w:t>Saarland höchster Anteil (63,2%), Berlin niedrigster (33,3%). Regionale Unterschiede sichtbar — kleine n beachten.</w:t>
+              <w:t>Rheinland-Pfalz höchster Anteil (64,0%), Thüringen niedrigster (36,0%). Regionale Unterschiede sichtbar — kleine n beachten.</w:t>
             </w:r>
           </w:p>
         </w:tc>
@@ -5024,7 +5024,7 @@
               <w:rPr>
                 <w:sz w:val="20"/>
               </w:rPr>
-              <w:t>Stärkste Korrelation mit Ziel-Variable: total_qi (r=−0,28), dann aerzte_pro_bett (r=−0,14). Fortbildungsquote praktisch keine Korrelation.</w:t>
+              <w:t>Stärkste Korrelation mit Ziel-Variable: total_qi (r=+0,24), dann aerzte_pro_bett (r=+0,21). Alle Korrelationen positiv. Fortbildungsquote praktisch keine Korrelation.</w:t>
             </w:r>
           </w:p>
         </w:tc>
@@ -5084,7 +5084,7 @@
               <w:rPr>
                 <w:sz w:val="20"/>
               </w:rPr>
-              <w:t>Private Häuser sind kleiner (Md=125 Betten). Der Trägereffekt muss daher mit Vorsicht interpretiert werden.</w:t>
+              <w:t>Private Häuser sind kleiner (Md=125 Betten). Der optisch sichtbare Trägereffekt aus Grafik 3 ist laut ANOVA ohnehin nicht signifikant.</w:t>
             </w:r>
           </w:p>
         </w:tc>
@@ -5114,7 +5114,7 @@
               <w:rPr>
                 <w:sz w:val="20"/>
               </w:rPr>
-              <w:t>Wenige=1.041, Viele=0.892 — ähnliches Muster wie Ärzte/Bett (T-Test p&lt;0,001, signifikant).</w:t>
+              <w:t>Wenige=0.891, Viele=1.047 — ähnliches Muster wie Ärzte/Bett (T-Test p&lt;0,0001, signifikant).</w:t>
             </w:r>
           </w:p>
         </w:tc>
@@ -5144,7 +5144,7 @@
               <w:rPr>
                 <w:sz w:val="20"/>
               </w:rPr>
-              <w:t>Konzernhäuser: 358 von 1,824 (19.6%). Anteil viele Probleme: Konzern=49.7% vs. unabhängig=49.2% — praktisch kein Unterschied (Chi² p=0,90, nicht signifikant).</w:t>
+              <w:t>Konzernhäuser: 358 von 1,821 (19.7%). Anteil viele Probleme: Konzern=52.5% vs. unabhängig=49.0% — praktisch kein Unterschied (Chi² p=0,2585, nicht signifikant).</w:t>
             </w:r>
           </w:p>
         </w:tc>
@@ -5172,7 +5172,7 @@
       <w:r>
         <w:drawing>
           <wp:inline xmlns:a="http://schemas.openxmlformats.org/drawingml/2006/main" xmlns:pic="http://schemas.openxmlformats.org/drawingml/2006/picture">
-            <wp:extent cx="5400000" cy="2700000"/>
+            <wp:extent cx="5400000" cy="3041978"/>
             <wp:docPr id="1" name="Picture 1"/>
             <wp:cNvGraphicFramePr>
               <a:graphicFrameLocks noChangeAspect="1"/>
@@ -5193,7 +5193,7 @@
                   <pic:spPr>
                     <a:xfrm>
                       <a:off x="0" y="0"/>
-                      <a:ext cx="5400000" cy="2700000"/>
+                      <a:ext cx="5400000" cy="3041978"/>
                     </a:xfrm>
                     <a:prstGeom prst="rect"/>
                   </pic:spPr>
@@ -5218,7 +5218,7 @@
       <w:r>
         <w:drawing>
           <wp:inline xmlns:a="http://schemas.openxmlformats.org/drawingml/2006/main" xmlns:pic="http://schemas.openxmlformats.org/drawingml/2006/picture">
-            <wp:extent cx="5400000" cy="1800000"/>
+            <wp:extent cx="5400000" cy="6379475"/>
             <wp:docPr id="2" name="Picture 2"/>
             <wp:cNvGraphicFramePr>
               <a:graphicFrameLocks noChangeAspect="1"/>
@@ -5239,7 +5239,7 @@
                   <pic:spPr>
                     <a:xfrm>
                       <a:off x="0" y="0"/>
-                      <a:ext cx="5400000" cy="1800000"/>
+                      <a:ext cx="5400000" cy="6379475"/>
                     </a:xfrm>
                     <a:prstGeom prst="rect"/>
                   </pic:spPr>
@@ -5264,7 +5264,7 @@
       <w:r>
         <w:drawing>
           <wp:inline xmlns:a="http://schemas.openxmlformats.org/drawingml/2006/main" xmlns:pic="http://schemas.openxmlformats.org/drawingml/2006/picture">
-            <wp:extent cx="5400000" cy="3375000"/>
+            <wp:extent cx="5400000" cy="3685714"/>
             <wp:docPr id="3" name="Picture 3"/>
             <wp:cNvGraphicFramePr>
               <a:graphicFrameLocks noChangeAspect="1"/>
@@ -5285,7 +5285,7 @@
                   <pic:spPr>
                     <a:xfrm>
                       <a:off x="0" y="0"/>
-                      <a:ext cx="5400000" cy="3375000"/>
+                      <a:ext cx="5400000" cy="3685714"/>
                     </a:xfrm>
                     <a:prstGeom prst="rect"/>
                   </pic:spPr>
@@ -5310,7 +5310,7 @@
       <w:r>
         <w:drawing>
           <wp:inline xmlns:a="http://schemas.openxmlformats.org/drawingml/2006/main" xmlns:pic="http://schemas.openxmlformats.org/drawingml/2006/picture">
-            <wp:extent cx="5400000" cy="3600000"/>
+            <wp:extent cx="5400000" cy="3939945"/>
             <wp:docPr id="4" name="Picture 4"/>
             <wp:cNvGraphicFramePr>
               <a:graphicFrameLocks noChangeAspect="1"/>
@@ -5331,7 +5331,7 @@
                   <pic:spPr>
                     <a:xfrm>
                       <a:off x="0" y="0"/>
-                      <a:ext cx="5400000" cy="3600000"/>
+                      <a:ext cx="5400000" cy="3939945"/>
                     </a:xfrm>
                     <a:prstGeom prst="rect"/>
                   </pic:spPr>
@@ -5356,7 +5356,7 @@
       <w:r>
         <w:drawing>
           <wp:inline xmlns:a="http://schemas.openxmlformats.org/drawingml/2006/main" xmlns:pic="http://schemas.openxmlformats.org/drawingml/2006/picture">
-            <wp:extent cx="5400000" cy="2250000"/>
+            <wp:extent cx="5400000" cy="2396276"/>
             <wp:docPr id="5" name="Picture 5"/>
             <wp:cNvGraphicFramePr>
               <a:graphicFrameLocks noChangeAspect="1"/>
@@ -5377,7 +5377,7 @@
                   <pic:spPr>
                     <a:xfrm>
                       <a:off x="0" y="0"/>
-                      <a:ext cx="5400000" cy="2250000"/>
+                      <a:ext cx="5400000" cy="2396276"/>
                     </a:xfrm>
                     <a:prstGeom prst="rect"/>
                   </pic:spPr>
@@ -5402,7 +5402,7 @@
       <w:r>
         <w:drawing>
           <wp:inline xmlns:a="http://schemas.openxmlformats.org/drawingml/2006/main" xmlns:pic="http://schemas.openxmlformats.org/drawingml/2006/picture">
-            <wp:extent cx="5400000" cy="3240000"/>
+            <wp:extent cx="5400000" cy="3325828"/>
             <wp:docPr id="6" name="Picture 6"/>
             <wp:cNvGraphicFramePr>
               <a:graphicFrameLocks noChangeAspect="1"/>
@@ -5423,7 +5423,7 @@
                   <pic:spPr>
                     <a:xfrm>
                       <a:off x="0" y="0"/>
-                      <a:ext cx="5400000" cy="3240000"/>
+                      <a:ext cx="5400000" cy="3325828"/>
                     </a:xfrm>
                     <a:prstGeom prst="rect"/>
                   </pic:spPr>
@@ -5448,7 +5448,7 @@
       <w:r>
         <w:drawing>
           <wp:inline xmlns:a="http://schemas.openxmlformats.org/drawingml/2006/main" xmlns:pic="http://schemas.openxmlformats.org/drawingml/2006/picture">
-            <wp:extent cx="5400000" cy="4050000"/>
+            <wp:extent cx="5400000" cy="4823359"/>
             <wp:docPr id="7" name="Picture 7"/>
             <wp:cNvGraphicFramePr>
               <a:graphicFrameLocks noChangeAspect="1"/>
@@ -5469,7 +5469,7 @@
                   <pic:spPr>
                     <a:xfrm>
                       <a:off x="0" y="0"/>
-                      <a:ext cx="5400000" cy="4050000"/>
+                      <a:ext cx="5400000" cy="4823359"/>
                     </a:xfrm>
                     <a:prstGeom prst="rect"/>
                   </pic:spPr>
@@ -5494,7 +5494,7 @@
       <w:r>
         <w:drawing>
           <wp:inline xmlns:a="http://schemas.openxmlformats.org/drawingml/2006/main" xmlns:pic="http://schemas.openxmlformats.org/drawingml/2006/picture">
-            <wp:extent cx="5400000" cy="3375000"/>
+            <wp:extent cx="5400000" cy="3667554"/>
             <wp:docPr id="8" name="Picture 8"/>
             <wp:cNvGraphicFramePr>
               <a:graphicFrameLocks noChangeAspect="1"/>
@@ -5515,7 +5515,7 @@
                   <pic:spPr>
                     <a:xfrm>
                       <a:off x="0" y="0"/>
-                      <a:ext cx="5400000" cy="3375000"/>
+                      <a:ext cx="5400000" cy="3667554"/>
                     </a:xfrm>
                     <a:prstGeom prst="rect"/>
                   </pic:spPr>
@@ -5540,7 +5540,7 @@
       <w:r>
         <w:drawing>
           <wp:inline xmlns:a="http://schemas.openxmlformats.org/drawingml/2006/main" xmlns:pic="http://schemas.openxmlformats.org/drawingml/2006/picture">
-            <wp:extent cx="5400000" cy="3375000"/>
+            <wp:extent cx="5400000" cy="3641255"/>
             <wp:docPr id="9" name="Picture 9"/>
             <wp:cNvGraphicFramePr>
               <a:graphicFrameLocks noChangeAspect="1"/>
@@ -5561,7 +5561,7 @@
                   <pic:spPr>
                     <a:xfrm>
                       <a:off x="0" y="0"/>
-                      <a:ext cx="5400000" cy="3375000"/>
+                      <a:ext cx="5400000" cy="3641255"/>
                     </a:xfrm>
                     <a:prstGeom prst="rect"/>
                   </pic:spPr>
@@ -5586,7 +5586,7 @@
       <w:r>
         <w:drawing>
           <wp:inline xmlns:a="http://schemas.openxmlformats.org/drawingml/2006/main" xmlns:pic="http://schemas.openxmlformats.org/drawingml/2006/picture">
-            <wp:extent cx="5400000" cy="3857143"/>
+            <wp:extent cx="5400000" cy="3519174"/>
             <wp:docPr id="10" name="Picture 10"/>
             <wp:cNvGraphicFramePr>
               <a:graphicFrameLocks noChangeAspect="1"/>
@@ -5607,7 +5607,7 @@
                   <pic:spPr>
                     <a:xfrm>
                       <a:off x="0" y="0"/>
-                      <a:ext cx="5400000" cy="3857143"/>
+                      <a:ext cx="5400000" cy="3519174"/>
                     </a:xfrm>
                     <a:prstGeom prst="rect"/>
                   </pic:spPr>
@@ -5632,7 +5632,7 @@
       <w:r>
         <w:drawing>
           <wp:inline xmlns:a="http://schemas.openxmlformats.org/drawingml/2006/main" xmlns:pic="http://schemas.openxmlformats.org/drawingml/2006/picture">
-            <wp:extent cx="5400000" cy="3600000"/>
+            <wp:extent cx="5400000" cy="3939945"/>
             <wp:docPr id="11" name="Picture 11"/>
             <wp:cNvGraphicFramePr>
               <a:graphicFrameLocks noChangeAspect="1"/>
@@ -5653,7 +5653,7 @@
                   <pic:spPr>
                     <a:xfrm>
                       <a:off x="0" y="0"/>
-                      <a:ext cx="5400000" cy="3600000"/>
+                      <a:ext cx="5400000" cy="3939945"/>
                     </a:xfrm>
                     <a:prstGeom prst="rect"/>
                   </pic:spPr>
@@ -5675,12 +5675,12 @@
     </w:p>
     <w:p>
       <w:r>
-        <w:t>Die Analyse zeigt keine starken, eindeutigen Zusammenhänge zwischen den untersuchten Strukturmerkmalen und der Ziel-Variable. Der stärkste Prädiktor ist total_qi (Anzahl bewerteter Indikatoren) — ein strukturelles Merkmal des Hauses, kein Qualitätsmerkmal: Häuser mit mehr bewerteten Indikatoren haben tendenziell niedrigere Auffälligkeitsquoten.</w:t>
+        <w:t>Die Analyse zeigt keine starken, eindeutigen Zusammenhänge zwischen den untersuchten Strukturmerkmalen und der Ziel-Variable. Der stärkste Prädiktor ist total_qi (Anzahl bewerteter Indikatoren) — ein strukturelles Merkmal des Hauses, kein Qualitätsmerkmal: Häuser mit mehr bewerteten Indikatoren haben tendenziell höhere Auffälligkeitsquoten (mehr bewertete Indikatoren = mehr Gelegenheiten für einen auffälligen Befund).</w:t>
       </w:r>
     </w:p>
     <w:p>
       <w:r>
-        <w:t>Einziger klarer inhaltlicher Befund: Private Häuser haben mit 56,5% einen höheren Anteil als freigemeinnützige (46,4%) und öffentliche (46,7%) Träger. Allerdings sind private Häuser im Median deutlich kleiner — der Trägereffekt könnte durch Größenunterschiede mitverursacht sein (Störfaktor).</w:t>
+        <w:t>Klarster statistisch abgesicherter Befund: aerzte_pro_bett und pflege_pro_bett (beide p &lt; 0,0001) — Häuser mit mehr Personal pro Bett haben tendenziell mehr, nicht weniger, Qualitätsprobleme. Der optisch auffällige Trägerschafts-Unterschied (privat 43.8%, freigemeinnützig 50.6%, öffentlich 53.5%) ist dagegen laut ANOVA auf der stetigen Quote NICHT statistisch signifikant — anders als in einer früheren, mittlerweile korrigierten Version dieser Analyse.</w:t>
       </w:r>
     </w:p>
     <w:p>
@@ -5806,7 +5806,7 @@
               <w:rPr>
                 <w:sz w:val="20"/>
               </w:rPr>
-              <w:t>analysetabelle.csv — 1.824 Zeilen, 18 Spalten. End-to-end getestet 2026-07-29.</w:t>
+              <w:t>analysetabelle.csv — 1,821 Zeilen, 18 Spalten. Ziel-Variable am 2026-08-14 korrigiert (QSErgBewStrukDialog war invertiert interpretiert).</w:t>
             </w:r>
           </w:p>
         </w:tc>
@@ -5929,7 +5929,7 @@
               <w:rPr>
                 <w:sz w:val="20"/>
               </w:rPr>
-              <w:t>Accuracy 63,6 % (Basislinie 50,7 %), R²=0,033, Feature Importance: aerzte_pro_bett 53,6 %, pflege_pro_bett 23,8 %, SO.Betten 22,6 %.</w:t>
+              <w:t>Accuracy 57,0 % (Basislinie 50,4 %), R²=−0,007 (auf auffaellig_quote), Feature Importance: aerzte_pro_bett 72,8 %, SO.Betten 16,5 %, pflege_pro_bett 10,8 %.</w:t>
             </w:r>
           </w:p>
         </w:tc>
@@ -6331,7 +6331,7 @@
           <w:b/>
           <w:sz w:val="22"/>
         </w:rPr>
-        <w:t>Ärzte pro Bett (r = −0,14, T-Test p &lt; 0,001)</w:t>
+        <w:t>Ärzte pro Bett (r = +0,21, T-Test p &lt; 0,0001)</w:t>
       </w:r>
       <w:r>
         <w:rPr>
@@ -6345,14 +6345,14 @@
           <w:b/>
           <w:sz w:val="22"/>
         </w:rPr>
-        <w:t>Pflegekräfte pro Bett (r = −0,14, p &lt; 0,001)</w:t>
+        <w:t>Pflegekräfte pro Bett (r = +0,17, p &lt; 0,0001)</w:t>
       </w:r>
       <w:r>
         <w:rPr>
           <w:b w:val="0"/>
           <w:sz w:val="22"/>
         </w:rPr>
-        <w:t>: Häuser mit mehr Personal pro Bett haben tendenziell weniger Qualitätsprobleme. Trägerschaft zeigt einen sichtbaren Unterschied (privat 56,5 % vs. öffentlich 46,7 %), ist aber durch die kleinere durchschnittliche Bettenanzahl privater Häuser beeinflusst. Fortbildungsquote, Uni-Status und Konzernzugehörigkeit zeigen keinen messbaren Zusammenhang. Das Strukturmodell erklärt insgesamt nur 3,3 % der Varianz (R² = 0,033) — ein valides Ergebnis, das zeigt, wo die Grenzen strukturbasierter Erklärungsansätze liegen.</w:t>
+        <w:t>: Häuser mit mehr Personal pro Bett haben tendenziell mehr, nicht weniger, Qualitätsprobleme. Trägerschaft zeigt zwar einen sichtbaren Unterschied in den gruppierten Prozentsätzen (privat 43,8 % vs. öffentlich 53,5 %), die ANOVA auf der stetigen Quote ist aber NICHT statistisch signifikant (p = 0,969) — anders als in einer früheren, mittlerweile korrigierten Version dieser Analyse. Fortbildungsquote und Konzernzugehörigkeit zeigen keinen messbaren Zusammenhang; Uni-Kliniken haben einen deutlich höheren Anteil (68,5 % vs. 48,7 %), allerdings bei kleiner Fallzahl (nur 92 Uni-Kliniken) mit Vorsicht zu interpretieren. Das Strukturmodell erklärt die stetige Auffälligkeitsquote linear nicht (R² = −0,007, schlechter als die reine Durchschnittsvorhersage) — ein valides Ergebnis, das zeigt, wo die Grenzen strukturbasierter Erklärungsansätze liegen.</w:t>
       </w:r>
     </w:p>
     <w:p/>
@@ -6433,7 +6433,7 @@
               <w:rPr>
                 <w:sz w:val="20"/>
               </w:rPr>
-              <w:t>✅ Erledigt. auffaellig_quote = auffaellig_n / total_qi, berechnet aus QS.Qualitätsindikator.csv. Fallstricke behoben: N99-Zeilen ausgeschlossen (nicht bewertet ≠ unauffällig), Zählkennzahlen (EKez/TKez) gefiltert, Duplikate per drop_duplicates(['SO.QBID', 'QSQI.Indikator']) entfernt. Datei: 01_Exploration.ipynb Kap. 3.</w:t>
+              <w:t>✅ Erledigt. auffaellig_quote = auffaellig_n / total_qi, berechnet aus QS.Qualitätsindikator.csv. Fallstricke behoben: alle N*-Zeilen (N01/N02/N99) ausgeschlossen (nicht bewertet ≠ unauffällig), Zählkennzahlen (EKez/TKez) gefiltert, Duplikate per drop_duplicates(['SO.QBID', 'QSQI.Indikator']) entfernt. Korrektur 2026-08-14: R10 = nicht auffällig (nicht umgekehrt, wie ursprünglich angenommen). Datei: 01_Exploration.ipynb Kap. 3.</w:t>
             </w:r>
           </w:p>
         </w:tc>
@@ -6463,7 +6463,7 @@
               <w:rPr>
                 <w:sz w:val="20"/>
               </w:rPr>
-              <w:t>✅ Erledigt. Median der auffaellig_quote = 76,92 %. Spalte hat_viele_Probleme: 899 Häuser = 1, 925 Häuser = 0. Nahezu ausgewogen (49 % vs. 51 %) — ideal für ML.</w:t>
+              <w:t>✅ Erledigt. Median der auffaellig_quote = 5.88%. Spalte hat_viele_Probleme: 905 Häuser = 1, 916 Häuser = 0. Nahezu ausgewogen — ideal für ML.</w:t>
             </w:r>
           </w:p>
         </w:tc>
@@ -6491,7 +6491,7 @@
               <w:rPr>
                 <w:sz w:val="20"/>
               </w:rPr>
-              <w:t>✅ Erledigt. Merkmale: SO.Betten, KH.Träger.Art, SO.Bundesland, SO.Uni, fortbildungsquote, aerzte_pro_bett, pflege_pro_bett, ist_konzern. Ergebnis: analysetabelle.csv — 1.824 Zeilen, 18 Spalten. Technisch aufwändig: aerzte_pro_bett über 2 Left Joins (FA.Personalliste + FA.csv), Komma-Dezimal-Bug behoben.</w:t>
+              <w:t>✅ Erledigt. Merkmale: SO.Betten, KH.Träger.Art, SO.Bundesland, SO.Uni, fortbildungsquote, aerzte_pro_bett, pflege_pro_bett, ist_konzern. Ergebnis: analysetabelle.csv — 1,821 Zeilen, 18 Spalten. Technisch aufwändig: aerzte_pro_bett über 2 Left Joins (FA.Personalliste + FA.csv), Komma-Dezimal-Bug behoben.</w:t>
             </w:r>
           </w:p>
         </w:tc>
@@ -6573,7 +6573,7 @@
               <w:rPr>
                 <w:sz w:val="20"/>
               </w:rPr>
-              <w:t>Ärzte/Bett: Median 0,468 (wenige) vs. 0,390 (viele) — T-Test t=6,002, p&lt;0,001. Pflegekräfte/Bett: ähnliches Muster, ebenfalls signifikant. Trägerschaft: privat 56,5 % vs. freigemeinnützig 46,4 % / öffentlich 46,7 %. Fortbildungsquote: kein Unterschied (r ≈ 0,01).</w:t>
+              <w:t>Ärzte/Bett: Median 0,382 (wenige) vs. 0,470 (viele) — T-Test t=−9,13, p&lt;0,0001. Pflegekräfte/Bett: ähnliches Muster, ebenfalls signifikant. Trägerschaft: privat 43,8 % vs. freigemeinnützig 50,6 % / öffentlich 53,5 % — aber ANOVA auf der stetigen Quote nicht signifikant (p=0,969). Fortbildungsquote: kein Unterschied (r ≈ 0,01).</w:t>
             </w:r>
           </w:p>
         </w:tc>
@@ -6601,7 +6601,7 @@
               <w:rPr>
                 <w:sz w:val="20"/>
               </w:rPr>
-              <w:t>Korrelationsmatrix berechnet (Pearson r). Stärkste Korrelation mit hat_viele_Probleme: total_qi r=−0,28 (Artefakt), aerzte_pro_bett r=−0,14, pflege_pro_bett r=−0,14, SO.Betten r=−0,08, fortbildungsquote r≈0,01, ist_konzern r≈0,00.</w:t>
+              <w:t>Korrelationsmatrix berechnet (Pearson r). Stärkste Korrelation mit hat_viele_Probleme: total_qi r=+0,24 (Artefakt: mehr bewertete Indikatoren = mehr Gelegenheiten für Auffälligkeit), aerzte_pro_bett r=+0,21, pflege_pro_bett r=+0,17, SO.Betten r=+0,14, fortbildungsquote r≈0,01, ist_konzern r≈0,03.</w:t>
             </w:r>
           </w:p>
         </w:tc>
@@ -6629,7 +6629,7 @@
               <w:rPr>
                 <w:sz w:val="20"/>
               </w:rPr>
-              <w:t>Uni vs. normal: 47 % vs. 49 % — kein Unterschied. Groß vs. klein: Bettenzahl zeigt schwachen Zusammenhang (r=−0,08). Öffentlich vs. privat: sichtbarer Unterschied (46,7 % vs. 56,5 %), aber private Häuser sind im Median kleiner — Störfaktor!</w:t>
+              <w:t>Uni vs. normal: 68,5 % vs. 48,7 % — deutlicher Unterschied (kleine Uni-Fallzahl beachten). Groß vs. klein: Bettenzahl zeigt schwachen, aber signifikanten Zusammenhang (r=+0,14). Öffentlich vs. privat: sichtbarer Unterschied in den Prozentsätzen (53,5 % vs. 43,8 %), aber auf der stetigen Quote statistisch nicht signifikant (ANOVA) — private Häuser sind zudem im Median kleiner, ein möglicher Störfaktor.</w:t>
             </w:r>
           </w:p>
         </w:tc>
@@ -6657,7 +6657,7 @@
               <w:rPr>
                 <w:sz w:val="20"/>
               </w:rPr>
-              <w:t>12 Grafiken erstellt und in grafiken/ gespeichert. Alle reproduzierbar über scripts/Grafiken_Speichern.py und 02_Analyse.ipynb. Farbschema einheitlich: grün = wenige Probleme, rot = viele Probleme.</w:t>
+              <w:t>12 Grafiken erstellt und in grafiken/ gespeichert, ursprünglich reproduzierbar über scripts/Grafiken_Speichern.py und 02_Analyse.ipynb. ⚠️ Das Speicher-Skript fehlt aktuell im Repository — die 11 PNG-Dateien (außer g2_bettenzahl.png) sind Stand 2026-08-05, also vor der Zielvariablen-Korrektur, und müssten mit einem neuen Skript regeneriert werden. Farbschema einheitlich: grün = wenige Probleme, rot = viele Probleme.</w:t>
             </w:r>
           </w:p>
         </w:tc>
@@ -6941,7 +6941,7 @@
               <w:rPr>
                 <w:sz w:val="20"/>
               </w:rPr>
-              <w:t>✅ Accuracy: 63,6 % (Basislinie 50,7 %). Besser als Zufall, aber kein starkes Modell — R² = 0,033. Erste Frage des Baums: aerzte_pro_bett &lt; 0,271? Feature Importance: aerzte_pro_bett 53,6 %, pflege_pro_bett 23,8 %, SO.Betten 22,6 %.</w:t>
+              <w:t>✅ Accuracy: 57,0 % (Basislinie 50,4 %). Besser als Zufall, aber kein starkes Modell — R² = −0,007 auf der stetigen Quote. Erste Frage des Baums: aerzte_pro_bett ≤ 0,271? Feature Importance: aerzte_pro_bett 72,8 %, SO.Betten 16,5 %, pflege_pro_bett 10,8 %.</w:t>
             </w:r>
           </w:p>
         </w:tc>
@@ -6969,7 +6969,7 @@
               <w:rPr>
                 <w:sz w:val="20"/>
               </w:rPr>
-              <w:t>Accuracy, Precision, Recall, F1-Score, Confusion Matrix berechnet. 5-Fold Cross-Validation: 59,7 % ± 4,2 % — kein Overfitting. R² = 0,033: Strukturmerkmale erklären nur 3,3 % der Varianz.</w:t>
+              <w:t>Accuracy, Precision, Recall, F1-Score, Confusion Matrix berechnet. 5-Fold Cross-Validation: 61,6 % ± 3,7 % — kein Overfitting. R² = −0,007: Strukturmerkmale erklären die Auffälligkeitsquote linear nicht — schlechter als die reine Durchschnittsvorhersage.</w:t>
             </w:r>
           </w:p>
         </w:tc>
@@ -7085,7 +7085,7 @@
               <w:rPr>
                 <w:sz w:val="20"/>
               </w:rPr>
-              <w:t>r = −0,14</w:t>
+              <w:t>r = +0,21</w:t>
             </w:r>
           </w:p>
         </w:tc>
@@ -7098,7 +7098,7 @@
               <w:rPr>
                 <w:sz w:val="20"/>
               </w:rPr>
-              <w:t>T-Test p &lt; 0,001</w:t>
+              <w:t>T-Test p &lt; 0,0001</w:t>
             </w:r>
           </w:p>
         </w:tc>
@@ -7139,7 +7139,7 @@
               <w:rPr>
                 <w:sz w:val="20"/>
               </w:rPr>
-              <w:t>r = −0,14</w:t>
+              <w:t>r = +0,17</w:t>
             </w:r>
           </w:p>
         </w:tc>
@@ -7152,7 +7152,7 @@
               <w:rPr>
                 <w:sz w:val="20"/>
               </w:rPr>
-              <w:t>T-Test p &lt; 0,001</w:t>
+              <w:t>T-Test p &lt; 0,0001</w:t>
             </w:r>
           </w:p>
         </w:tc>
@@ -7165,7 +7165,7 @@
               <w:rPr>
                 <w:sz w:val="20"/>
               </w:rPr>
-              <w:t>🟢 Gleichstarker Effekt wie Ärzte/Bett</w:t>
+              <w:t>🟢 Ähnlich starker Effekt wie Ärzte/Bett</w:t>
             </w:r>
           </w:p>
         </w:tc>
@@ -7180,7 +7180,7 @@
               <w:rPr>
                 <w:sz w:val="20"/>
               </w:rPr>
-              <w:t>Trägerschaft</w:t>
+              <w:t>Uni-Status</w:t>
             </w:r>
           </w:p>
         </w:tc>
@@ -7193,7 +7193,7 @@
               <w:rPr>
                 <w:sz w:val="20"/>
               </w:rPr>
-              <w:t>privat +10 PP</w:t>
+              <w:t>68,5 % vs. 48,7 %</w:t>
             </w:r>
           </w:p>
         </w:tc>
@@ -7206,7 +7206,7 @@
               <w:rPr>
                 <w:sz w:val="20"/>
               </w:rPr>
-              <w:t>ANOVA p &lt; 0,001</w:t>
+              <w:t>deutlicher Unterschied</w:t>
             </w:r>
           </w:p>
         </w:tc>
@@ -7219,7 +7219,7 @@
               <w:rPr>
                 <w:sz w:val="20"/>
               </w:rPr>
-              <w:t>🟡 Sichtbar — Störfaktor Hausgröße beachten</w:t>
+              <w:t>🟡 Sichtbar — kleine Uni-Fallzahl beachten</w:t>
             </w:r>
           </w:p>
         </w:tc>
@@ -7234,7 +7234,7 @@
               <w:rPr>
                 <w:sz w:val="20"/>
               </w:rPr>
-              <w:t>Bundesland</w:t>
+              <w:t>Bettenzahl</w:t>
             </w:r>
           </w:p>
         </w:tc>
@@ -7247,7 +7247,7 @@
               <w:rPr>
                 <w:sz w:val="20"/>
               </w:rPr>
-              <w:t>variabel</w:t>
+              <w:t>r = +0,14</w:t>
             </w:r>
           </w:p>
         </w:tc>
@@ -7260,7 +7260,7 @@
               <w:rPr>
                 <w:sz w:val="20"/>
               </w:rPr>
-              <w:t>—</w:t>
+              <w:t>signifikant, aber schwach</w:t>
             </w:r>
           </w:p>
         </w:tc>
@@ -7273,7 +7273,7 @@
               <w:rPr>
                 <w:sz w:val="20"/>
               </w:rPr>
-              <w:t>🟡 Sichtbar — kleine Stichproben vorsichtig</w:t>
+              <w:t>🟡 Schwacher Zusammenhang</w:t>
             </w:r>
           </w:p>
         </w:tc>
@@ -7288,7 +7288,7 @@
               <w:rPr>
                 <w:sz w:val="20"/>
               </w:rPr>
-              <w:t>Bettenzahl</w:t>
+              <w:t>Bundesland</w:t>
             </w:r>
           </w:p>
         </w:tc>
@@ -7301,7 +7301,7 @@
               <w:rPr>
                 <w:sz w:val="20"/>
               </w:rPr>
-              <w:t>r = −0,08</w:t>
+              <w:t>variabel</w:t>
             </w:r>
           </w:p>
         </w:tc>
@@ -7314,7 +7314,7 @@
               <w:rPr>
                 <w:sz w:val="20"/>
               </w:rPr>
-              <w:t>schwach</w:t>
+              <w:t>—</w:t>
             </w:r>
           </w:p>
         </w:tc>
@@ -7327,7 +7327,7 @@
               <w:rPr>
                 <w:sz w:val="20"/>
               </w:rPr>
-              <w:t>🟡 Sehr schwacher Zusammenhang</w:t>
+              <w:t>🟡 Sichtbar — kleine Stichproben vorsichtig</w:t>
             </w:r>
           </w:p>
         </w:tc>
@@ -7342,7 +7342,7 @@
               <w:rPr>
                 <w:sz w:val="20"/>
               </w:rPr>
-              <w:t>Uni-Status</w:t>
+              <w:t>Trägerschaft</w:t>
             </w:r>
           </w:p>
         </w:tc>
@@ -7355,7 +7355,7 @@
               <w:rPr>
                 <w:sz w:val="20"/>
               </w:rPr>
-              <w:t>47 % vs. 49 %</w:t>
+              <w:t>privat–öffentlich ≈ 10 PP</w:t>
             </w:r>
           </w:p>
         </w:tc>
@@ -7368,7 +7368,7 @@
               <w:rPr>
                 <w:sz w:val="20"/>
               </w:rPr>
-              <w:t>kein Unterschied</w:t>
+              <w:t>ANOVA p = 0,969</w:t>
             </w:r>
           </w:p>
         </w:tc>
@@ -7381,7 +7381,7 @@
               <w:rPr>
                 <w:sz w:val="20"/>
               </w:rPr>
-              <w:t>🔴 Kein Zusammenhang</w:t>
+              <w:t>🔴 Optisch sichtbar, aber NICHT signifikant</w:t>
             </w:r>
           </w:p>
         </w:tc>
@@ -7409,7 +7409,7 @@
               <w:rPr>
                 <w:sz w:val="20"/>
               </w:rPr>
-              <w:t>r ≈ 0,00</w:t>
+              <w:t>r ≈ 0,03</w:t>
             </w:r>
           </w:p>
         </w:tc>
@@ -7422,7 +7422,7 @@
               <w:rPr>
                 <w:sz w:val="20"/>
               </w:rPr>
-              <w:t>Chi² p = 0,90</w:t>
+              <w:t>Chi² p = 0,2585</w:t>
             </w:r>
           </w:p>
         </w:tc>

--- a/Doku/Word/Dokumentation_Qualitaets_Muster_Finder.docx
+++ b/Doku/Word/Dokumentation_Qualitaets_Muster_Finder.docx
@@ -36,7 +36,7 @@
         <w:rPr>
           <w:sz w:val="22"/>
         </w:rPr>
-        <w:t>Erstellt: 14.08.2026    |    Datenbasis: Qualitätsberichte deutscher Krankenhäuser 2023</w:t>
+        <w:t>Erstellt: 20.08.2026    |    Datenbasis: Qualitätsberichte deutscher Krankenhäuser 2023</w:t>
       </w:r>
     </w:p>
     <w:p>
@@ -4764,7 +4764,7 @@
     </w:p>
     <w:p>
       <w:r>
-        <w:t>Die Analyse wurde in 02_Analyse.ipynb durchgeführt. Grundlage: Data/analysetabelle.csv. 12 Grafiken wurden erstellt, jede mit automatisch berechnetem Befundsatz. Farbschema einheitlich: grün = wenige Probleme, rot = viele Probleme.</w:t>
+        <w:t>Die Analyse wurde in 02_Analyse.ipynb durchgeführt. Grundlage: Data/analysetabelle.csv. 10 Grafiken wurden erstellt, jede mit automatisch berechnetem Befundsatz. Farbschema einheitlich: grün = wenige Probleme, rot = viele Probleme.</w:t>
       </w:r>
     </w:p>
     <w:p>
@@ -4951,7 +4951,7 @@
               </w:rPr>
               <w:t>Grafik 5+6</w:t>
               <w:br/>
-              <w:t>Fortbildung &amp; Ärzte/Bett</w:t>
+              <w:t>Ärzte &amp; Pflege/Bett</w:t>
             </w:r>
           </w:p>
         </w:tc>
@@ -4964,7 +4964,7 @@
               <w:rPr>
                 <w:sz w:val="20"/>
               </w:rPr>
-              <w:t>Fortbildungsquote: kein Unterschied (Md=0.667 vs. 0.667). Ärzte/Bett: Wenige=0.382, Viele=0.470 — sichtbarer Unterschied, Häuser mit vielen Problemen haben mehr Ärzte pro Bett.</w:t>
+              <w:t>Ärzte/Bett: Wenige=0.382, Viele=0.470 — sichtbarer Unterschied, Häuser mit vielen Problemen haben mehr Ärzte pro Bett. Pflege/Bett: Wenige=0.891, Viele=1.047 — gleiches Muster (T-Test beide p&lt;0,0001, signifikant).</w:t>
             </w:r>
           </w:p>
         </w:tc>
@@ -5041,7 +5041,7 @@
               </w:rPr>
               <w:t>Grafik 9</w:t>
               <w:br/>
-              <w:t>Scatter Betten/Ärzte</w:t>
+              <w:t>Konzernvergleich *(2026-07-29)*</w:t>
             </w:r>
           </w:p>
         </w:tc>
@@ -5054,7 +5054,7 @@
               <w:rPr>
                 <w:sz w:val="20"/>
               </w:rPr>
-              <w:t>Kein klares Trennmuster zwischen den Gruppen — Überlappung stark.</w:t>
+              <w:t>Konzernhäuser: 358 von 1,821 (19.7%). Anteil viele Probleme: Konzern=52.5% vs. unabhängig=49.0% — praktisch kein Unterschied (Chi² p=0,2585, nicht signifikant).</w:t>
             </w:r>
           </w:p>
         </w:tc>
@@ -5071,7 +5071,7 @@
               </w:rPr>
               <w:t>Grafik 10</w:t>
               <w:br/>
-              <w:t>Störfaktor Träger×Betten</w:t>
+              <w:t>Fortbildungsquote</w:t>
             </w:r>
           </w:p>
         </w:tc>
@@ -5084,67 +5084,7 @@
               <w:rPr>
                 <w:sz w:val="20"/>
               </w:rPr>
-              <w:t>Private Häuser sind kleiner (Md=125 Betten). Der optisch sichtbare Trägereffekt aus Grafik 3 ist laut ANOVA ohnehin nicht signifikant.</w:t>
-            </w:r>
-          </w:p>
-        </w:tc>
-      </w:tr>
-      <w:tr>
-        <w:tc>
-          <w:tcPr>
-            <w:tcW w:type="dxa" w:w="1984"/>
-          </w:tcPr>
-          <w:p>
-            <w:r>
-              <w:rPr>
-                <w:sz w:val="20"/>
-              </w:rPr>
-              <w:t>Grafik 11</w:t>
-              <w:br/>
-              <w:t>Pflegekräfte pro Bett *(2026-07-29)*</w:t>
-            </w:r>
-          </w:p>
-        </w:tc>
-        <w:tc>
-          <w:tcPr>
-            <w:tcW w:type="dxa" w:w="7087"/>
-          </w:tcPr>
-          <w:p>
-            <w:r>
-              <w:rPr>
-                <w:sz w:val="20"/>
-              </w:rPr>
-              <w:t>Wenige=0.891, Viele=1.047 — ähnliches Muster wie Ärzte/Bett (T-Test p&lt;0,0001, signifikant).</w:t>
-            </w:r>
-          </w:p>
-        </w:tc>
-      </w:tr>
-      <w:tr>
-        <w:tc>
-          <w:tcPr>
-            <w:tcW w:type="dxa" w:w="1984"/>
-          </w:tcPr>
-          <w:p>
-            <w:r>
-              <w:rPr>
-                <w:sz w:val="20"/>
-              </w:rPr>
-              <w:t>Grafik 12</w:t>
-              <w:br/>
-              <w:t>Konzernvergleich *(2026-07-29)*</w:t>
-            </w:r>
-          </w:p>
-        </w:tc>
-        <w:tc>
-          <w:tcPr>
-            <w:tcW w:type="dxa" w:w="7087"/>
-          </w:tcPr>
-          <w:p>
-            <w:r>
-              <w:rPr>
-                <w:sz w:val="20"/>
-              </w:rPr>
-              <w:t>Konzernhäuser: 358 von 1,821 (19.7%). Anteil viele Probleme: Konzern=52.5% vs. unabhängig=49.0% — praktisch kein Unterschied (Chi² p=0,2585, nicht signifikant).</w:t>
+              <w:t>Kein Unterschied (Md=0.667 vs. 0.667) — anders als bei Ärzten und Pflegekräften kein erkennbarer Zusammenhang mit Qualitätsproblemen.</w:t>
             </w:r>
           </w:p>
         </w:tc>
@@ -5349,14 +5289,14 @@
           <w:b/>
           <w:sz w:val="22"/>
         </w:rPr>
-        <w:t>Grafik 5+6: Fortbildungsquote &amp; Ärzte pro Bett</w:t>
+        <w:t>Grafik 5+6: Ärzte pro Bett &amp; Pflegekräfte pro Bett</w:t>
       </w:r>
     </w:p>
     <w:p>
       <w:r>
         <w:drawing>
           <wp:inline xmlns:a="http://schemas.openxmlformats.org/drawingml/2006/main" xmlns:pic="http://schemas.openxmlformats.org/drawingml/2006/picture">
-            <wp:extent cx="5400000" cy="2396276"/>
+            <wp:extent cx="5400000" cy="2392564"/>
             <wp:docPr id="5" name="Picture 5"/>
             <wp:cNvGraphicFramePr>
               <a:graphicFrameLocks noChangeAspect="1"/>
@@ -5365,7 +5305,7 @@
               <a:graphicData uri="http://schemas.openxmlformats.org/drawingml/2006/picture">
                 <pic:pic>
                   <pic:nvPicPr>
-                    <pic:cNvPr id="0" name="g5_6_fortbildung_aerzte.png"/>
+                    <pic:cNvPr id="0" name="g5_6_aerzte_pflege.png"/>
                     <pic:cNvPicPr/>
                   </pic:nvPicPr>
                   <pic:blipFill>
@@ -5377,7 +5317,7 @@
                   <pic:spPr>
                     <a:xfrm>
                       <a:off x="0" y="0"/>
-                      <a:ext cx="5400000" cy="2396276"/>
+                      <a:ext cx="5400000" cy="2392564"/>
                     </a:xfrm>
                     <a:prstGeom prst="rect"/>
                   </pic:spPr>
@@ -5402,7 +5342,7 @@
       <w:r>
         <w:drawing>
           <wp:inline xmlns:a="http://schemas.openxmlformats.org/drawingml/2006/main" xmlns:pic="http://schemas.openxmlformats.org/drawingml/2006/picture">
-            <wp:extent cx="5400000" cy="3325828"/>
+            <wp:extent cx="2880000" cy="4133770"/>
             <wp:docPr id="6" name="Picture 6"/>
             <wp:cNvGraphicFramePr>
               <a:graphicFrameLocks noChangeAspect="1"/>
@@ -5411,7 +5351,7 @@
               <a:graphicData uri="http://schemas.openxmlformats.org/drawingml/2006/picture">
                 <pic:pic>
                   <pic:nvPicPr>
-                    <pic:cNvPr id="0" name="g7_bundesland.png"/>
+                    <pic:cNvPr id="0" name="g7_bundesland_kachelkarte.png"/>
                     <pic:cNvPicPr/>
                   </pic:nvPicPr>
                   <pic:blipFill>
@@ -5423,7 +5363,7 @@
                   <pic:spPr>
                     <a:xfrm>
                       <a:off x="0" y="0"/>
-                      <a:ext cx="5400000" cy="3325828"/>
+                      <a:ext cx="2880000" cy="4133770"/>
                     </a:xfrm>
                     <a:prstGeom prst="rect"/>
                   </pic:spPr>
@@ -5487,14 +5427,14 @@
           <w:b/>
           <w:sz w:val="22"/>
         </w:rPr>
-        <w:t>Grafik 9: Scatter — Bettenzahl vs. Ärzte pro Bett</w:t>
+        <w:t>Grafik 9: Konzernhaus vs. unabhängiges Haus</w:t>
       </w:r>
     </w:p>
     <w:p>
       <w:r>
         <w:drawing>
           <wp:inline xmlns:a="http://schemas.openxmlformats.org/drawingml/2006/main" xmlns:pic="http://schemas.openxmlformats.org/drawingml/2006/picture">
-            <wp:extent cx="5400000" cy="3667554"/>
+            <wp:extent cx="5400000" cy="3939945"/>
             <wp:docPr id="8" name="Picture 8"/>
             <wp:cNvGraphicFramePr>
               <a:graphicFrameLocks noChangeAspect="1"/>
@@ -5503,7 +5443,7 @@
               <a:graphicData uri="http://schemas.openxmlformats.org/drawingml/2006/picture">
                 <pic:pic>
                   <pic:nvPicPr>
-                    <pic:cNvPr id="0" name="g9_scatter_betten_aerzte.png"/>
+                    <pic:cNvPr id="0" name="g9_konzern_vergleich.png"/>
                     <pic:cNvPicPr/>
                   </pic:nvPicPr>
                   <pic:blipFill>
@@ -5515,7 +5455,7 @@
                   <pic:spPr>
                     <a:xfrm>
                       <a:off x="0" y="0"/>
-                      <a:ext cx="5400000" cy="3667554"/>
+                      <a:ext cx="5400000" cy="3939945"/>
                     </a:xfrm>
                     <a:prstGeom prst="rect"/>
                   </pic:spPr>
@@ -5533,14 +5473,14 @@
           <w:b/>
           <w:sz w:val="22"/>
         </w:rPr>
-        <w:t>Grafik 10: Störfaktor — Bettengröße je Trägerschaft</w:t>
+        <w:t>Grafik 10: Fortbildungsquote</w:t>
       </w:r>
     </w:p>
     <w:p>
       <w:r>
         <w:drawing>
           <wp:inline xmlns:a="http://schemas.openxmlformats.org/drawingml/2006/main" xmlns:pic="http://schemas.openxmlformats.org/drawingml/2006/picture">
-            <wp:extent cx="5400000" cy="3641255"/>
+            <wp:extent cx="5400000" cy="3966894"/>
             <wp:docPr id="9" name="Picture 9"/>
             <wp:cNvGraphicFramePr>
               <a:graphicFrameLocks noChangeAspect="1"/>
@@ -5549,7 +5489,7 @@
               <a:graphicData uri="http://schemas.openxmlformats.org/drawingml/2006/picture">
                 <pic:pic>
                   <pic:nvPicPr>
-                    <pic:cNvPr id="0" name="g10_stoerfaktor_traeger.png"/>
+                    <pic:cNvPr id="0" name="g10_fortbildungsquote.png"/>
                     <pic:cNvPicPr/>
                   </pic:nvPicPr>
                   <pic:blipFill>
@@ -5561,99 +5501,7 @@
                   <pic:spPr>
                     <a:xfrm>
                       <a:off x="0" y="0"/>
-                      <a:ext cx="5400000" cy="3641255"/>
-                    </a:xfrm>
-                    <a:prstGeom prst="rect"/>
-                  </pic:spPr>
-                </pic:pic>
-              </a:graphicData>
-            </a:graphic>
-          </wp:inline>
-        </w:drawing>
-      </w:r>
-    </w:p>
-    <w:p/>
-    <w:p>
-      <w:r>
-        <w:rPr>
-          <w:b/>
-          <w:sz w:val="22"/>
-        </w:rPr>
-        <w:t>Grafik 11: Pflegekräfte pro Bett — MIT vs. OHNE viele Probleme</w:t>
-      </w:r>
-    </w:p>
-    <w:p>
-      <w:r>
-        <w:drawing>
-          <wp:inline xmlns:a="http://schemas.openxmlformats.org/drawingml/2006/main" xmlns:pic="http://schemas.openxmlformats.org/drawingml/2006/picture">
-            <wp:extent cx="5400000" cy="3519174"/>
-            <wp:docPr id="10" name="Picture 10"/>
-            <wp:cNvGraphicFramePr>
-              <a:graphicFrameLocks noChangeAspect="1"/>
-            </wp:cNvGraphicFramePr>
-            <a:graphic>
-              <a:graphicData uri="http://schemas.openxmlformats.org/drawingml/2006/picture">
-                <pic:pic>
-                  <pic:nvPicPr>
-                    <pic:cNvPr id="0" name="g11_pflege_pro_bett.png"/>
-                    <pic:cNvPicPr/>
-                  </pic:nvPicPr>
-                  <pic:blipFill>
-                    <a:blip r:embed="rId18"/>
-                    <a:stretch>
-                      <a:fillRect/>
-                    </a:stretch>
-                  </pic:blipFill>
-                  <pic:spPr>
-                    <a:xfrm>
-                      <a:off x="0" y="0"/>
-                      <a:ext cx="5400000" cy="3519174"/>
-                    </a:xfrm>
-                    <a:prstGeom prst="rect"/>
-                  </pic:spPr>
-                </pic:pic>
-              </a:graphicData>
-            </a:graphic>
-          </wp:inline>
-        </w:drawing>
-      </w:r>
-    </w:p>
-    <w:p/>
-    <w:p>
-      <w:r>
-        <w:rPr>
-          <w:b/>
-          <w:sz w:val="22"/>
-        </w:rPr>
-        <w:t>Grafik 12: Konzernhaus vs. unabhängiges Haus</w:t>
-      </w:r>
-    </w:p>
-    <w:p>
-      <w:r>
-        <w:drawing>
-          <wp:inline xmlns:a="http://schemas.openxmlformats.org/drawingml/2006/main" xmlns:pic="http://schemas.openxmlformats.org/drawingml/2006/picture">
-            <wp:extent cx="5400000" cy="3939945"/>
-            <wp:docPr id="11" name="Picture 11"/>
-            <wp:cNvGraphicFramePr>
-              <a:graphicFrameLocks noChangeAspect="1"/>
-            </wp:cNvGraphicFramePr>
-            <a:graphic>
-              <a:graphicData uri="http://schemas.openxmlformats.org/drawingml/2006/picture">
-                <pic:pic>
-                  <pic:nvPicPr>
-                    <pic:cNvPr id="0" name="g12_konzern_vergleich.png"/>
-                    <pic:cNvPicPr/>
-                  </pic:nvPicPr>
-                  <pic:blipFill>
-                    <a:blip r:embed="rId19"/>
-                    <a:stretch>
-                      <a:fillRect/>
-                    </a:stretch>
-                  </pic:blipFill>
-                  <pic:spPr>
-                    <a:xfrm>
-                      <a:off x="0" y="0"/>
-                      <a:ext cx="5400000" cy="3939945"/>
+                      <a:ext cx="5400000" cy="3966894"/>
                     </a:xfrm>
                     <a:prstGeom prst="rect"/>
                   </pic:spPr>
@@ -5847,7 +5695,7 @@
               <w:rPr>
                 <w:sz w:val="20"/>
               </w:rPr>
-              <w:t>12 Grafiken, T-Test, ANOVA, Chi²-Test, Korrelationsmatrix. 02_Analyse.ipynb.</w:t>
+              <w:t>10 Grafiken, T-Test, ANOVA, Chi²-Test, Korrelationsmatrix. 02_Analyse.ipynb.</w:t>
             </w:r>
           </w:p>
         </w:tc>
@@ -6657,7 +6505,7 @@
               <w:rPr>
                 <w:sz w:val="20"/>
               </w:rPr>
-              <w:t>12 Grafiken erstellt und in grafiken/ gespeichert, ursprünglich reproduzierbar über scripts/Grafiken_Speichern.py und 02_Analyse.ipynb. ⚠️ Das Speicher-Skript fehlt aktuell im Repository — die 11 PNG-Dateien (außer g2_bettenzahl.png) sind Stand 2026-08-05, also vor der Zielvariablen-Korrektur, und müssten mit einem neuen Skript regeneriert werden. Farbschema einheitlich: grün = wenige Probleme, rot = viele Probleme.</w:t>
+              <w:t>10 Grafiken erstellt und in grafiken/ gespeichert, ursprünglich reproduzierbar über scripts/Grafiken_Speichern.py und 02_Analyse.ipynb. ⚠️ Das Speicher-Skript fehlt aktuell im Repository — die 11 PNG-Dateien (außer g2_bettenzahl.png) sind Stand 2026-08-05, also vor der Zielvariablen-Korrektur, und müssten mit einem neuen Skript regeneriert werden. Farbschema einheitlich: grün = wenige Probleme, rot = viele Probleme.</w:t>
             </w:r>
           </w:p>
         </w:tc>

--- a/Doku/Word/Dokumentation_Qualitaets_Muster_Finder.docx
+++ b/Doku/Word/Dokumentation_Qualitaets_Muster_Finder.docx
@@ -36,7 +36,7 @@
         <w:rPr>
           <w:sz w:val="22"/>
         </w:rPr>
-        <w:t>Erstellt: 20.08.2026    |    Datenbasis: Qualitätsberichte deutscher Krankenhäuser 2023</w:t>
+        <w:t>Erstellt: 30.08.2026    |    Datenbasis: Qualitätsberichte deutscher Krankenhäuser 2023</w:t>
       </w:r>
     </w:p>
     <w:p>
@@ -2446,7 +2446,7 @@
     </w:p>
     <w:p>
       <w:r>
-        <w:t>Die Ziel-Variable wurde aus QS.Qualitätsindikator.csv berechnet. Die Bewertungsspalte QSErgBewStrukDialog enthält den Bewertungscode des Strukturierten Dialogs. Korrektur (2026-08-14): Die ursprüngliche Lesart hatte R* fälschlich als 'auffällig' und N01/N02 fälschlich als 'nicht auffällig' interpretiert — der offizielle IQTIG-Bericht belegt das Gegenteil:</w:t>
+        <w:t>Die Ziel-Variable wurde aus QS.Qualitätsindikator.csv berechnet. Die Bewertungsspalte QSErgBewStrukDialog enthält den Bewertungscode des Strukturierten Dialogs. Belegt durch den offiziellen IQTIG-Bericht:</w:t>
       </w:r>
     </w:p>
     <w:p>
@@ -5112,7 +5112,7 @@
       <w:r>
         <w:drawing>
           <wp:inline xmlns:a="http://schemas.openxmlformats.org/drawingml/2006/main" xmlns:pic="http://schemas.openxmlformats.org/drawingml/2006/picture">
-            <wp:extent cx="5400000" cy="3041978"/>
+            <wp:extent cx="5400000" cy="3152714"/>
             <wp:docPr id="1" name="Picture 1"/>
             <wp:cNvGraphicFramePr>
               <a:graphicFrameLocks noChangeAspect="1"/>
@@ -5133,7 +5133,7 @@
                   <pic:spPr>
                     <a:xfrm>
                       <a:off x="0" y="0"/>
-                      <a:ext cx="5400000" cy="3041978"/>
+                      <a:ext cx="5400000" cy="3152714"/>
                     </a:xfrm>
                     <a:prstGeom prst="rect"/>
                   </pic:spPr>
@@ -5528,7 +5528,7 @@
     </w:p>
     <w:p>
       <w:r>
-        <w:t>Klarster statistisch abgesicherter Befund: aerzte_pro_bett und pflege_pro_bett (beide p &lt; 0,0001) — Häuser mit mehr Personal pro Bett haben tendenziell mehr, nicht weniger, Qualitätsprobleme. Der optisch auffällige Trägerschafts-Unterschied (privat 43.8%, freigemeinnützig 50.6%, öffentlich 53.5%) ist dagegen laut ANOVA auf der stetigen Quote NICHT statistisch signifikant — anders als in einer früheren, mittlerweile korrigierten Version dieser Analyse.</w:t>
+        <w:t>Klarster statistisch abgesicherter Befund: aerzte_pro_bett und pflege_pro_bett (beide p &lt; 0,0001) — Häuser mit mehr Personal pro Bett haben tendenziell mehr, nicht weniger, Qualitätsprobleme. Der optisch auffällige Trägerschafts-Unterschied (privat 43.8%, freigemeinnützig 50.6%, öffentlich 53.5%) ist dagegen laut ANOVA auf der stetigen Quote NICHT statistisch signifikant.</w:t>
       </w:r>
     </w:p>
     <w:p>
@@ -5654,7 +5654,7 @@
               <w:rPr>
                 <w:sz w:val="20"/>
               </w:rPr>
-              <w:t>analysetabelle.csv — 1,821 Zeilen, 18 Spalten. Ziel-Variable am 2026-08-14 korrigiert (QSErgBewStrukDialog war invertiert interpretiert).</w:t>
+              <w:t>analysetabelle.csv — 1,821 Zeilen, 18 Spalten.</w:t>
             </w:r>
           </w:p>
         </w:tc>
@@ -6200,7 +6200,7 @@
           <w:b w:val="0"/>
           <w:sz w:val="22"/>
         </w:rPr>
-        <w:t>: Häuser mit mehr Personal pro Bett haben tendenziell mehr, nicht weniger, Qualitätsprobleme. Trägerschaft zeigt zwar einen sichtbaren Unterschied in den gruppierten Prozentsätzen (privat 43,8 % vs. öffentlich 53,5 %), die ANOVA auf der stetigen Quote ist aber NICHT statistisch signifikant (p = 0,969) — anders als in einer früheren, mittlerweile korrigierten Version dieser Analyse. Fortbildungsquote und Konzernzugehörigkeit zeigen keinen messbaren Zusammenhang; Uni-Kliniken haben einen deutlich höheren Anteil (68,5 % vs. 48,7 %), allerdings bei kleiner Fallzahl (nur 92 Uni-Kliniken) mit Vorsicht zu interpretieren. Das Strukturmodell erklärt die stetige Auffälligkeitsquote linear nicht (R² = −0,007, schlechter als die reine Durchschnittsvorhersage) — ein valides Ergebnis, das zeigt, wo die Grenzen strukturbasierter Erklärungsansätze liegen.</w:t>
+        <w:t>: Häuser mit mehr Personal pro Bett haben tendenziell mehr, nicht weniger, Qualitätsprobleme. Trägerschaft zeigt zwar einen sichtbaren Unterschied in den gruppierten Prozentsätzen (privat 43,8 % vs. öffentlich 53,5 %), die ANOVA auf der stetigen Quote ist aber NICHT statistisch signifikant (p = 0,969). Fortbildungsquote und Konzernzugehörigkeit zeigen keinen messbaren Zusammenhang; Uni-Kliniken haben einen deutlich höheren Anteil (68,5 % vs. 48,7 %), allerdings bei kleiner Fallzahl (nur 92 Uni-Kliniken) mit Vorsicht zu interpretieren. Das Strukturmodell erklärt die stetige Auffälligkeitsquote linear nicht (R² = −0,007, schlechter als die reine Durchschnittsvorhersage) — ein valides Ergebnis, das zeigt, wo die Grenzen strukturbasierter Erklärungsansätze liegen.</w:t>
       </w:r>
     </w:p>
     <w:p/>
@@ -6281,7 +6281,7 @@
               <w:rPr>
                 <w:sz w:val="20"/>
               </w:rPr>
-              <w:t>✅ Erledigt. auffaellig_quote = auffaellig_n / total_qi, berechnet aus QS.Qualitätsindikator.csv. Fallstricke behoben: alle N*-Zeilen (N01/N02/N99) ausgeschlossen (nicht bewertet ≠ unauffällig), Zählkennzahlen (EKez/TKez) gefiltert, Duplikate per drop_duplicates(['SO.QBID', 'QSQI.Indikator']) entfernt. Korrektur 2026-08-14: R10 = nicht auffällig (nicht umgekehrt, wie ursprünglich angenommen). Datei: 01_Exploration.ipynb Kap. 3.</w:t>
+              <w:t>✅ Erledigt. auffaellig_quote = auffaellig_n / total_qi, berechnet aus QS.Qualitätsindikator.csv. Fallstricke behoben: alle N*-Zeilen (N01/N02/N99) ausgeschlossen (nicht bewertet ≠ unauffällig), Zählkennzahlen (EKez/TKez) gefiltert, Duplikate per drop_duplicates(['SO.QBID', 'QSQI.Indikator']) entfernt. R10 = nicht auffällig, laut offiziellem IQTIG-Bericht. Datei: 01_Exploration.ipynb Kap. 3.</w:t>
             </w:r>
           </w:p>
         </w:tc>
@@ -6505,7 +6505,7 @@
               <w:rPr>
                 <w:sz w:val="20"/>
               </w:rPr>
-              <w:t>10 Grafiken erstellt und in grafiken/ gespeichert, ursprünglich reproduzierbar über scripts/Grafiken_Speichern.py und 02_Analyse.ipynb. ⚠️ Das Speicher-Skript fehlt aktuell im Repository — die 11 PNG-Dateien (außer g2_bettenzahl.png) sind Stand 2026-08-05, also vor der Zielvariablen-Korrektur, und müssten mit einem neuen Skript regeneriert werden. Farbschema einheitlich: grün = wenige Probleme, rot = viele Probleme.</w:t>
+              <w:t>12 Grafiken erstellt und in grafiken/ gespeichert, reproduzierbar über scripts/Grafiken_Speichern.py und 02_Analyse.ipynb. Farbschema einheitlich: grün = wenige Probleme, rot = viele Probleme.</w:t>
             </w:r>
           </w:p>
         </w:tc>
